--- a/cv/hhc版/word/cv_metrics-0928.docx
+++ b/cv/hhc版/word/cv_metrics-0928.docx
@@ -1,6 +1,6 @@
 
 <file path=word/document.xml><?xml version="1.0" encoding="utf-8"?>
-<w:document xmlns:w="http://schemas.openxmlformats.org/wordprocessingml/2006/main" xmlns:r="http://schemas.openxmlformats.org/officeDocument/2006/relationships">
+<w:document xmlns:wpc="http://schemas.microsoft.com/office/word/2010/wordprocessingCanvas" xmlns:cx="http://schemas.microsoft.com/office/drawing/2014/chartex" xmlns:cx1="http://schemas.microsoft.com/office/drawing/2015/9/8/chartex" xmlns:cx2="http://schemas.microsoft.com/office/drawing/2015/10/21/chartex" xmlns:cx3="http://schemas.microsoft.com/office/drawing/2016/5/9/chartex" xmlns:cx4="http://schemas.microsoft.com/office/drawing/2016/5/10/chartex" xmlns:cx5="http://schemas.microsoft.com/office/drawing/2016/5/11/chartex" xmlns:cx6="http://schemas.microsoft.com/office/drawing/2016/5/12/chartex" xmlns:cx7="http://schemas.microsoft.com/office/drawing/2016/5/13/chartex" xmlns:cx8="http://schemas.microsoft.com/office/drawing/2016/5/14/chartex" xmlns:mc="http://schemas.openxmlformats.org/markup-compatibility/2006" xmlns:m="http://schemas.openxmlformats.org/officeDocument/2006/math" xmlns:aink="http://schemas.microsoft.com/office/drawing/2016/ink" xmlns:am3d="http://schemas.microsoft.com/office/drawing/2017/model3d" xmlns:oel="http://schemas.microsoft.com/office/2019/extlst" xmlns:r="http://schemas.openxmlformats.org/officeDocument/2006/relationships" xmlns:wp14="http://schemas.microsoft.com/office/word/2010/wordprocessingDrawing" xmlns:wp="http://schemas.openxmlformats.org/drawingml/2006/wordprocessingDrawing" xmlns:wpg="http://schemas.microsoft.com/office/word/2010/wordprocessingGroup" xmlns:wpi="http://schemas.microsoft.com/office/word/2010/wordprocessingInk" xmlns:wps="http://schemas.microsoft.com/office/word/2010/wordprocessingShape" xmlns:o="urn:schemas-microsoft-com:office:office" xmlns:v="urn:schemas-microsoft-com:vml" xmlns:w10="urn:schemas-microsoft-com:office:word" xmlns:w="http://schemas.openxmlformats.org/wordprocessingml/2006/main" xmlns:w14="http://schemas.microsoft.com/office/word/2010/wordml" xmlns:w15="http://schemas.microsoft.com/office/word/2012/wordml" xmlns:w16cex="http://schemas.microsoft.com/office/word/2018/wordml/cex" xmlns:w16cid="http://schemas.microsoft.com/office/word/2016/wordml/cid" xmlns:w16="http://schemas.microsoft.com/office/word/2018/wordml" xmlns:w16sdtdh="http://schemas.microsoft.com/office/word/2020/wordml/sdtdatahash" xmlns:w16sdtfl="http://schemas.microsoft.com/office/word/2024/wordml/sdtformatlock" xmlns:w16se="http://schemas.microsoft.com/office/word/2015/wordml/symex" xmlns:w16du="http://schemas.microsoft.com/office/word/2023/wordml/word16du" xmlns:wne="http://schemas.microsoft.com/office/word/2006/wordml" mc:Ignorable="w14 w15 w16se w16cid w16 w16cex w16sdtdh w16sdtfl w16du wp14">
   <w:body>
     <w:p>
       <w:pPr>
@@ -13,7 +13,7 @@
           <w:sz w:val="24"/>
           <w:szCs w:val="24"/>
         </w:rPr>
-        <w:t xml:space="preserve">Yu-You Liou</w:t>
+        <w:t>Yu-You Liou</w:t>
       </w:r>
     </w:p>
     <w:p>
@@ -22,13 +22,11 @@
         <w:spacing w:before="80"/>
       </w:pPr>
       <w:r>
-        <w:t xml:space="preserve">Ph.D. Candidate</w:t>
+        <w:t>Ph.D. Candidate</w:t>
       </w:r>
       <w:r>
         <w:tab/>
-      </w:r>
-      <w:r>
-        <w:t xml:space="preserve">+886-978-910-776</w:t>
+        <w:t>+886-978-910-776</w:t>
       </w:r>
     </w:p>
     <w:p>
@@ -36,17 +34,17 @@
         <w:pStyle w:val="CVAddress"/>
       </w:pPr>
       <w:r>
-        <w:t xml:space="preserve">Department of Agricultural Economics</w:t>
+        <w:t>Department of Agricultural Economics</w:t>
       </w:r>
       <w:r>
         <w:tab/>
       </w:r>
-      <w:hyperlink r:id="rIdLink1" w:history="1">
+      <w:hyperlink r:id="rId6" w:history="1">
         <w:r>
           <w:rPr>
-            <w:rStyle w:val="Hyperlink"/>
+            <w:rStyle w:val="a3"/>
           </w:rPr>
-          <w:t xml:space="preserve">d10627008@ntu.edu.tw</w:t>
+          <w:t>d10627008@ntu.edu.tw</w:t>
         </w:r>
       </w:hyperlink>
     </w:p>
@@ -55,17 +53,17 @@
         <w:pStyle w:val="CVAddress"/>
       </w:pPr>
       <w:r>
-        <w:t xml:space="preserve">National Taiwan University</w:t>
+        <w:t>National Taiwan University</w:t>
       </w:r>
       <w:r>
         <w:tab/>
       </w:r>
-      <w:hyperlink r:id="rIdLink2" w:history="1">
+      <w:hyperlink r:id="rId7" w:history="1">
         <w:r>
           <w:rPr>
-            <w:rStyle w:val="Hyperlink"/>
+            <w:rStyle w:val="a3"/>
           </w:rPr>
-          <w:t xml:space="preserve">yyliou.github.io</w:t>
+          <w:t>yyliou.github.io</w:t>
         </w:r>
       </w:hyperlink>
     </w:p>
@@ -74,20 +72,18 @@
         <w:pStyle w:val="CVAddress"/>
       </w:pPr>
       <w:r>
-        <w:t xml:space="preserve">No. 1, Sec. 4, Roosevelt Rd.</w:t>
+        <w:t>No. 1, Sec. 4, Roosevelt Rd.</w:t>
       </w:r>
       <w:r>
         <w:tab/>
-      </w:r>
-      <w:r>
         <w:t xml:space="preserve">ORCID </w:t>
       </w:r>
-      <w:hyperlink r:id="rIdLink3" w:history="1">
+      <w:hyperlink r:id="rId8" w:history="1">
         <w:r>
           <w:rPr>
-            <w:rStyle w:val="Hyperlink"/>
+            <w:rStyle w:val="a3"/>
           </w:rPr>
-          <w:t xml:space="preserve">0009-0006-3155-7540</w:t>
+          <w:t>0009-0006-3155-7540</w:t>
         </w:r>
       </w:hyperlink>
     </w:p>
@@ -96,7 +92,7 @@
         <w:pStyle w:val="CVAddress"/>
       </w:pPr>
       <w:r>
-        <w:t xml:space="preserve">Taipei 106319, Taiwan (R.O.C.)</w:t>
+        <w:t>Taipei 106319, Taiwan (R.O.C.)</w:t>
       </w:r>
       <w:r>
         <w:tab/>
@@ -110,23 +106,12 @@
     <w:tbl>
       <w:tblPr>
         <w:tblW w:w="9648" w:type="dxa"/>
-        <w:tblInd w:w="0" w:type="dxa"/>
-        <w:tblBorders>
-          <w:top w:val="none" w:sz="0" w:space="0" w:color="auto"/>
-          <w:left w:val="none" w:sz="0" w:space="0" w:color="auto"/>
-          <w:bottom w:val="none" w:sz="0" w:space="0" w:color="auto"/>
-          <w:right w:val="none" w:sz="0" w:space="0" w:color="auto"/>
-          <w:insideH w:val="none" w:sz="0" w:space="0" w:color="auto"/>
-          <w:insideV w:val="none" w:sz="0" w:space="0" w:color="auto"/>
-        </w:tblBorders>
         <w:tblLayout w:type="fixed"/>
         <w:tblCellMar>
-          <w:top w:w="0" w:type="dxa"/>
           <w:left w:w="0" w:type="dxa"/>
-          <w:bottom w:w="0" w:type="dxa"/>
           <w:right w:w="0" w:type="dxa"/>
         </w:tblCellMar>
-        <w:tblLook w:val="0000" w:firstRow="0" w:lastRow="0" w:firstColumn="0" w:lastColumn="0" w:noHBand="1" w:noVBand="1"/>
+        <w:tblLook w:val="0600" w:firstRow="0" w:lastRow="0" w:firstColumn="0" w:lastColumn="0" w:noHBand="1" w:noVBand="1"/>
       </w:tblPr>
       <w:tblGrid>
         <w:gridCol w:w="1656"/>
@@ -144,11 +129,11 @@
           </w:tcPr>
           <w:p>
             <w:pPr>
-              <w:pStyle w:val="CVSection"/>
+              <w:pStyle w:val="CVSectionTitle"/>
               <w:spacing w:before="186"/>
             </w:pPr>
             <w:r>
-              <w:t xml:space="preserve">Education</w:t>
+              <w:t>Education</w:t>
             </w:r>
           </w:p>
         </w:tc>
@@ -167,27 +152,27 @@
                 <w:i/>
                 <w:iCs/>
               </w:rPr>
-              <w:t xml:space="preserve">National Taiwan University</w:t>
-            </w:r>
-            <w:r>
-              <w:t xml:space="preserve">, Ph.D. Candidate, Agricultural Economics</w:t>
-            </w:r>
-            <w:r>
-              <w:tab/>
-            </w:r>
-            <w:r>
-              <w:rPr>
-                <w:rFonts w:eastAsia="Times New Roman"/>
-              </w:rPr>
-              <w:t xml:space="preserve">2022–present</w:t>
-            </w:r>
-          </w:p>
-          <w:p>
-            <w:pPr>
-              <w:pStyle w:val="CVEntryCont"/>
-            </w:pPr>
-            <w:r>
-              <w:t xml:space="preserve">Expected graduation: May 2027. Supervisor: Prof. Hung-Hao Chang.</w:t>
+              <w:t>National Taiwan University</w:t>
+            </w:r>
+            <w:r>
+              <w:t>, Ph.D. Candidate, Agricultural Economics</w:t>
+            </w:r>
+            <w:r>
+              <w:tab/>
+            </w:r>
+            <w:r>
+              <w:rPr>
+                <w:rFonts w:eastAsia="Times New Roman"/>
+              </w:rPr>
+              <w:t>2022–present</w:t>
+            </w:r>
+          </w:p>
+          <w:p>
+            <w:pPr>
+              <w:pStyle w:val="CVEntryContinued"/>
+            </w:pPr>
+            <w:r>
+              <w:t>Expected graduation: May 2027. Supervisor: Prof. Hung-Hao Chang.</w:t>
             </w:r>
           </w:p>
           <w:p>
@@ -199,57 +184,55 @@
                 <w:i/>
                 <w:iCs/>
               </w:rPr>
-              <w:t xml:space="preserve">National Taiwan University</w:t>
-            </w:r>
-            <w:r>
-              <w:t xml:space="preserve">, MS, Agricultural Economics; MS, Statistics</w:t>
-            </w:r>
-            <w:r>
-              <w:tab/>
-            </w:r>
-            <w:r>
-              <w:t xml:space="preserve">2021</w:t>
-            </w:r>
-          </w:p>
-          <w:p>
-            <w:pPr>
-              <w:pStyle w:val="CVEntryCont"/>
-            </w:pPr>
-            <w:r>
-              <w:rPr>
-                <w:rFonts w:eastAsia="Times New Roman"/>
-              </w:rPr>
-              <w:t xml:space="preserve">Double master’s degree. GPA 4.19/4.3 [</w:t>
-            </w:r>
-            <w:hyperlink r:id="rIdLink4" w:history="1">
-              <w:r>
-                <w:rPr>
-                  <w:rStyle w:val="Hyperlink"/>
-                </w:rPr>
-                <w:t xml:space="preserve">Transcript</w:t>
+              <w:t>National Taiwan University</w:t>
+            </w:r>
+            <w:r>
+              <w:t>, MS, Agricultural Economics; MS, Statistics</w:t>
+            </w:r>
+            <w:r>
+              <w:tab/>
+              <w:t>2021</w:t>
+            </w:r>
+          </w:p>
+          <w:p>
+            <w:pPr>
+              <w:pStyle w:val="CVEntryContinued"/>
+            </w:pPr>
+            <w:r>
+              <w:rPr>
+                <w:rFonts w:eastAsia="Times New Roman"/>
+              </w:rPr>
+              <w:t>Double master’s degree. GPA 4.19/4.3 [</w:t>
+            </w:r>
+            <w:hyperlink r:id="rId9" w:history="1">
+              <w:r>
+                <w:rPr>
+                  <w:rStyle w:val="a3"/>
+                </w:rPr>
+                <w:t>Transcript</w:t>
               </w:r>
             </w:hyperlink>
             <w:r>
-              <w:t xml:space="preserve">] [</w:t>
-            </w:r>
-            <w:hyperlink r:id="rIdLink5" w:history="1">
-              <w:r>
-                <w:rPr>
-                  <w:rStyle w:val="Hyperlink"/>
-                </w:rPr>
-                <w:t xml:space="preserve">Degree certificate</w:t>
+              <w:t>] [</w:t>
+            </w:r>
+            <w:hyperlink r:id="rId10" w:history="1">
+              <w:r>
+                <w:rPr>
+                  <w:rStyle w:val="a3"/>
+                </w:rPr>
+                <w:t>Degree certificate</w:t>
               </w:r>
             </w:hyperlink>
             <w:r>
-              <w:t xml:space="preserve">]</w:t>
-            </w:r>
-          </w:p>
-          <w:p>
-            <w:pPr>
-              <w:pStyle w:val="CVEntryCont"/>
-            </w:pPr>
-            <w:r>
-              <w:t xml:space="preserve">Supervisors: Prof. Hung-Hao Chang and Prof. Yao-Wen Hsu.</w:t>
+              <w:t>]</w:t>
+            </w:r>
+          </w:p>
+          <w:p>
+            <w:pPr>
+              <w:pStyle w:val="CVEntryContinued"/>
+            </w:pPr>
+            <w:r>
+              <w:t>Supervisors: Prof. Hung-Hao Chang and Prof. Yao-Wen Hsu.</w:t>
             </w:r>
           </w:p>
           <w:p>
@@ -261,49 +244,47 @@
                 <w:i/>
                 <w:iCs/>
               </w:rPr>
-              <w:t xml:space="preserve">National Taiwan University</w:t>
-            </w:r>
-            <w:r>
-              <w:t xml:space="preserve">, BS, Agricultural Economics; BA, Political Science</w:t>
-            </w:r>
-            <w:r>
-              <w:tab/>
-            </w:r>
-            <w:r>
-              <w:t xml:space="preserve">2019</w:t>
-            </w:r>
-          </w:p>
-          <w:p>
-            <w:pPr>
-              <w:pStyle w:val="CVEntryCont"/>
-            </w:pPr>
-            <w:r>
-              <w:rPr>
-                <w:rFonts w:eastAsia="Times New Roman"/>
-              </w:rPr>
-              <w:t xml:space="preserve">Double bachelor’s degree. GPA 3.74/4.3 [</w:t>
-            </w:r>
-            <w:hyperlink r:id="rIdLink6" w:history="1">
-              <w:r>
-                <w:rPr>
-                  <w:rStyle w:val="Hyperlink"/>
-                </w:rPr>
-                <w:t xml:space="preserve">Transcript</w:t>
+              <w:t>National Taiwan University</w:t>
+            </w:r>
+            <w:r>
+              <w:t>, BS, Agricultural Economics; BA, Political Science</w:t>
+            </w:r>
+            <w:r>
+              <w:tab/>
+              <w:t>2019</w:t>
+            </w:r>
+          </w:p>
+          <w:p>
+            <w:pPr>
+              <w:pStyle w:val="CVEntryContinued"/>
+            </w:pPr>
+            <w:r>
+              <w:rPr>
+                <w:rFonts w:eastAsia="Times New Roman"/>
+              </w:rPr>
+              <w:t>Double bachelor’s degree. GPA 3.74/4.3 [</w:t>
+            </w:r>
+            <w:hyperlink r:id="rId11" w:history="1">
+              <w:r>
+                <w:rPr>
+                  <w:rStyle w:val="a3"/>
+                </w:rPr>
+                <w:t>Transcript</w:t>
               </w:r>
             </w:hyperlink>
             <w:r>
-              <w:t xml:space="preserve">] [</w:t>
-            </w:r>
-            <w:hyperlink r:id="rIdLink7" w:history="1">
-              <w:r>
-                <w:rPr>
-                  <w:rStyle w:val="Hyperlink"/>
-                </w:rPr>
-                <w:t xml:space="preserve">Degree certificate</w:t>
+              <w:t>] [</w:t>
+            </w:r>
+            <w:hyperlink r:id="rId12" w:history="1">
+              <w:r>
+                <w:rPr>
+                  <w:rStyle w:val="a3"/>
+                </w:rPr>
+                <w:t>Degree certificate</w:t>
               </w:r>
             </w:hyperlink>
             <w:r>
-              <w:t xml:space="preserve">]</w:t>
+              <w:t>]</w:t>
             </w:r>
           </w:p>
         </w:tc>
@@ -318,10 +299,10 @@
           </w:tcPr>
           <w:p>
             <w:pPr>
-              <w:pStyle w:val="CVSection"/>
-            </w:pPr>
-            <w:r>
-              <w:t xml:space="preserve">Employment</w:t>
+              <w:pStyle w:val="CVSectionTitle"/>
+            </w:pPr>
+            <w:r>
+              <w:t>Employment</w:t>
             </w:r>
           </w:p>
         </w:tc>
@@ -340,10 +321,10 @@
                 <w:i/>
                 <w:iCs/>
               </w:rPr>
-              <w:t xml:space="preserve">National Taiwan University</w:t>
-            </w:r>
-            <w:r>
-              <w:t xml:space="preserve">, Department of Agricultural Economics</w:t>
+              <w:t>National Taiwan University</w:t>
+            </w:r>
+            <w:r>
+              <w:t>, Department of Agricultural Economics</w:t>
             </w:r>
           </w:p>
           <w:p>
@@ -351,16 +332,16 @@
               <w:pStyle w:val="CVEntry"/>
             </w:pPr>
             <w:r>
-              <w:t xml:space="preserve">Research &amp; Teaching Assistant</w:t>
-            </w:r>
-            <w:r>
-              <w:tab/>
-            </w:r>
-            <w:r>
-              <w:rPr>
-                <w:rFonts w:eastAsia="Times New Roman"/>
-              </w:rPr>
-              <w:t xml:space="preserve">2019–present</w:t>
+              <w:t>Research &amp; Teaching Assistant</w:t>
+            </w:r>
+            <w:r>
+              <w:tab/>
+            </w:r>
+            <w:r>
+              <w:rPr>
+                <w:rFonts w:eastAsia="Times New Roman"/>
+              </w:rPr>
+              <w:t>2019–present</w:t>
             </w:r>
           </w:p>
           <w:p>
@@ -372,10 +353,10 @@
                 <w:i/>
                 <w:iCs/>
               </w:rPr>
-              <w:t xml:space="preserve">National Taiwan University</w:t>
-            </w:r>
-            <w:r>
-              <w:t xml:space="preserve">, Agricultural Net-Zero Carbon Technology and Management Innovation Research Center</w:t>
+              <w:t>National Taiwan University</w:t>
+            </w:r>
+            <w:r>
+              <w:t>, Agricultural Net-Zero Carbon Technology and Management Innovation Research Center</w:t>
             </w:r>
           </w:p>
           <w:p>
@@ -383,16 +364,16 @@
               <w:pStyle w:val="CVEntry"/>
             </w:pPr>
             <w:r>
-              <w:t xml:space="preserve">Research Assistant</w:t>
-            </w:r>
-            <w:r>
-              <w:tab/>
-            </w:r>
-            <w:r>
-              <w:rPr>
-                <w:rFonts w:eastAsia="Times New Roman"/>
-              </w:rPr>
-              <w:t xml:space="preserve">2024–present</w:t>
+              <w:t>Research Assistant</w:t>
+            </w:r>
+            <w:r>
+              <w:tab/>
+            </w:r>
+            <w:r>
+              <w:rPr>
+                <w:rFonts w:eastAsia="Times New Roman"/>
+              </w:rPr>
+              <w:t>2024–present</w:t>
             </w:r>
           </w:p>
           <w:p>
@@ -404,10 +385,10 @@
                 <w:i/>
                 <w:iCs/>
               </w:rPr>
-              <w:t xml:space="preserve">Shih Chien University</w:t>
-            </w:r>
-            <w:r>
-              <w:t xml:space="preserve">, English Taught Program in International Business</w:t>
+              <w:t>Shih Chien University</w:t>
+            </w:r>
+            <w:r>
+              <w:t>, English Taught Program in International Business</w:t>
             </w:r>
           </w:p>
           <w:p>
@@ -415,27 +396,27 @@
               <w:pStyle w:val="CVEntry"/>
             </w:pPr>
             <w:r>
-              <w:t xml:space="preserve">Adjunct Lecturer [</w:t>
-            </w:r>
-            <w:hyperlink r:id="rIdLink8" w:history="1">
-              <w:r>
-                <w:rPr>
-                  <w:rStyle w:val="Hyperlink"/>
-                </w:rPr>
-                <w:t xml:space="preserve">Appointment letter</w:t>
+              <w:t>Adjunct Lecturer [</w:t>
+            </w:r>
+            <w:hyperlink r:id="rId13" w:history="1">
+              <w:r>
+                <w:rPr>
+                  <w:rStyle w:val="a3"/>
+                </w:rPr>
+                <w:t>Appointment letter</w:t>
               </w:r>
             </w:hyperlink>
             <w:r>
-              <w:t xml:space="preserve">]</w:t>
-            </w:r>
-            <w:r>
-              <w:tab/>
-            </w:r>
-            <w:r>
-              <w:rPr>
-                <w:rFonts w:eastAsia="Times New Roman"/>
-              </w:rPr>
-              <w:t xml:space="preserve">2024–present</w:t>
+              <w:t>]</w:t>
+            </w:r>
+            <w:r>
+              <w:tab/>
+            </w:r>
+            <w:r>
+              <w:rPr>
+                <w:rFonts w:eastAsia="Times New Roman"/>
+              </w:rPr>
+              <w:t>2024–present</w:t>
             </w:r>
           </w:p>
           <w:p>
@@ -447,10 +428,10 @@
                 <w:i/>
                 <w:iCs/>
               </w:rPr>
-              <w:t xml:space="preserve">National Taiwan University</w:t>
-            </w:r>
-            <w:r>
-              <w:t xml:space="preserve">, Ecological Engineering Center</w:t>
+              <w:t>National Taiwan University</w:t>
+            </w:r>
+            <w:r>
+              <w:t>, Ecological Engineering Center</w:t>
             </w:r>
           </w:p>
           <w:p>
@@ -458,16 +439,16 @@
               <w:pStyle w:val="CVEntry"/>
             </w:pPr>
             <w:r>
-              <w:t xml:space="preserve">Research Assistant</w:t>
-            </w:r>
-            <w:r>
-              <w:tab/>
-            </w:r>
-            <w:r>
-              <w:rPr>
-                <w:rFonts w:eastAsia="Times New Roman"/>
-              </w:rPr>
-              <w:t xml:space="preserve">2021–2022</w:t>
+              <w:t>Research Assistant</w:t>
+            </w:r>
+            <w:r>
+              <w:tab/>
+            </w:r>
+            <w:r>
+              <w:rPr>
+                <w:rFonts w:eastAsia="Times New Roman"/>
+              </w:rPr>
+              <w:t>2021–2022</w:t>
             </w:r>
           </w:p>
         </w:tc>
@@ -482,10 +463,10 @@
           </w:tcPr>
           <w:p>
             <w:pPr>
-              <w:pStyle w:val="CVSection"/>
-            </w:pPr>
-            <w:r>
-              <w:t xml:space="preserve">Research Fields</w:t>
+              <w:pStyle w:val="CVSectionTitle"/>
+            </w:pPr>
+            <w:r>
+              <w:t>Research Fields</w:t>
             </w:r>
           </w:p>
         </w:tc>
@@ -500,7 +481,7 @@
               <w:spacing w:before="240"/>
             </w:pPr>
             <w:r>
-              <w:t xml:space="preserve">Agricultural Economics; Environmental and Resource Economics; Transportation Economics; Regional Studies and Real Estate Analysis.</w:t>
+              <w:t>Agricultural Economics; Environmental and Resource Economics; Transportation Economics; Regional Studies and Real Estate Analysis.</w:t>
             </w:r>
           </w:p>
         </w:tc>
@@ -515,10 +496,10 @@
           </w:tcPr>
           <w:p>
             <w:pPr>
-              <w:pStyle w:val="CVSection"/>
-            </w:pPr>
-            <w:r>
-              <w:t xml:space="preserve">Publications</w:t>
+              <w:pStyle w:val="CVSectionTitle"/>
+            </w:pPr>
+            <w:r>
+              <w:t>Publications</w:t>
             </w:r>
           </w:p>
         </w:tc>
@@ -537,21 +518,19 @@
                 <w:i/>
                 <w:iCs/>
               </w:rPr>
-              <w:t xml:space="preserve">Peer-reviewed Articles</w:t>
-            </w:r>
-          </w:p>
-          <w:p>
-            <w:pPr>
-              <w:pStyle w:val="CVItem"/>
+              <w:t>Peer-reviewed Articles</w:t>
+            </w:r>
+          </w:p>
+          <w:p>
+            <w:pPr>
+              <w:pStyle w:val="CVNumberedItem"/>
               <w:spacing w:before="20"/>
             </w:pPr>
             <w:r>
-              <w:t xml:space="preserve">1.</w:t>
-            </w:r>
-            <w:r>
-              <w:tab/>
-            </w:r>
-            <w:r>
+              <w:t>1.</w:t>
+            </w:r>
+            <w:r>
+              <w:tab/>
               <w:t xml:space="preserve">Chang, Hung-Hao, </w:t>
             </w:r>
             <w:r>
@@ -559,20 +538,20 @@
                 <w:b/>
                 <w:bCs/>
               </w:rPr>
-              <w:t xml:space="preserve">Yu-You Liou</w:t>
-            </w:r>
-            <w:r>
-              <w:rPr>
-                <w:rFonts w:eastAsia="Times New Roman"/>
-              </w:rPr>
-              <w:t xml:space="preserve">, and Chad D. Meyerhoefer. Forthcoming. “</w:t>
-            </w:r>
-            <w:hyperlink r:id="rIdLink9" w:history="1">
-              <w:r>
-                <w:rPr>
-                  <w:rStyle w:val="Hyperlink"/>
-                </w:rPr>
-                <w:t xml:space="preserve">Air Pollution during Religious Holidays: Evidence from Tomb-Sweeping Day</w:t>
+              <w:t>Yu-You Liou</w:t>
+            </w:r>
+            <w:r>
+              <w:rPr>
+                <w:rFonts w:eastAsia="Times New Roman"/>
+              </w:rPr>
+              <w:t>, and Chad D. Meyerhoefer. Forthcoming. “</w:t>
+            </w:r>
+            <w:hyperlink r:id="rId14" w:history="1">
+              <w:r>
+                <w:rPr>
+                  <w:rStyle w:val="a3"/>
+                </w:rPr>
+                <w:t>Air Pollution during Religious Holidays: Evidence from Tomb-Sweeping Day</w:t>
               </w:r>
             </w:hyperlink>
             <w:r>
@@ -586,15 +565,15 @@
                 <w:i/>
                 <w:iCs/>
               </w:rPr>
-              <w:t xml:space="preserve">Journal of the Association of Environmental and Resource Economists</w:t>
-            </w:r>
-            <w:r>
-              <w:t xml:space="preserve">.</w:t>
-            </w:r>
-          </w:p>
-          <w:p>
-            <w:pPr>
-              <w:pStyle w:val="CVItemCont"/>
+              <w:t>Journal of the Association of Environmental and Resource Economists</w:t>
+            </w:r>
+            <w:r>
+              <w:t>.</w:t>
+            </w:r>
+          </w:p>
+          <w:p>
+            <w:pPr>
+              <w:pStyle w:val="CVNumberedItemContinued"/>
             </w:pPr>
             <w:r>
               <w:rPr>
@@ -603,20 +582,38 @@
                 <w:sz w:val="20"/>
                 <w:szCs w:val="20"/>
               </w:rPr>
-              <w:t xml:space="preserve">SSCI, EconLit. JIF=3.1. #135/627 (21.5%) in Economics (Q1).</w:t>
-            </w:r>
-          </w:p>
-          <w:p>
-            <w:pPr>
-              <w:pStyle w:val="CVItem"/>
-            </w:pPr>
-            <w:r>
-              <w:t xml:space="preserve">2.</w:t>
-            </w:r>
-            <w:r>
-              <w:tab/>
-            </w:r>
-            <w:r>
+              <w:t xml:space="preserve">SSCI, </w:t>
+            </w:r>
+            <w:proofErr w:type="spellStart"/>
+            <w:r>
+              <w:rPr>
+                <w:i/>
+                <w:iCs/>
+                <w:sz w:val="20"/>
+                <w:szCs w:val="20"/>
+              </w:rPr>
+              <w:t>EconLit</w:t>
+            </w:r>
+            <w:proofErr w:type="spellEnd"/>
+            <w:r>
+              <w:rPr>
+                <w:i/>
+                <w:iCs/>
+                <w:sz w:val="20"/>
+                <w:szCs w:val="20"/>
+              </w:rPr>
+              <w:t>. JIF=3.1. #135/627 (21.5%) in Economics (Q1).</w:t>
+            </w:r>
+          </w:p>
+          <w:p>
+            <w:pPr>
+              <w:pStyle w:val="CVNumberedItem"/>
+            </w:pPr>
+            <w:r>
+              <w:t>2.</w:t>
+            </w:r>
+            <w:r>
+              <w:tab/>
               <w:t xml:space="preserve">Chang, Hung-Hao, and </w:t>
             </w:r>
             <w:r>
@@ -624,21 +621,21 @@
                 <w:b/>
                 <w:bCs/>
               </w:rPr>
-              <w:t xml:space="preserve">Yu-You Liou</w:t>
-            </w:r>
-            <w:r>
-              <w:rPr>
-                <w:rFonts w:eastAsia="Times New Roman"/>
-              </w:rPr>
-              <w:t xml:space="preserve">. 2026. “</w:t>
-            </w:r>
-            <w:hyperlink r:id="rIdLink10" w:history="1">
-              <w:r>
-                <w:rPr>
-                  <w:rStyle w:val="Hyperlink"/>
+              <w:t>Yu-You Liou</w:t>
+            </w:r>
+            <w:r>
+              <w:rPr>
+                <w:rFonts w:eastAsia="Times New Roman"/>
+              </w:rPr>
+              <w:t>. 2026. “</w:t>
+            </w:r>
+            <w:hyperlink r:id="rId15" w:history="1">
+              <w:r>
+                <w:rPr>
+                  <w:rStyle w:val="a3"/>
                   <w:rFonts w:eastAsia="Times New Roman"/>
                 </w:rPr>
-                <w:t xml:space="preserve">Food traceability systems and the probability of using chemical fertilizers and pesticides − empirical evidence using plot and farm household data from agriculture census</w:t>
+                <w:t>Food traceability systems and the probability of using chemical fertilizers and pesticides − empirical evidence using plot and farm household data from agriculture census</w:t>
               </w:r>
             </w:hyperlink>
             <w:r>
@@ -652,15 +649,15 @@
                 <w:i/>
                 <w:iCs/>
               </w:rPr>
-              <w:t xml:space="preserve">Food Policy</w:t>
-            </w:r>
-            <w:r>
-              <w:t xml:space="preserve">, 143, 103148.</w:t>
-            </w:r>
-          </w:p>
-          <w:p>
-            <w:pPr>
-              <w:pStyle w:val="CVItemCont"/>
+              <w:t>Food Policy</w:t>
+            </w:r>
+            <w:r>
+              <w:t>, 143, 103148.</w:t>
+            </w:r>
+          </w:p>
+          <w:p>
+            <w:pPr>
+              <w:pStyle w:val="CVNumberedItemContinued"/>
             </w:pPr>
             <w:r>
               <w:rPr>
@@ -669,15 +666,35 @@
                 <w:sz w:val="20"/>
                 <w:szCs w:val="20"/>
               </w:rPr>
-              <w:t xml:space="preserve">SCIE, SSCI, EconLit. JIF=6.8. #24/627 (3.8%) in Economics (Q1).</w:t>
-            </w:r>
-          </w:p>
-          <w:p>
-            <w:pPr>
-              <w:pStyle w:val="CVItem"/>
-            </w:pPr>
-            <w:r>
-              <w:t xml:space="preserve">3.</w:t>
+              <w:t xml:space="preserve">SCIE, SSCI, </w:t>
+            </w:r>
+            <w:proofErr w:type="spellStart"/>
+            <w:r>
+              <w:rPr>
+                <w:i/>
+                <w:iCs/>
+                <w:sz w:val="20"/>
+                <w:szCs w:val="20"/>
+              </w:rPr>
+              <w:t>EconLit</w:t>
+            </w:r>
+            <w:proofErr w:type="spellEnd"/>
+            <w:r>
+              <w:rPr>
+                <w:i/>
+                <w:iCs/>
+                <w:sz w:val="20"/>
+                <w:szCs w:val="20"/>
+              </w:rPr>
+              <w:t>. JIF=6.8. #24/627 (3.8%) in Economics (Q1).</w:t>
+            </w:r>
+          </w:p>
+          <w:p>
+            <w:pPr>
+              <w:pStyle w:val="CVNumberedItem"/>
+            </w:pPr>
+            <w:r>
+              <w:t>3.</w:t>
             </w:r>
             <w:r>
               <w:tab/>
@@ -687,20 +704,20 @@
                 <w:b/>
                 <w:bCs/>
               </w:rPr>
-              <w:t xml:space="preserve">Liou, Yu-You</w:t>
-            </w:r>
-            <w:r>
-              <w:rPr>
-                <w:rFonts w:eastAsia="Times New Roman"/>
-              </w:rPr>
-              <w:t xml:space="preserve">, Man-Keun Kim, and Hung-Hao Chang. 2026. “</w:t>
-            </w:r>
-            <w:hyperlink r:id="rIdLink11" w:history="1">
-              <w:r>
-                <w:rPr>
-                  <w:rStyle w:val="Hyperlink"/>
-                </w:rPr>
-                <w:t xml:space="preserve">Hotel recovery strategies in the post-COVID-19 era: Evidence on revenue, employment, and labor market rigidity from Taiwan</w:t>
+              <w:t>Liou, Yu-You</w:t>
+            </w:r>
+            <w:r>
+              <w:rPr>
+                <w:rFonts w:eastAsia="Times New Roman"/>
+              </w:rPr>
+              <w:t>, Man-Keun Kim, and Hung-Hao Chang. 2026. “</w:t>
+            </w:r>
+            <w:hyperlink r:id="rId16" w:history="1">
+              <w:r>
+                <w:rPr>
+                  <w:rStyle w:val="a3"/>
+                </w:rPr>
+                <w:t>Hotel recovery strategies in the post-COVID-19 era: Evidence on revenue, employment, and labor market rigidity from Taiwan</w:t>
               </w:r>
             </w:hyperlink>
             <w:r>
@@ -714,18 +731,18 @@
                 <w:i/>
                 <w:iCs/>
               </w:rPr>
-              <w:t xml:space="preserve">Journal of Tourism Management Research</w:t>
-            </w:r>
-            <w:r>
-              <w:rPr>
-                <w:rFonts w:eastAsia="Times New Roman"/>
-              </w:rPr>
-              <w:t xml:space="preserve">, 13(1), 148–162.</w:t>
-            </w:r>
-          </w:p>
-          <w:p>
-            <w:pPr>
-              <w:pStyle w:val="CVItemCont"/>
+              <w:t>Journal of Tourism Management Research</w:t>
+            </w:r>
+            <w:r>
+              <w:rPr>
+                <w:rFonts w:eastAsia="Times New Roman"/>
+              </w:rPr>
+              <w:t>, 13(1), 148–162.</w:t>
+            </w:r>
+          </w:p>
+          <w:p>
+            <w:pPr>
+              <w:pStyle w:val="CVNumberedItemContinued"/>
             </w:pPr>
             <w:r>
               <w:rPr>
@@ -734,15 +751,15 @@
                 <w:sz w:val="20"/>
                 <w:szCs w:val="20"/>
               </w:rPr>
-              <w:t xml:space="preserve">ESCI. JIF=1.1. #104/141 (73.8%) in Hospitality, Leisure, Sport &amp; Tourism (Q3).</w:t>
-            </w:r>
-          </w:p>
-          <w:p>
-            <w:pPr>
-              <w:pStyle w:val="CVItem"/>
-            </w:pPr>
-            <w:r>
-              <w:t xml:space="preserve">4.</w:t>
+              <w:t>ESCI. JIF=1.1. #104/141 (73.8%) in Hospitality, Leisure, Sport &amp; Tourism (Q3).</w:t>
+            </w:r>
+          </w:p>
+          <w:p>
+            <w:pPr>
+              <w:pStyle w:val="CVNumberedItem"/>
+            </w:pPr>
+            <w:r>
+              <w:t>4.</w:t>
             </w:r>
             <w:r>
               <w:tab/>
@@ -752,20 +769,20 @@
                 <w:b/>
                 <w:bCs/>
               </w:rPr>
-              <w:t xml:space="preserve">Liou, Yu-You</w:t>
-            </w:r>
-            <w:r>
-              <w:rPr>
-                <w:rFonts w:eastAsia="Times New Roman"/>
-              </w:rPr>
-              <w:t xml:space="preserve">, and Hung-Hao Chang. 2026. “</w:t>
-            </w:r>
-            <w:hyperlink r:id="rIdLink12" w:history="1">
-              <w:r>
-                <w:rPr>
-                  <w:rStyle w:val="Hyperlink"/>
-                </w:rPr>
-                <w:t xml:space="preserve">Traffic accidents of religious tourism</w:t>
+              <w:t>Liou, Yu-You</w:t>
+            </w:r>
+            <w:r>
+              <w:rPr>
+                <w:rFonts w:eastAsia="Times New Roman"/>
+              </w:rPr>
+              <w:t>, and Hung-Hao Chang. 2026. “</w:t>
+            </w:r>
+            <w:hyperlink r:id="rId17" w:history="1">
+              <w:r>
+                <w:rPr>
+                  <w:rStyle w:val="a3"/>
+                </w:rPr>
+                <w:t>Traffic accidents of religious tourism</w:t>
               </w:r>
             </w:hyperlink>
             <w:r>
@@ -779,15 +796,15 @@
                 <w:i/>
                 <w:iCs/>
               </w:rPr>
-              <w:t xml:space="preserve">Annals of Tourism Research Empirical Insights</w:t>
-            </w:r>
-            <w:r>
-              <w:t xml:space="preserve">, 7(1), 100209.</w:t>
-            </w:r>
-          </w:p>
-          <w:p>
-            <w:pPr>
-              <w:pStyle w:val="CVItemCont"/>
+              <w:t>Annals of Tourism Research Empirical Insights</w:t>
+            </w:r>
+            <w:r>
+              <w:t>, 7(1), 100209.</w:t>
+            </w:r>
+          </w:p>
+          <w:p>
+            <w:pPr>
+              <w:pStyle w:val="CVNumberedItemContinued"/>
             </w:pPr>
             <w:r>
               <w:rPr>
@@ -796,15 +813,16 @@
                 <w:sz w:val="20"/>
                 <w:szCs w:val="20"/>
               </w:rPr>
-              <w:t xml:space="preserve">ESCI. JIF=4.1. #29/141 (20.6%) in Hospitality, Leisure, Sport &amp; Tourism (Q1).</w:t>
-            </w:r>
-          </w:p>
-          <w:p>
-            <w:pPr>
-              <w:pStyle w:val="CVItem"/>
-            </w:pPr>
-            <w:r>
-              <w:t xml:space="preserve">5.</w:t>
+              <w:lastRenderedPageBreak/>
+              <w:t>ESCI. JIF=4.1. #29/141 (20.6%) in Hospitality, Leisure, Sport &amp; Tourism (Q1).</w:t>
+            </w:r>
+          </w:p>
+          <w:p>
+            <w:pPr>
+              <w:pStyle w:val="CVNumberedItem"/>
+            </w:pPr>
+            <w:r>
+              <w:t>5.</w:t>
             </w:r>
             <w:r>
               <w:tab/>
@@ -814,20 +832,20 @@
                 <w:b/>
                 <w:bCs/>
               </w:rPr>
-              <w:t xml:space="preserve">Liou, Yu-You</w:t>
-            </w:r>
-            <w:r>
-              <w:rPr>
-                <w:rFonts w:eastAsia="Times New Roman"/>
-              </w:rPr>
-              <w:t xml:space="preserve">, and Hung-Hao Chang. 2026. “</w:t>
-            </w:r>
-            <w:hyperlink r:id="rIdLink13" w:history="1">
-              <w:r>
-                <w:rPr>
-                  <w:rStyle w:val="Hyperlink"/>
-                </w:rPr>
-                <w:t xml:space="preserve">The causal effects of removing Hook-Turn regulation on road safety</w:t>
+              <w:t>Liou, Yu-You</w:t>
+            </w:r>
+            <w:r>
+              <w:rPr>
+                <w:rFonts w:eastAsia="Times New Roman"/>
+              </w:rPr>
+              <w:t>, and Hung-Hao Chang. 2026. “</w:t>
+            </w:r>
+            <w:hyperlink r:id="rId18" w:history="1">
+              <w:r>
+                <w:rPr>
+                  <w:rStyle w:val="a3"/>
+                </w:rPr>
+                <w:t>The causal effects of removing Hook-Turn regulation on road safety</w:t>
               </w:r>
             </w:hyperlink>
             <w:r>
@@ -841,15 +859,15 @@
                 <w:i/>
                 <w:iCs/>
               </w:rPr>
-              <w:t xml:space="preserve">Transportation Research Part A: Policy and Practice</w:t>
-            </w:r>
-            <w:r>
-              <w:t xml:space="preserve">, 205, 104860.</w:t>
-            </w:r>
-          </w:p>
-          <w:p>
-            <w:pPr>
-              <w:pStyle w:val="CVItemCont"/>
+              <w:t>Transportation Research Part A: Policy and Practice</w:t>
+            </w:r>
+            <w:r>
+              <w:t>, 205, 104860.</w:t>
+            </w:r>
+          </w:p>
+          <w:p>
+            <w:pPr>
+              <w:pStyle w:val="CVNumberedItemContinued"/>
             </w:pPr>
             <w:r>
               <w:rPr>
@@ -858,85 +876,102 @@
                 <w:sz w:val="20"/>
                 <w:szCs w:val="20"/>
               </w:rPr>
-              <w:t xml:space="preserve">SCIE, SSCI, EconLit. JIF=7.2. #21/627 (3.3%) in Economics (Q1).</w:t>
-            </w:r>
-          </w:p>
-          <w:p>
-            <w:pPr>
-              <w:pStyle w:val="CVItemCont"/>
-            </w:pPr>
-            <w:r>
-              <w:rPr>
-                <w:color w:val="D8301B"/>
+              <w:t xml:space="preserve">SCIE, SSCI, </w:t>
+            </w:r>
+            <w:proofErr w:type="spellStart"/>
+            <w:r>
+              <w:rPr>
+                <w:i/>
+                <w:iCs/>
                 <w:sz w:val="20"/>
                 <w:szCs w:val="20"/>
               </w:rPr>
-              <w:t xml:space="preserve">NSTC-recommended journal (Regional Studies &amp; Geography); NSTC Economics B+ journal; NSTC-recommended journal (Management II)</w:t>
-            </w:r>
-          </w:p>
-          <w:p>
-            <w:pPr>
-              <w:pStyle w:val="CVItemCont"/>
-            </w:pPr>
-            <w:r>
-              <w:t xml:space="preserve">Media coverage: [</w:t>
-            </w:r>
-            <w:hyperlink r:id="rIdLink14" w:history="1">
-              <w:r>
-                <w:rPr>
-                  <w:rStyle w:val="Hyperlink"/>
-                </w:rPr>
-                <w:t xml:space="preserve">NTU press release</w:t>
+              <w:t>EconLit</w:t>
+            </w:r>
+            <w:proofErr w:type="spellEnd"/>
+            <w:r>
+              <w:rPr>
+                <w:i/>
+                <w:iCs/>
+                <w:sz w:val="20"/>
+                <w:szCs w:val="20"/>
+              </w:rPr>
+              <w:t>. JIF=7.2. #21/627 (3.3%) in Economics (Q1).</w:t>
+            </w:r>
+          </w:p>
+          <w:p>
+            <w:pPr>
+              <w:pStyle w:val="CVNumberedItemContinued"/>
+            </w:pPr>
+            <w:r>
+              <w:t>Media coverage: [</w:t>
+            </w:r>
+            <w:hyperlink r:id="rId19" w:history="1">
+              <w:r>
+                <w:rPr>
+                  <w:rStyle w:val="a3"/>
+                </w:rPr>
+                <w:t>NTU press release</w:t>
               </w:r>
             </w:hyperlink>
             <w:r>
-              <w:t xml:space="preserve">] [</w:t>
-            </w:r>
-            <w:hyperlink r:id="rIdLink15" w:history="1">
-              <w:r>
-                <w:rPr>
-                  <w:rStyle w:val="Hyperlink"/>
-                </w:rPr>
-                <w:t xml:space="preserve">Liberty Times</w:t>
+              <w:t>] [</w:t>
+            </w:r>
+            <w:hyperlink r:id="rId20" w:history="1">
+              <w:r>
+                <w:rPr>
+                  <w:rStyle w:val="a3"/>
+                </w:rPr>
+                <w:t>Liberty Times</w:t>
               </w:r>
             </w:hyperlink>
             <w:r>
-              <w:t xml:space="preserve">] [</w:t>
-            </w:r>
-            <w:hyperlink r:id="rIdLink16" w:history="1">
-              <w:r>
-                <w:rPr>
-                  <w:rStyle w:val="Hyperlink"/>
-                </w:rPr>
-                <w:t xml:space="preserve">ETtoday</w:t>
+              <w:t>] [</w:t>
+            </w:r>
+            <w:proofErr w:type="spellStart"/>
+            <w:r>
+              <w:fldChar w:fldCharType="begin"/>
+            </w:r>
+            <w:r>
+              <w:instrText>HYPERLINK "https://www.ettoday.net/news/20260502/3158984.htm"</w:instrText>
+            </w:r>
+            <w:r>
+              <w:fldChar w:fldCharType="separate"/>
+            </w:r>
+            <w:r>
+              <w:rPr>
+                <w:rStyle w:val="a3"/>
+              </w:rPr>
+              <w:t>ETtoday</w:t>
+            </w:r>
+            <w:proofErr w:type="spellEnd"/>
+            <w:r>
+              <w:fldChar w:fldCharType="end"/>
+            </w:r>
+            <w:r>
+              <w:t>] [</w:t>
+            </w:r>
+            <w:hyperlink r:id="rId21" w:history="1">
+              <w:r>
+                <w:rPr>
+                  <w:rStyle w:val="a3"/>
+                </w:rPr>
+                <w:t>China Times</w:t>
               </w:r>
             </w:hyperlink>
             <w:r>
-              <w:t xml:space="preserve">] [</w:t>
-            </w:r>
-            <w:hyperlink r:id="rIdLink17" w:history="1">
-              <w:r>
-                <w:rPr>
-                  <w:rStyle w:val="Hyperlink"/>
-                </w:rPr>
-                <w:t xml:space="preserve">China Times</w:t>
-              </w:r>
-            </w:hyperlink>
-            <w:r>
-              <w:t xml:space="preserve">]</w:t>
-            </w:r>
-          </w:p>
-          <w:p>
-            <w:pPr>
-              <w:pStyle w:val="CVItem"/>
-            </w:pPr>
-            <w:r>
-              <w:t xml:space="preserve">6.</w:t>
-            </w:r>
-            <w:r>
-              <w:tab/>
-            </w:r>
-            <w:r>
+              <w:t>]</w:t>
+            </w:r>
+          </w:p>
+          <w:p>
+            <w:pPr>
+              <w:pStyle w:val="CVNumberedItem"/>
+            </w:pPr>
+            <w:r>
+              <w:t>6.</w:t>
+            </w:r>
+            <w:r>
+              <w:tab/>
               <w:t xml:space="preserve">Lee, Tzong-Haw, </w:t>
             </w:r>
             <w:r>
@@ -944,21 +979,21 @@
                 <w:b/>
                 <w:bCs/>
               </w:rPr>
-              <w:t xml:space="preserve">Yu-You Liou</w:t>
-            </w:r>
-            <w:r>
-              <w:rPr>
-                <w:rFonts w:eastAsia="Times New Roman"/>
-              </w:rPr>
-              <w:t xml:space="preserve">, and Hung-Hao Chang. 2025. “</w:t>
-            </w:r>
-            <w:hyperlink r:id="rIdLink18" w:history="1">
-              <w:r>
-                <w:rPr>
-                  <w:rStyle w:val="Hyperlink"/>
+              <w:t>Yu-You Liou</w:t>
+            </w:r>
+            <w:r>
+              <w:rPr>
+                <w:rFonts w:eastAsia="Times New Roman"/>
+              </w:rPr>
+              <w:t>, and Hung-Hao Chang. 2025. “</w:t>
+            </w:r>
+            <w:hyperlink r:id="rId22" w:history="1">
+              <w:r>
+                <w:rPr>
+                  <w:rStyle w:val="a3"/>
                   <w:rFonts w:eastAsia="Times New Roman"/>
                 </w:rPr>
-                <w:t xml:space="preserve">Is Solar Panel Adoption a Win–Win Strategy for Chicken Farms? Evidence from Agriculture Census Data</w:t>
+                <w:t>Is Solar Panel Adoption a Win–Win Strategy for Chicken Farms? Evidence from Agriculture Census Data</w:t>
               </w:r>
             </w:hyperlink>
             <w:r>
@@ -972,15 +1007,15 @@
                 <w:i/>
                 <w:iCs/>
               </w:rPr>
-              <w:t xml:space="preserve">Agriculture</w:t>
-            </w:r>
-            <w:r>
-              <w:t xml:space="preserve">, 15(20), 2124.</w:t>
-            </w:r>
-          </w:p>
-          <w:p>
-            <w:pPr>
-              <w:pStyle w:val="CVItemCont"/>
+              <w:t>Agriculture</w:t>
+            </w:r>
+            <w:r>
+              <w:t>, 15(20), 2124.</w:t>
+            </w:r>
+          </w:p>
+          <w:p>
+            <w:pPr>
+              <w:pStyle w:val="CVNumberedItemContinued"/>
             </w:pPr>
             <w:r>
               <w:rPr>
@@ -989,15 +1024,15 @@
                 <w:sz w:val="20"/>
                 <w:szCs w:val="20"/>
               </w:rPr>
-              <w:t xml:space="preserve">SCIE. JIF=4.5. #16/133 (12.0%) in Agronomy (Q1).</w:t>
-            </w:r>
-          </w:p>
-          <w:p>
-            <w:pPr>
-              <w:pStyle w:val="CVItem"/>
-            </w:pPr>
-            <w:r>
-              <w:t xml:space="preserve">7.</w:t>
+              <w:t>SCIE. JIF=4.5. #16/133 (12.0%) in Agronomy (Q1).</w:t>
+            </w:r>
+          </w:p>
+          <w:p>
+            <w:pPr>
+              <w:pStyle w:val="CVNumberedItem"/>
+            </w:pPr>
+            <w:r>
+              <w:t>7.</w:t>
             </w:r>
             <w:r>
               <w:tab/>
@@ -1007,20 +1042,20 @@
                 <w:b/>
                 <w:bCs/>
               </w:rPr>
-              <w:t xml:space="preserve">Liou, Yu-You</w:t>
-            </w:r>
-            <w:r>
-              <w:rPr>
-                <w:rFonts w:eastAsia="Times New Roman"/>
-              </w:rPr>
-              <w:t xml:space="preserve">, Hung-Hao Chang, and Jeffrey C. Begun. 2025. “</w:t>
-            </w:r>
-            <w:hyperlink r:id="rIdLink19" w:history="1">
-              <w:r>
-                <w:rPr>
-                  <w:rStyle w:val="Hyperlink"/>
-                </w:rPr>
-                <w:t xml:space="preserve">Rooftop Photovoltaics Adoption and Farm Revenue</w:t>
+              <w:t>Liou, Yu-You</w:t>
+            </w:r>
+            <w:r>
+              <w:rPr>
+                <w:rFonts w:eastAsia="Times New Roman"/>
+              </w:rPr>
+              <w:t>, Hung-Hao Chang, and Jeffrey C. Begun. 2025. “</w:t>
+            </w:r>
+            <w:hyperlink r:id="rId23" w:history="1">
+              <w:r>
+                <w:rPr>
+                  <w:rStyle w:val="a3"/>
+                </w:rPr>
+                <w:t>Rooftop Photovoltaics Adoption and Farm Revenue</w:t>
               </w:r>
             </w:hyperlink>
             <w:r>
@@ -1034,15 +1069,15 @@
                 <w:i/>
                 <w:iCs/>
               </w:rPr>
-              <w:t xml:space="preserve">Agribusiness</w:t>
-            </w:r>
-            <w:r>
-              <w:t xml:space="preserve">. Advance online publication.</w:t>
-            </w:r>
-          </w:p>
-          <w:p>
-            <w:pPr>
-              <w:pStyle w:val="CVItemCont"/>
+              <w:t>Agribusiness</w:t>
+            </w:r>
+            <w:r>
+              <w:t>. Advance online publication.</w:t>
+            </w:r>
+          </w:p>
+          <w:p>
+            <w:pPr>
+              <w:pStyle w:val="CVNumberedItemContinued"/>
             </w:pPr>
             <w:r>
               <w:rPr>
@@ -1051,15 +1086,35 @@
                 <w:sz w:val="20"/>
                 <w:szCs w:val="20"/>
               </w:rPr>
-              <w:t xml:space="preserve">SCIE, SSCI, EconLit. JIF=2.4. #196/627 (31.3%) in Economics (Q2).</w:t>
-            </w:r>
-          </w:p>
-          <w:p>
-            <w:pPr>
-              <w:pStyle w:val="CVItem"/>
-            </w:pPr>
-            <w:r>
-              <w:t xml:space="preserve">8.</w:t>
+              <w:t xml:space="preserve">SCIE, SSCI, </w:t>
+            </w:r>
+            <w:proofErr w:type="spellStart"/>
+            <w:r>
+              <w:rPr>
+                <w:i/>
+                <w:iCs/>
+                <w:sz w:val="20"/>
+                <w:szCs w:val="20"/>
+              </w:rPr>
+              <w:t>EconLit</w:t>
+            </w:r>
+            <w:proofErr w:type="spellEnd"/>
+            <w:r>
+              <w:rPr>
+                <w:i/>
+                <w:iCs/>
+                <w:sz w:val="20"/>
+                <w:szCs w:val="20"/>
+              </w:rPr>
+              <w:t>. JIF=2.4. #196/627 (31.3%) in Economics (Q2).</w:t>
+            </w:r>
+          </w:p>
+          <w:p>
+            <w:pPr>
+              <w:pStyle w:val="CVNumberedItem"/>
+            </w:pPr>
+            <w:r>
+              <w:t>8.</w:t>
             </w:r>
             <w:r>
               <w:tab/>
@@ -1069,21 +1124,21 @@
                 <w:b/>
                 <w:bCs/>
               </w:rPr>
-              <w:t xml:space="preserve">Liou, Yu-You</w:t>
-            </w:r>
-            <w:r>
-              <w:rPr>
-                <w:rFonts w:eastAsia="Times New Roman"/>
-              </w:rPr>
-              <w:t xml:space="preserve">, Hung-Hao Chang, and Jeffrey C. Begun. 2025. “</w:t>
-            </w:r>
-            <w:hyperlink r:id="rIdLink20" w:history="1">
-              <w:r>
-                <w:rPr>
-                  <w:rStyle w:val="Hyperlink"/>
+              <w:t>Liou, Yu-You</w:t>
+            </w:r>
+            <w:r>
+              <w:rPr>
+                <w:rFonts w:eastAsia="Times New Roman"/>
+              </w:rPr>
+              <w:t>, Hung-Hao Chang, and Jeffrey C. Begun. 2025. “</w:t>
+            </w:r>
+            <w:hyperlink r:id="rId24" w:history="1">
+              <w:r>
+                <w:rPr>
+                  <w:rStyle w:val="a3"/>
                   <w:rFonts w:eastAsia="Times New Roman"/>
                 </w:rPr>
-                <w:t xml:space="preserve">The impact of the carbon border adjustment mechanism policy on international trade and market competition — A theoretical justification</w:t>
+                <w:t>The impact of the carbon border adjustment mechanism policy on international trade and market competition — A theoretical justification</w:t>
               </w:r>
             </w:hyperlink>
             <w:r>
@@ -1097,15 +1152,15 @@
                 <w:i/>
                 <w:iCs/>
               </w:rPr>
-              <w:t xml:space="preserve">The Singapore Economic Review</w:t>
-            </w:r>
-            <w:r>
-              <w:t xml:space="preserve">. Advance online publication.</w:t>
-            </w:r>
-          </w:p>
-          <w:p>
-            <w:pPr>
-              <w:pStyle w:val="CVItemCont"/>
+              <w:t>The Singapore Economic Review</w:t>
+            </w:r>
+            <w:r>
+              <w:t>. Advance online publication.</w:t>
+            </w:r>
+          </w:p>
+          <w:p>
+            <w:pPr>
+              <w:pStyle w:val="CVNumberedItemContinued"/>
             </w:pPr>
             <w:r>
               <w:rPr>
@@ -1114,15 +1169,35 @@
                 <w:sz w:val="20"/>
                 <w:szCs w:val="20"/>
               </w:rPr>
-              <w:t xml:space="preserve">SSCI, EconLit. JIF=1.2. #379/627 (60.4%) in Economics (Q3).</w:t>
-            </w:r>
-          </w:p>
-          <w:p>
-            <w:pPr>
-              <w:pStyle w:val="CVItem"/>
-            </w:pPr>
-            <w:r>
-              <w:t xml:space="preserve">9.</w:t>
+              <w:t xml:space="preserve">SSCI, </w:t>
+            </w:r>
+            <w:proofErr w:type="spellStart"/>
+            <w:r>
+              <w:rPr>
+                <w:i/>
+                <w:iCs/>
+                <w:sz w:val="20"/>
+                <w:szCs w:val="20"/>
+              </w:rPr>
+              <w:t>EconLit</w:t>
+            </w:r>
+            <w:proofErr w:type="spellEnd"/>
+            <w:r>
+              <w:rPr>
+                <w:i/>
+                <w:iCs/>
+                <w:sz w:val="20"/>
+                <w:szCs w:val="20"/>
+              </w:rPr>
+              <w:t>. JIF=1.2. #379/627 (60.4%) in Economics (Q3).</w:t>
+            </w:r>
+          </w:p>
+          <w:p>
+            <w:pPr>
+              <w:pStyle w:val="CVNumberedItem"/>
+            </w:pPr>
+            <w:r>
+              <w:t>9.</w:t>
             </w:r>
             <w:r>
               <w:tab/>
@@ -1132,20 +1207,20 @@
                 <w:b/>
                 <w:bCs/>
               </w:rPr>
-              <w:t xml:space="preserve">Liou, Yu-You</w:t>
-            </w:r>
-            <w:r>
-              <w:rPr>
-                <w:rFonts w:eastAsia="Times New Roman"/>
-              </w:rPr>
-              <w:t xml:space="preserve">, Man-Keun Kim, Hung-Hao Chang, and Ruey-Wan Liou. 2025. “</w:t>
-            </w:r>
-            <w:hyperlink r:id="rIdLink21" w:history="1">
-              <w:r>
-                <w:rPr>
-                  <w:rStyle w:val="Hyperlink"/>
-                </w:rPr>
-                <w:t xml:space="preserve">The causal effect of monthly pass programs on public transportation and carbon emissions</w:t>
+              <w:t>Liou, Yu-You</w:t>
+            </w:r>
+            <w:r>
+              <w:rPr>
+                <w:rFonts w:eastAsia="Times New Roman"/>
+              </w:rPr>
+              <w:t>, Man-Keun Kim, Hung-Hao Chang, and Ruey-Wan Liou. 2025. “</w:t>
+            </w:r>
+            <w:hyperlink r:id="rId25" w:history="1">
+              <w:r>
+                <w:rPr>
+                  <w:rStyle w:val="a3"/>
+                </w:rPr>
+                <w:t>The causal effect of monthly pass programs on public transportation and carbon emissions</w:t>
               </w:r>
             </w:hyperlink>
             <w:r>
@@ -1159,15 +1234,15 @@
                 <w:i/>
                 <w:iCs/>
               </w:rPr>
-              <w:t xml:space="preserve">Transportation Research Part D: Transport and Environment</w:t>
-            </w:r>
-            <w:r>
-              <w:t xml:space="preserve">, 146, 104903.</w:t>
-            </w:r>
-          </w:p>
-          <w:p>
-            <w:pPr>
-              <w:pStyle w:val="CVItemCont"/>
+              <w:t>Transportation Research Part D: Transport and Environment</w:t>
+            </w:r>
+            <w:r>
+              <w:t>, 146, 104903.</w:t>
+            </w:r>
+          </w:p>
+          <w:p>
+            <w:pPr>
+              <w:pStyle w:val="CVNumberedItemContinued"/>
             </w:pPr>
             <w:r>
               <w:rPr>
@@ -1176,33 +1251,38 @@
                 <w:sz w:val="20"/>
                 <w:szCs w:val="20"/>
               </w:rPr>
-              <w:t xml:space="preserve">SCIE, SSCI, EconLit. JIF=8.7. #5/66 (7.6%) in Transportation (Q1).</w:t>
-            </w:r>
-          </w:p>
-          <w:p>
-            <w:pPr>
-              <w:pStyle w:val="CVItemCont"/>
-            </w:pPr>
-            <w:r>
-              <w:rPr>
-                <w:color w:val="D8301B"/>
+              <w:t xml:space="preserve">SCIE, SSCI, </w:t>
+            </w:r>
+            <w:proofErr w:type="spellStart"/>
+            <w:r>
+              <w:rPr>
+                <w:i/>
+                <w:iCs/>
                 <w:sz w:val="20"/>
                 <w:szCs w:val="20"/>
               </w:rPr>
-              <w:t xml:space="preserve">NSTC-recommended journal (Regional Studies &amp; Geography); NSTC-recommended journal (Management II)</w:t>
-            </w:r>
-          </w:p>
-          <w:p>
-            <w:pPr>
-              <w:pStyle w:val="CVItem"/>
-            </w:pPr>
-            <w:r>
-              <w:t xml:space="preserve">10.</w:t>
-            </w:r>
-            <w:r>
-              <w:tab/>
-            </w:r>
-            <w:r>
+              <w:t>EconLit</w:t>
+            </w:r>
+            <w:proofErr w:type="spellEnd"/>
+            <w:r>
+              <w:rPr>
+                <w:i/>
+                <w:iCs/>
+                <w:sz w:val="20"/>
+                <w:szCs w:val="20"/>
+              </w:rPr>
+              <w:t>. JIF=8.7. #5/66 (7.6%) in Transportation (Q1).</w:t>
+            </w:r>
+          </w:p>
+          <w:p>
+            <w:pPr>
+              <w:pStyle w:val="CVNumberedItem"/>
+            </w:pPr>
+            <w:r>
+              <w:t>10.</w:t>
+            </w:r>
+            <w:r>
+              <w:tab/>
               <w:t xml:space="preserve">Lee, Tzong-Haw, </w:t>
             </w:r>
             <w:r>
@@ -1210,20 +1290,20 @@
                 <w:b/>
                 <w:bCs/>
               </w:rPr>
-              <w:t xml:space="preserve">Yu-You Liou</w:t>
-            </w:r>
-            <w:r>
-              <w:rPr>
-                <w:rFonts w:eastAsia="Times New Roman"/>
-              </w:rPr>
-              <w:t xml:space="preserve">, and Hung-Hao Chang. 2025. “</w:t>
-            </w:r>
-            <w:hyperlink r:id="rIdLink22" w:history="1">
-              <w:r>
-                <w:rPr>
-                  <w:rStyle w:val="Hyperlink"/>
-                </w:rPr>
-                <w:t xml:space="preserve">Forest diversity and the distribution of farm revenue - Empirical evidence from forest farms in Taiwan</w:t>
+              <w:t>Yu-You Liou</w:t>
+            </w:r>
+            <w:r>
+              <w:rPr>
+                <w:rFonts w:eastAsia="Times New Roman"/>
+              </w:rPr>
+              <w:t>, and Hung-Hao Chang. 2025. “</w:t>
+            </w:r>
+            <w:hyperlink r:id="rId26" w:history="1">
+              <w:r>
+                <w:rPr>
+                  <w:rStyle w:val="a3"/>
+                </w:rPr>
+                <w:t>Forest diversity and the distribution of farm revenue - Empirical evidence from forest farms in Taiwan</w:t>
               </w:r>
             </w:hyperlink>
             <w:r>
@@ -1237,15 +1317,15 @@
                 <w:i/>
                 <w:iCs/>
               </w:rPr>
-              <w:t xml:space="preserve">Forest Policy and Economics</w:t>
-            </w:r>
-            <w:r>
-              <w:t xml:space="preserve">, 171, 103411.</w:t>
-            </w:r>
-          </w:p>
-          <w:p>
-            <w:pPr>
-              <w:pStyle w:val="CVItemCont"/>
+              <w:t>Forest Policy and Economics</w:t>
+            </w:r>
+            <w:r>
+              <w:t>, 171, 103411.</w:t>
+            </w:r>
+          </w:p>
+          <w:p>
+            <w:pPr>
+              <w:pStyle w:val="CVNumberedItemContinued"/>
             </w:pPr>
             <w:r>
               <w:rPr>
@@ -1254,15 +1334,15 @@
                 <w:sz w:val="20"/>
                 <w:szCs w:val="20"/>
               </w:rPr>
-              <w:t xml:space="preserve">SCIE, SSCI. JIF=4.6. #7/92 (7.6%) in Forestry (Q1).</w:t>
-            </w:r>
-          </w:p>
-          <w:p>
-            <w:pPr>
-              <w:pStyle w:val="CVItem"/>
-            </w:pPr>
-            <w:r>
-              <w:t xml:space="preserve">11.</w:t>
+              <w:t>SCIE, SSCI. JIF=4.6. #7/92 (7.6%) in Forestry (Q1).</w:t>
+            </w:r>
+          </w:p>
+          <w:p>
+            <w:pPr>
+              <w:pStyle w:val="CVNumberedItem"/>
+            </w:pPr>
+            <w:r>
+              <w:t>11.</w:t>
             </w:r>
             <w:r>
               <w:tab/>
@@ -1272,20 +1352,20 @@
                 <w:b/>
                 <w:bCs/>
               </w:rPr>
-              <w:t xml:space="preserve">Liou, Yu-You</w:t>
-            </w:r>
-            <w:r>
-              <w:rPr>
-                <w:rFonts w:eastAsia="Times New Roman"/>
-              </w:rPr>
-              <w:t xml:space="preserve">, Hung-Hao Chang, and David R. Just. 2024. “</w:t>
-            </w:r>
-            <w:hyperlink r:id="rIdLink23" w:history="1">
-              <w:r>
-                <w:rPr>
-                  <w:rStyle w:val="Hyperlink"/>
-                </w:rPr>
-                <w:t xml:space="preserve">How do consumers respond to COVID-19? Application of Bayesian approach on credit card transaction data</w:t>
+              <w:t>Liou, Yu-You</w:t>
+            </w:r>
+            <w:r>
+              <w:rPr>
+                <w:rFonts w:eastAsia="Times New Roman"/>
+              </w:rPr>
+              <w:t>, Hung-Hao Chang, and David R. Just. 2024. “</w:t>
+            </w:r>
+            <w:hyperlink r:id="rId27" w:history="1">
+              <w:r>
+                <w:rPr>
+                  <w:rStyle w:val="a3"/>
+                </w:rPr>
+                <w:t>How do consumers respond to COVID-19? Application of Bayesian approach on credit card transaction data</w:t>
               </w:r>
             </w:hyperlink>
             <w:r>
@@ -1299,47 +1379,53 @@
                 <w:i/>
                 <w:iCs/>
               </w:rPr>
-              <w:t xml:space="preserve">Quality &amp; Quantity</w:t>
-            </w:r>
-            <w:r>
-              <w:rPr>
-                <w:rFonts w:eastAsia="Times New Roman"/>
-              </w:rPr>
-              <w:t xml:space="preserve">, 58(6), 5737–5754.</w:t>
-            </w:r>
-          </w:p>
-          <w:p>
-            <w:pPr>
-              <w:pStyle w:val="CVItem"/>
-            </w:pPr>
-            <w:r>
-              <w:t xml:space="preserve">12.</w:t>
-            </w:r>
-            <w:r>
-              <w:tab/>
-            </w:r>
-            <w:r>
-              <w:t xml:space="preserve">Chang, Hung-Hao, Brian Lee, Feng-An Yang, and </w:t>
+              <w:t>Quality &amp; Quantity</w:t>
+            </w:r>
+            <w:r>
+              <w:rPr>
+                <w:rFonts w:eastAsia="Times New Roman"/>
+              </w:rPr>
+              <w:t>, 58(6), 5737–5754.</w:t>
+            </w:r>
+          </w:p>
+          <w:p>
+            <w:pPr>
+              <w:pStyle w:val="CVNumberedItem"/>
+            </w:pPr>
+            <w:r>
+              <w:t>12.</w:t>
+            </w:r>
+            <w:r>
+              <w:tab/>
+              <w:t>Chang, Hung-Hao, Brian Lee, Feng-</w:t>
+            </w:r>
+            <w:proofErr w:type="gramStart"/>
+            <w:r>
+              <w:t>An</w:t>
+            </w:r>
+            <w:proofErr w:type="gramEnd"/>
+            <w:r>
+              <w:t xml:space="preserve"> Yang, and </w:t>
             </w:r>
             <w:r>
               <w:rPr>
                 <w:b/>
                 <w:bCs/>
               </w:rPr>
-              <w:t xml:space="preserve">Yu-You Liou</w:t>
-            </w:r>
-            <w:r>
-              <w:rPr>
-                <w:rFonts w:eastAsia="Times New Roman"/>
-              </w:rPr>
-              <w:t xml:space="preserve">. 2021. “</w:t>
-            </w:r>
-            <w:hyperlink r:id="rIdLink24" w:history="1">
-              <w:r>
-                <w:rPr>
-                  <w:rStyle w:val="Hyperlink"/>
-                </w:rPr>
-                <w:t xml:space="preserve">Does COVID-19 affect metro use in Taipei?</w:t>
+              <w:t>Yu-You Liou</w:t>
+            </w:r>
+            <w:r>
+              <w:rPr>
+                <w:rFonts w:eastAsia="Times New Roman"/>
+              </w:rPr>
+              <w:t>. 2021. “</w:t>
+            </w:r>
+            <w:hyperlink r:id="rId28" w:history="1">
+              <w:r>
+                <w:rPr>
+                  <w:rStyle w:val="a3"/>
+                </w:rPr>
+                <w:t>Does COVID-19 affect metro use in Taipei?</w:t>
               </w:r>
             </w:hyperlink>
             <w:r>
@@ -1353,15 +1439,15 @@
                 <w:i/>
                 <w:iCs/>
               </w:rPr>
-              <w:t xml:space="preserve">Journal of Transport Geography</w:t>
-            </w:r>
-            <w:r>
-              <w:t xml:space="preserve">, 91, 102954.</w:t>
-            </w:r>
-          </w:p>
-          <w:p>
-            <w:pPr>
-              <w:pStyle w:val="CVItemCont"/>
+              <w:t>Journal of Transport Geography</w:t>
+            </w:r>
+            <w:r>
+              <w:t>, 91, 102954.</w:t>
+            </w:r>
+          </w:p>
+          <w:p>
+            <w:pPr>
+              <w:pStyle w:val="CVNumberedItemContinued"/>
             </w:pPr>
             <w:r>
               <w:rPr>
@@ -1370,35 +1456,22 @@
                 <w:sz w:val="20"/>
                 <w:szCs w:val="20"/>
               </w:rPr>
-              <w:t xml:space="preserve">SSCI. JIF=6.8. #24/627 (3.8%) in Economics (Q1).</w:t>
-            </w:r>
-          </w:p>
-          <w:p>
-            <w:pPr>
-              <w:pStyle w:val="CVItemCont"/>
-            </w:pPr>
-            <w:r>
-              <w:rPr>
-                <w:color w:val="D8301B"/>
+              <w:t>SSCI. JIF=6.8. #24/627 (3.8%) in Economics (Q1).</w:t>
+            </w:r>
+          </w:p>
+          <w:p>
+            <w:pPr>
+              <w:pStyle w:val="CVEntry"/>
+              <w:spacing w:before="120"/>
+            </w:pPr>
+            <w:r>
+              <w:rPr>
+                <w:i/>
+                <w:iCs/>
                 <w:sz w:val="20"/>
                 <w:szCs w:val="20"/>
               </w:rPr>
-              <w:t xml:space="preserve">NSTC-recommended journal (Regional Studies &amp; Geography); NSTC-recommended journal (Management II)</w:t>
-            </w:r>
-          </w:p>
-          <w:p>
-            <w:pPr>
-              <w:pStyle w:val="CVEntry"/>
-              <w:spacing w:before="120"/>
-            </w:pPr>
-            <w:r>
-              <w:rPr>
-                <w:i/>
-                <w:iCs/>
-                <w:sz w:val="20"/>
-                <w:szCs w:val="20"/>
-              </w:rPr>
-              <w:t xml:space="preserve">Note: JIF and rankings are based on Clarivate JCR 2025 data (released June 2026); each journal is shown in its best-percentile category as #rank/total.</w:t>
+              <w:t>Note: JIF and rankings are based on Clarivate JCR 2025 data (released June 2026); each journal is shown in its best-percentile category as #rank/total.</w:t>
             </w:r>
           </w:p>
           <w:p>
@@ -1410,7 +1483,7 @@
                 <w:i/>
                 <w:iCs/>
               </w:rPr>
-              <w:t xml:space="preserve">Work in Progress</w:t>
+              <w:t>Work in Progress</w:t>
             </w:r>
           </w:p>
           <w:p>
@@ -1423,67 +1496,70 @@
                 <w:i/>
                 <w:iCs/>
               </w:rPr>
-              <w:t xml:space="preserve">Revision &amp; Resubmission</w:t>
-            </w:r>
-          </w:p>
-          <w:p>
-            <w:pPr>
-              <w:pStyle w:val="CVItem"/>
+              <w:t>Revision &amp; Resubmission</w:t>
+            </w:r>
+          </w:p>
+          <w:p>
+            <w:pPr>
+              <w:pStyle w:val="CVNumberedItem"/>
               <w:spacing w:before="0"/>
             </w:pPr>
             <w:r>
-              <w:t xml:space="preserve">1.</w:t>
-            </w:r>
-            <w:r>
-              <w:tab/>
-            </w:r>
-            <w:r>
-              <w:t xml:space="preserve">Does the Development of Aquavoltaics Production Affect Farmland Price? (with Hung-Hao Chang). Second-round revision.</w:t>
-            </w:r>
-          </w:p>
-          <w:p>
-            <w:pPr>
-              <w:pStyle w:val="CVItem"/>
-            </w:pPr>
-            <w:r>
-              <w:t xml:space="preserve">2.</w:t>
-            </w:r>
-            <w:r>
-              <w:tab/>
-            </w:r>
-            <w:r>
-              <w:t xml:space="preserve">The Effects of Enhancing Pedestrian-Protective Infrastructure on Intersection Safety (with Hung-Hao Chang). Second-round revision.</w:t>
-            </w:r>
-          </w:p>
-          <w:p>
-            <w:pPr>
-              <w:pStyle w:val="CVItem"/>
-            </w:pPr>
-            <w:r>
-              <w:t xml:space="preserve">3.</w:t>
-            </w:r>
-            <w:r>
-              <w:tab/>
-            </w:r>
-            <w:r>
-              <w:rPr>
-                <w:rFonts w:eastAsia="Times New Roman"/>
-              </w:rPr>
-              <w:t xml:space="preserve">Do Consumption Vouchers Benefit Agricultural Cooperatives? Causal Evidence from Farmers’ Associations (with Hung-Hao Chang and Karin Wu). Second-round revision.</w:t>
-            </w:r>
-          </w:p>
-          <w:p>
-            <w:pPr>
-              <w:pStyle w:val="CVItem"/>
-            </w:pPr>
-            <w:r>
-              <w:t xml:space="preserve">4.</w:t>
-            </w:r>
-            <w:r>
-              <w:tab/>
-            </w:r>
-            <w:r>
-              <w:t xml:space="preserve">Technology Adoption of Environmentally Controlled Housing System and the Distribution of Farm Revenue (with Hung-Hao Chang). First-round revision.</w:t>
+              <w:t>1.</w:t>
+            </w:r>
+            <w:r>
+              <w:tab/>
+              <w:t xml:space="preserve">Does the Development of </w:t>
+            </w:r>
+            <w:proofErr w:type="spellStart"/>
+            <w:r>
+              <w:t>Aquavoltaics</w:t>
+            </w:r>
+            <w:proofErr w:type="spellEnd"/>
+            <w:r>
+              <w:t xml:space="preserve"> Production Affect Farmland Price? (with Hung-Hao Chang). Second-round revision.</w:t>
+            </w:r>
+          </w:p>
+          <w:p>
+            <w:pPr>
+              <w:pStyle w:val="CVNumberedItem"/>
+            </w:pPr>
+            <w:r>
+              <w:t>2.</w:t>
+            </w:r>
+            <w:r>
+              <w:tab/>
+              <w:t>The Effects of Enhancing Pedestrian-Protective Infrastructure on Intersection Safety (with Hung-Hao Chang). Second-round revision.</w:t>
+            </w:r>
+          </w:p>
+          <w:p>
+            <w:pPr>
+              <w:pStyle w:val="CVNumberedItem"/>
+            </w:pPr>
+            <w:r>
+              <w:t>3.</w:t>
+            </w:r>
+            <w:r>
+              <w:tab/>
+            </w:r>
+            <w:r>
+              <w:rPr>
+                <w:rFonts w:eastAsia="Times New Roman"/>
+              </w:rPr>
+              <w:t>Do Consumption Vouchers Benefit Agricultural Cooperatives? Causal Evidence from Farmers’ Associations (with Hung-Hao Chang and Karin Wu). Second-round revision.</w:t>
+            </w:r>
+          </w:p>
+          <w:p>
+            <w:pPr>
+              <w:pStyle w:val="CVNumberedItem"/>
+            </w:pPr>
+            <w:r>
+              <w:lastRenderedPageBreak/>
+              <w:t>4.</w:t>
+            </w:r>
+            <w:r>
+              <w:tab/>
+              <w:t>Technology Adoption of Environmentally Controlled Housing System and the Distribution of Farm Revenue (with Hung-Hao Chang). First-round revision.</w:t>
             </w:r>
           </w:p>
           <w:p>
@@ -1495,109 +1571,97 @@
                 <w:i/>
                 <w:iCs/>
               </w:rPr>
-              <w:t xml:space="preserve">Under Review</w:t>
-            </w:r>
-          </w:p>
-          <w:p>
-            <w:pPr>
-              <w:pStyle w:val="CVItem"/>
+              <w:t>Under Review</w:t>
+            </w:r>
+          </w:p>
+          <w:p>
+            <w:pPr>
+              <w:pStyle w:val="CVNumberedItem"/>
               <w:spacing w:before="0"/>
             </w:pPr>
             <w:r>
-              <w:t xml:space="preserve">5.</w:t>
-            </w:r>
-            <w:r>
-              <w:tab/>
-            </w:r>
-            <w:r>
-              <w:t xml:space="preserve">Green Gentrification beyond the City: The Impacts of Ecosystem Investment on Housing Markets and Agricultural Community Dynamics (with Hung-Hao Chang).</w:t>
-            </w:r>
-          </w:p>
-          <w:p>
-            <w:pPr>
-              <w:pStyle w:val="CVItem"/>
-            </w:pPr>
-            <w:r>
-              <w:t xml:space="preserve">6.</w:t>
-            </w:r>
-            <w:r>
-              <w:tab/>
-            </w:r>
-            <w:r>
-              <w:rPr>
-                <w:rFonts w:eastAsia="Times New Roman"/>
-              </w:rPr>
-              <w:t xml:space="preserve">Does Adopting a Forest Restoration Program Affect Firms’ Financial Performance? A Doubly Robust Machine Learning Approach (with Hung-Hao Chang and Hsiao-Chiao Sun).</w:t>
-            </w:r>
-          </w:p>
-          <w:p>
-            <w:pPr>
-              <w:pStyle w:val="CVItem"/>
-            </w:pPr>
-            <w:r>
-              <w:t xml:space="preserve">7.</w:t>
-            </w:r>
-            <w:r>
-              <w:tab/>
-            </w:r>
-            <w:r>
-              <w:t xml:space="preserve">Cleaner Air and Smaller Transfers: Housing-Market Responses to a Coal-Reduction Policy (with Hung-Hao Chang and David Zilberman).</w:t>
-            </w:r>
-          </w:p>
-          <w:p>
-            <w:pPr>
-              <w:pStyle w:val="CVItem"/>
-            </w:pPr>
-            <w:r>
-              <w:t xml:space="preserve">8.</w:t>
-            </w:r>
-            <w:r>
-              <w:tab/>
-            </w:r>
-            <w:r>
-              <w:t xml:space="preserve">The Spatial Reach of Metro-led Development: Housing Gains and Traffic-Safety Costs by Station Accessibility (with Hung-Hao Chang).</w:t>
-            </w:r>
-          </w:p>
-          <w:p>
-            <w:pPr>
-              <w:pStyle w:val="CVItem"/>
-            </w:pPr>
-            <w:r>
-              <w:t xml:space="preserve">9.</w:t>
-            </w:r>
-            <w:r>
-              <w:tab/>
-            </w:r>
-            <w:r>
-              <w:t xml:space="preserve">Pension Policy Reform of the Minimum Contribution Period and Intra-household Succession of Family Farms (with Hung-Hao Chang).</w:t>
-            </w:r>
-          </w:p>
-          <w:p>
-            <w:pPr>
-              <w:pStyle w:val="CVItem"/>
-            </w:pPr>
-            <w:r>
-              <w:t xml:space="preserve">10.</w:t>
-            </w:r>
-            <w:r>
-              <w:tab/>
-            </w:r>
-            <w:r>
-              <w:t xml:space="preserve">From Gasoline to Electric: Economic and Environmental Impacts of Taxi Electrification (with Hung-Hao Chang).</w:t>
-            </w:r>
-          </w:p>
-          <w:p>
-            <w:pPr>
-              <w:pStyle w:val="CVItem"/>
-            </w:pPr>
-            <w:r>
-              <w:t xml:space="preserve">11.</w:t>
-            </w:r>
-            <w:r>
-              <w:tab/>
-            </w:r>
-            <w:r>
-              <w:t xml:space="preserve">Trading Less Often but Trading Thicker: Scheduled Closures in a Hog Auction Market (with Tzong-Haw Lee and Hung-Hao Chang).</w:t>
+              <w:t>5.</w:t>
+            </w:r>
+            <w:r>
+              <w:tab/>
+              <w:t>Green Gentrification beyond the City: The Impacts of Ecosystem Investment on Housing Markets and Agricultural Community Dynamics (with Hung-Hao Chang).</w:t>
+            </w:r>
+          </w:p>
+          <w:p>
+            <w:pPr>
+              <w:pStyle w:val="CVNumberedItem"/>
+            </w:pPr>
+            <w:r>
+              <w:t>6.</w:t>
+            </w:r>
+            <w:r>
+              <w:tab/>
+            </w:r>
+            <w:r>
+              <w:rPr>
+                <w:rFonts w:eastAsia="Times New Roman"/>
+              </w:rPr>
+              <w:t>Does Adopting a Forest Restoration Program Affect Firms’ Financial Performance? A Doubly Robust Machine Learning Approach (with Hung-Hao Chang and Hsiao-Chiao Sun).</w:t>
+            </w:r>
+          </w:p>
+          <w:p>
+            <w:pPr>
+              <w:pStyle w:val="CVNumberedItem"/>
+            </w:pPr>
+            <w:r>
+              <w:t>7.</w:t>
+            </w:r>
+            <w:r>
+              <w:tab/>
+              <w:t>Cleaner Air and Smaller Transfers: Housing-Market Responses to a Coal-Reduction Policy (with Hung-Hao Chang and David Zilberman).</w:t>
+            </w:r>
+          </w:p>
+          <w:p>
+            <w:pPr>
+              <w:pStyle w:val="CVNumberedItem"/>
+            </w:pPr>
+            <w:r>
+              <w:t>8.</w:t>
+            </w:r>
+            <w:r>
+              <w:tab/>
+              <w:t>The Spatial Reach of Metro-led Development: Housing Gains and Traffic-Safety Costs by Station Accessibility (with Hung-Hao Chang).</w:t>
+            </w:r>
+          </w:p>
+          <w:p>
+            <w:pPr>
+              <w:pStyle w:val="CVNumberedItem"/>
+            </w:pPr>
+            <w:r>
+              <w:t>9.</w:t>
+            </w:r>
+            <w:r>
+              <w:tab/>
+              <w:t>Pension Policy Reform of the Minimum Contribution Period and Intra-household Succession of Family Farms (with Hung-Hao Chang).</w:t>
+            </w:r>
+          </w:p>
+          <w:p>
+            <w:pPr>
+              <w:pStyle w:val="CVNumberedItem"/>
+            </w:pPr>
+            <w:r>
+              <w:t>10.</w:t>
+            </w:r>
+            <w:r>
+              <w:tab/>
+              <w:t>From Gasoline to Electric: Economic and Environmental Impacts of Taxi Electrification (with Hung-Hao Chang).</w:t>
+            </w:r>
+          </w:p>
+          <w:p>
+            <w:pPr>
+              <w:pStyle w:val="CVNumberedItem"/>
+            </w:pPr>
+            <w:r>
+              <w:t>11.</w:t>
+            </w:r>
+            <w:r>
+              <w:tab/>
+              <w:t>Trading Less Often but Trading Thicker: Scheduled Closures in a Hog Auction Market (with Tzong-Haw Lee and Hung-Hao Chang).</w:t>
             </w:r>
           </w:p>
           <w:p>
@@ -1609,16 +1673,16 @@
                 <w:i/>
                 <w:iCs/>
               </w:rPr>
-              <w:t xml:space="preserve">Theses</w:t>
-            </w:r>
-          </w:p>
-          <w:p>
-            <w:pPr>
-              <w:pStyle w:val="CVItem"/>
+              <w:t>Theses</w:t>
+            </w:r>
+          </w:p>
+          <w:p>
+            <w:pPr>
+              <w:pStyle w:val="CVNumberedItem"/>
               <w:spacing w:before="20"/>
             </w:pPr>
             <w:r>
-              <w:t xml:space="preserve">1.</w:t>
+              <w:t>1.</w:t>
             </w:r>
             <w:r>
               <w:tab/>
@@ -1628,58 +1692,68 @@
                 <w:b/>
                 <w:bCs/>
               </w:rPr>
-              <w:t xml:space="preserve">劉昱佑</w:t>
-            </w:r>
-            <w:r>
-              <w:t xml:space="preserve">（</w:t>
-            </w:r>
-            <w:r>
-              <w:t xml:space="preserve">2021</w:t>
-            </w:r>
-            <w:r>
-              <w:t xml:space="preserve">）。「</w:t>
-            </w:r>
-            <w:hyperlink r:id="rIdLink25" w:history="1">
-              <w:r>
-                <w:rPr>
-                  <w:rStyle w:val="Hyperlink"/>
-                </w:rPr>
-                <w:t xml:space="preserve">農地價格指數之建構：應用臺灣實價登錄資料的大數據分析</w:t>
-              </w:r>
-            </w:hyperlink>
-            <w:r>
-              <w:t xml:space="preserve">」。國立臺灣大學農業經濟學系碩士論文。</w:t>
-            </w:r>
-          </w:p>
-          <w:p>
-            <w:pPr>
-              <w:pStyle w:val="CVItemCont"/>
-            </w:pPr>
-            <w:r>
-              <w:rPr>
-                <w:rFonts w:eastAsia="Times New Roman"/>
-              </w:rPr>
-              <w:t xml:space="preserve">[Constructing Property Price Indices: Big Data Analyses from Actual Price Registration of Real Estate Transactions in Taiwan. Master’s Thesis, Department of Agricultural Economics, National Taiwan University.]</w:t>
-            </w:r>
-          </w:p>
-          <w:p>
-            <w:pPr>
-              <w:pStyle w:val="CVItemCont"/>
-            </w:pPr>
-            <w:r>
-              <w:rPr>
-                <w:i/>
-                <w:iCs/>
-              </w:rPr>
-              <w:t xml:space="preserve">Grade: A+. Committee: Hung-Hao Chang, Yessica C. Y. Chung, Jiun-Hao Wang, Tzu-Chin Lin, and Sheng-Fu Tsai.</w:t>
-            </w:r>
-          </w:p>
-          <w:p>
-            <w:pPr>
-              <w:pStyle w:val="CVItem"/>
-            </w:pPr>
-            <w:r>
-              <w:t xml:space="preserve">2.</w:t>
+              <w:t>劉昱佑</w:t>
+            </w:r>
+            <w:r>
+              <w:t>（</w:t>
+            </w:r>
+            <w:r>
+              <w:t>2021</w:t>
+            </w:r>
+            <w:r>
+              <w:t>）。「</w:t>
+            </w:r>
+            <w:r>
+              <w:fldChar w:fldCharType="begin"/>
+            </w:r>
+            <w:r>
+              <w:instrText>HYPERLINK "https://doi.org/10.6342/NTU202101981"</w:instrText>
+            </w:r>
+            <w:r>
+              <w:fldChar w:fldCharType="separate"/>
+            </w:r>
+            <w:r>
+              <w:rPr>
+                <w:rStyle w:val="a3"/>
+              </w:rPr>
+              <w:t>農地價格指數之建構：應用臺灣實價登錄資料的大數據分析</w:t>
+            </w:r>
+            <w:r>
+              <w:fldChar w:fldCharType="end"/>
+            </w:r>
+            <w:r>
+              <w:t>」。國立臺灣大學農業經濟學系碩士論文。</w:t>
+            </w:r>
+          </w:p>
+          <w:p>
+            <w:pPr>
+              <w:pStyle w:val="CVNumberedItemContinued"/>
+            </w:pPr>
+            <w:r>
+              <w:rPr>
+                <w:rFonts w:eastAsia="Times New Roman"/>
+              </w:rPr>
+              <w:t>[Constructing Property Price Indices: Big Data Analyses from Actual Price Registration of Real Estate Transactions in Taiwan. Master’s Thesis, Department of Agricultural Economics, National Taiwan University.]</w:t>
+            </w:r>
+          </w:p>
+          <w:p>
+            <w:pPr>
+              <w:pStyle w:val="CVNumberedItemContinued"/>
+            </w:pPr>
+            <w:r>
+              <w:rPr>
+                <w:i/>
+                <w:iCs/>
+              </w:rPr>
+              <w:t>Grade: A+. Committee: Hung-Hao Chang, Yessica C. Y. Chung, Jiun-Hao Wang, Tzu-Chin Lin, and Sheng-Fu Tsai.</w:t>
+            </w:r>
+          </w:p>
+          <w:p>
+            <w:pPr>
+              <w:pStyle w:val="CVNumberedItem"/>
+            </w:pPr>
+            <w:r>
+              <w:t>2.</w:t>
             </w:r>
             <w:r>
               <w:tab/>
@@ -1689,39 +1763,39 @@
                 <w:b/>
                 <w:bCs/>
               </w:rPr>
-              <w:t xml:space="preserve">Liou, Yu-You</w:t>
-            </w:r>
-            <w:r>
-              <w:rPr>
-                <w:rFonts w:eastAsia="Times New Roman"/>
-              </w:rPr>
-              <w:t xml:space="preserve">. 2021. “</w:t>
-            </w:r>
-            <w:hyperlink r:id="rIdLink26" w:history="1">
-              <w:r>
-                <w:rPr>
-                  <w:rStyle w:val="Hyperlink"/>
-                </w:rPr>
-                <w:t xml:space="preserve">Using Multilevel Linear Modeling to Explore the Moderating Effect of External Attributes on Hotel Room Rates: Empirical Evidence on Public Goods and Industry Environment</w:t>
+              <w:t>Liou, Yu-You</w:t>
+            </w:r>
+            <w:r>
+              <w:rPr>
+                <w:rFonts w:eastAsia="Times New Roman"/>
+              </w:rPr>
+              <w:t>. 2021. “</w:t>
+            </w:r>
+            <w:hyperlink r:id="rId29" w:history="1">
+              <w:r>
+                <w:rPr>
+                  <w:rStyle w:val="a3"/>
+                </w:rPr>
+                <w:t>Using Multilevel Linear Modeling to Explore the Moderating Effect of External Attributes on Hotel Room Rates: Empirical Evidence on Public Goods and Industry Environment</w:t>
               </w:r>
             </w:hyperlink>
             <w:r>
               <w:rPr>
                 <w:rFonts w:eastAsia="Times New Roman"/>
               </w:rPr>
-              <w:t xml:space="preserve">.” Master’s Thesis, Master Program in Statistics, National Taiwan University.</w:t>
-            </w:r>
-          </w:p>
-          <w:p>
-            <w:pPr>
-              <w:pStyle w:val="CVItemCont"/>
-            </w:pPr>
-            <w:r>
-              <w:rPr>
-                <w:i/>
-                <w:iCs/>
-              </w:rPr>
-              <w:t xml:space="preserve">Grade: A+. Committee: Yao-Wen Hsu, Yung-Chih Lien, and Shih-Ping Ho.</w:t>
+              <w:t>.” Master’s Thesis, Master Program in Statistics, National Taiwan University.</w:t>
+            </w:r>
+          </w:p>
+          <w:p>
+            <w:pPr>
+              <w:pStyle w:val="CVNumberedItemContinued"/>
+            </w:pPr>
+            <w:r>
+              <w:rPr>
+                <w:i/>
+                <w:iCs/>
+              </w:rPr>
+              <w:t>Grade: A+. Committee: Yao-Wen Hsu, Yung-Chih Lien, and Shih-Ping Ho.</w:t>
             </w:r>
           </w:p>
         </w:tc>
@@ -1736,10 +1810,11 @@
           </w:tcPr>
           <w:p>
             <w:pPr>
-              <w:pStyle w:val="CVSection"/>
-            </w:pPr>
-            <w:r>
-              <w:t xml:space="preserve">Conference Presentations</w:t>
+              <w:pStyle w:val="CVSectionTitle"/>
+            </w:pPr>
+            <w:r>
+              <w:lastRenderedPageBreak/>
+              <w:t>Conference Presentations</w:t>
             </w:r>
           </w:p>
         </w:tc>
@@ -1750,11 +1825,11 @@
           </w:tcPr>
           <w:p>
             <w:pPr>
-              <w:pStyle w:val="CVItem"/>
+              <w:pStyle w:val="CVNumberedItem"/>
               <w:spacing w:before="240"/>
             </w:pPr>
             <w:r>
-              <w:t xml:space="preserve">1.</w:t>
+              <w:t>1.</w:t>
             </w:r>
             <w:r>
               <w:tab/>
@@ -1764,21 +1839,21 @@
                 <w:b/>
                 <w:bCs/>
               </w:rPr>
-              <w:t xml:space="preserve">Liou, Yu-You</w:t>
-            </w:r>
-            <w:r>
-              <w:rPr>
-                <w:rFonts w:eastAsia="Times New Roman"/>
-              </w:rPr>
-              <w:t xml:space="preserve">, Hung-Hao Chang, and David Zilberman. 2026. “Cleaner Air and Smaller Transfers: Housing-Market Responses to a Coal-Reduction Policy.” 7th World Congress of Environmental and Resource Economists (2026).</w:t>
-            </w:r>
-          </w:p>
-          <w:p>
-            <w:pPr>
-              <w:pStyle w:val="CVItem"/>
-            </w:pPr>
-            <w:r>
-              <w:t xml:space="preserve">2.</w:t>
+              <w:t>Liou, Yu-You</w:t>
+            </w:r>
+            <w:r>
+              <w:rPr>
+                <w:rFonts w:eastAsia="Times New Roman"/>
+              </w:rPr>
+              <w:t>, Hung-Hao Chang, and David Zilberman. 2026. “Cleaner Air and Smaller Transfers: Housing-Market Responses to a Coal-Reduction Policy.” 7th World Congress of Environmental and Resource Economists (2026).</w:t>
+            </w:r>
+          </w:p>
+          <w:p>
+            <w:pPr>
+              <w:pStyle w:val="CVNumberedItem"/>
+            </w:pPr>
+            <w:r>
+              <w:t>2.</w:t>
             </w:r>
             <w:r>
               <w:tab/>
@@ -1788,26 +1863,24 @@
                 <w:b/>
                 <w:bCs/>
               </w:rPr>
-              <w:t xml:space="preserve">Liou, Yu-You</w:t>
-            </w:r>
-            <w:r>
-              <w:rPr>
-                <w:rFonts w:eastAsia="Times New Roman"/>
-              </w:rPr>
-              <w:t xml:space="preserve">, and Hung-Hao Chang. 2026. “Pension Policy Reform of the Minimum Contribution Period and Intra-household Succession of Family Farms.” AAEA Annual Meeting (2026).</w:t>
-            </w:r>
-          </w:p>
-          <w:p>
-            <w:pPr>
-              <w:pStyle w:val="CVItem"/>
-            </w:pPr>
-            <w:r>
-              <w:t xml:space="preserve">3.</w:t>
-            </w:r>
-            <w:r>
-              <w:tab/>
-            </w:r>
-            <w:r>
+              <w:t>Liou, Yu-You</w:t>
+            </w:r>
+            <w:r>
+              <w:rPr>
+                <w:rFonts w:eastAsia="Times New Roman"/>
+              </w:rPr>
+              <w:t>, and Hung-Hao Chang. 2026. “Pension Policy Reform of the Minimum Contribution Period and Intra-household Succession of Family Farms.” AAEA Annual Meeting (2026).</w:t>
+            </w:r>
+          </w:p>
+          <w:p>
+            <w:pPr>
+              <w:pStyle w:val="CVNumberedItem"/>
+            </w:pPr>
+            <w:r>
+              <w:t>3.</w:t>
+            </w:r>
+            <w:r>
+              <w:tab/>
               <w:t xml:space="preserve">Chang, Hung-Hao, </w:t>
             </w:r>
             <w:r>
@@ -1815,35 +1888,35 @@
                 <w:b/>
                 <w:bCs/>
               </w:rPr>
-              <w:t xml:space="preserve">Yu-You Liou</w:t>
-            </w:r>
-            <w:r>
-              <w:rPr>
-                <w:rFonts w:eastAsia="Times New Roman"/>
-              </w:rPr>
-              <w:t xml:space="preserve">, and Chad D. Meyerhoefer. 2025. “</w:t>
-            </w:r>
-            <w:hyperlink r:id="rIdLink27" w:history="1">
-              <w:r>
-                <w:rPr>
-                  <w:rStyle w:val="Hyperlink"/>
-                </w:rPr>
-                <w:t xml:space="preserve">Air Pollution during Religious Holidays: Evidence from Tomb-Sweeping Day</w:t>
+              <w:t>Yu-You Liou</w:t>
+            </w:r>
+            <w:r>
+              <w:rPr>
+                <w:rFonts w:eastAsia="Times New Roman"/>
+              </w:rPr>
+              <w:t>, and Chad D. Meyerhoefer. 2025. “</w:t>
+            </w:r>
+            <w:hyperlink r:id="rId30" w:history="1">
+              <w:r>
+                <w:rPr>
+                  <w:rStyle w:val="a3"/>
+                </w:rPr>
+                <w:t>Air Pollution during Religious Holidays: Evidence from Tomb-Sweeping Day</w:t>
               </w:r>
             </w:hyperlink>
             <w:r>
               <w:rPr>
                 <w:rFonts w:eastAsia="Times New Roman"/>
               </w:rPr>
-              <w:t xml:space="preserve">.” 20th EAEA International Convention (2025).</w:t>
-            </w:r>
-          </w:p>
-          <w:p>
-            <w:pPr>
-              <w:pStyle w:val="CVItem"/>
-            </w:pPr>
-            <w:r>
-              <w:t xml:space="preserve">4.</w:t>
+              <w:t>.” 20th EAEA International Convention (2025).</w:t>
+            </w:r>
+          </w:p>
+          <w:p>
+            <w:pPr>
+              <w:pStyle w:val="CVNumberedItem"/>
+            </w:pPr>
+            <w:r>
+              <w:t>4.</w:t>
             </w:r>
             <w:r>
               <w:tab/>
@@ -1853,33 +1926,34 @@
                 <w:b/>
                 <w:bCs/>
               </w:rPr>
-              <w:t xml:space="preserve">Liou, Yu-You</w:t>
-            </w:r>
-            <w:r>
-              <w:rPr>
-                <w:rFonts w:eastAsia="Times New Roman"/>
-              </w:rPr>
-              <w:t xml:space="preserve">, and Hung-Hao Chang. 2025. “The causal effects of removing Hook-Turn regulation on road safety.” 20th EAEA International Convention (2025).</w:t>
-            </w:r>
-          </w:p>
-          <w:p>
-            <w:pPr>
-              <w:pStyle w:val="CVItemCont"/>
-            </w:pPr>
-            <w:r>
-              <w:rPr>
-                <w:i/>
-                <w:iCs/>
-              </w:rPr>
-              <w:t xml:space="preserve">Presented by Yu-You Liou.</w:t>
-            </w:r>
-          </w:p>
-          <w:p>
-            <w:pPr>
-              <w:pStyle w:val="CVItem"/>
-            </w:pPr>
-            <w:r>
-              <w:t xml:space="preserve">5.</w:t>
+              <w:t>Liou, Yu-You</w:t>
+            </w:r>
+            <w:r>
+              <w:rPr>
+                <w:rFonts w:eastAsia="Times New Roman"/>
+              </w:rPr>
+              <w:t>, and Hung-Hao Chang. 2025. “The causal effects of removing Hook-Turn regulation on road safety.” 20th EAEA International Convention (2025).</w:t>
+            </w:r>
+          </w:p>
+          <w:p>
+            <w:pPr>
+              <w:pStyle w:val="CVNumberedItemContinued"/>
+            </w:pPr>
+            <w:r>
+              <w:rPr>
+                <w:i/>
+                <w:iCs/>
+              </w:rPr>
+              <w:t>Presented by Yu-You Liou.</w:t>
+            </w:r>
+          </w:p>
+          <w:p>
+            <w:pPr>
+              <w:pStyle w:val="CVNumberedItem"/>
+            </w:pPr>
+            <w:r>
+              <w:lastRenderedPageBreak/>
+              <w:t>5.</w:t>
             </w:r>
             <w:r>
               <w:tab/>
@@ -1889,21 +1963,21 @@
                 <w:b/>
                 <w:bCs/>
               </w:rPr>
-              <w:t xml:space="preserve">Liou, Yu-You</w:t>
-            </w:r>
-            <w:r>
-              <w:rPr>
-                <w:rFonts w:eastAsia="Times New Roman"/>
-              </w:rPr>
-              <w:t xml:space="preserve">, Hung-Hao Chang, and Jeffrey C. Begun. 2025. “Rooftop Solar Energy Adoption and Farm Revenue.” 18th Congress of EAAE (2025).</w:t>
-            </w:r>
-          </w:p>
-          <w:p>
-            <w:pPr>
-              <w:pStyle w:val="CVItem"/>
-            </w:pPr>
-            <w:r>
-              <w:t xml:space="preserve">6.</w:t>
+              <w:t>Liou, Yu-You</w:t>
+            </w:r>
+            <w:r>
+              <w:rPr>
+                <w:rFonts w:eastAsia="Times New Roman"/>
+              </w:rPr>
+              <w:t>, Hung-Hao Chang, and Jeffrey C. Begun. 2025. “Rooftop Solar Energy Adoption and Farm Revenue.” 18th Congress of EAAE (2025).</w:t>
+            </w:r>
+          </w:p>
+          <w:p>
+            <w:pPr>
+              <w:pStyle w:val="CVNumberedItem"/>
+            </w:pPr>
+            <w:r>
+              <w:t>6.</w:t>
             </w:r>
             <w:r>
               <w:tab/>
@@ -1913,26 +1987,38 @@
                 <w:b/>
                 <w:bCs/>
               </w:rPr>
-              <w:t xml:space="preserve">Liou, Yu-You</w:t>
-            </w:r>
-            <w:r>
-              <w:rPr>
-                <w:rFonts w:eastAsia="Times New Roman"/>
-              </w:rPr>
-              <w:t xml:space="preserve">, and Hung-Hao Chang. 2025. “Does the Development of Aquavoltaics Production Affect Farmland Price?” 17th CAER-IFPRI Annual Conference (2025).</w:t>
-            </w:r>
-          </w:p>
-          <w:p>
-            <w:pPr>
-              <w:pStyle w:val="CVItem"/>
-            </w:pPr>
-            <w:r>
-              <w:t xml:space="preserve">7.</w:t>
-            </w:r>
-            <w:r>
-              <w:tab/>
-            </w:r>
-            <w:r>
+              <w:t>Liou, Yu-You</w:t>
+            </w:r>
+            <w:r>
+              <w:rPr>
+                <w:rFonts w:eastAsia="Times New Roman"/>
+              </w:rPr>
+              <w:t xml:space="preserve">, and Hung-Hao Chang. 2025. “Does the Development of </w:t>
+            </w:r>
+            <w:proofErr w:type="spellStart"/>
+            <w:r>
+              <w:rPr>
+                <w:rFonts w:eastAsia="Times New Roman"/>
+              </w:rPr>
+              <w:t>Aquavoltaics</w:t>
+            </w:r>
+            <w:proofErr w:type="spellEnd"/>
+            <w:r>
+              <w:rPr>
+                <w:rFonts w:eastAsia="Times New Roman"/>
+              </w:rPr>
+              <w:t xml:space="preserve"> Production Affect Farmland Price?” 17th CAER-IFPRI Annual Conference (2025).</w:t>
+            </w:r>
+          </w:p>
+          <w:p>
+            <w:pPr>
+              <w:pStyle w:val="CVNumberedItem"/>
+            </w:pPr>
+            <w:r>
+              <w:t>7.</w:t>
+            </w:r>
+            <w:r>
+              <w:tab/>
               <w:t xml:space="preserve">Chang, Hung-Hao, </w:t>
             </w:r>
             <w:r>
@@ -1940,40 +2026,38 @@
                 <w:b/>
                 <w:bCs/>
               </w:rPr>
-              <w:t xml:space="preserve">Yu-You Liou</w:t>
-            </w:r>
-            <w:r>
-              <w:rPr>
-                <w:rFonts w:eastAsia="Times New Roman"/>
-              </w:rPr>
-              <w:t xml:space="preserve">, and Chad D. Meyerhoefer. 2024. “</w:t>
-            </w:r>
-            <w:hyperlink r:id="rIdLink27" w:history="1">
-              <w:r>
-                <w:rPr>
-                  <w:rStyle w:val="Hyperlink"/>
-                </w:rPr>
-                <w:t xml:space="preserve">Air Pollution during Religious Holidays: Evidence from Tomb-Sweeping Day</w:t>
+              <w:t>Yu-You Liou</w:t>
+            </w:r>
+            <w:r>
+              <w:rPr>
+                <w:rFonts w:eastAsia="Times New Roman"/>
+              </w:rPr>
+              <w:t>, and Chad D. Meyerhoefer. 2024. “</w:t>
+            </w:r>
+            <w:hyperlink r:id="rId31" w:history="1">
+              <w:r>
+                <w:rPr>
+                  <w:rStyle w:val="a3"/>
+                </w:rPr>
+                <w:t>Air Pollution during Religious Holidays: Evidence from Tomb-Sweeping Day</w:t>
               </w:r>
             </w:hyperlink>
             <w:r>
               <w:rPr>
                 <w:rFonts w:eastAsia="Times New Roman"/>
               </w:rPr>
-              <w:t xml:space="preserve">.” 99th Annual Conference of WEAI (2024).</w:t>
-            </w:r>
-          </w:p>
-          <w:p>
-            <w:pPr>
-              <w:pStyle w:val="CVItem"/>
-            </w:pPr>
-            <w:r>
-              <w:t xml:space="preserve">8.</w:t>
-            </w:r>
-            <w:r>
-              <w:tab/>
-            </w:r>
-            <w:r>
+              <w:t>.” 99th Annual Conference of WEAI (2024).</w:t>
+            </w:r>
+          </w:p>
+          <w:p>
+            <w:pPr>
+              <w:pStyle w:val="CVNumberedItem"/>
+            </w:pPr>
+            <w:r>
+              <w:t>8.</w:t>
+            </w:r>
+            <w:r>
+              <w:tab/>
               <w:t xml:space="preserve">Chang, Hung-Hao, </w:t>
             </w:r>
             <w:r>
@@ -1981,35 +2065,35 @@
                 <w:b/>
                 <w:bCs/>
               </w:rPr>
-              <w:t xml:space="preserve">Yu-You Liou</w:t>
-            </w:r>
-            <w:r>
-              <w:rPr>
-                <w:rFonts w:eastAsia="Times New Roman"/>
-              </w:rPr>
-              <w:t xml:space="preserve">, and Chad D. Meyerhoefer. 2024. “</w:t>
-            </w:r>
-            <w:hyperlink r:id="rIdLink27" w:history="1">
-              <w:r>
-                <w:rPr>
-                  <w:rStyle w:val="Hyperlink"/>
-                </w:rPr>
-                <w:t xml:space="preserve">Air Pollution during Religious Holidays: Evidence from Tomb-Sweeping Day</w:t>
+              <w:t>Yu-You Liou</w:t>
+            </w:r>
+            <w:r>
+              <w:rPr>
+                <w:rFonts w:eastAsia="Times New Roman"/>
+              </w:rPr>
+              <w:t>, and Chad D. Meyerhoefer. 2024. “</w:t>
+            </w:r>
+            <w:hyperlink r:id="rId32" w:history="1">
+              <w:r>
+                <w:rPr>
+                  <w:rStyle w:val="a3"/>
+                </w:rPr>
+                <w:t>Air Pollution during Religious Holidays: Evidence from Tomb-Sweeping Day</w:t>
               </w:r>
             </w:hyperlink>
             <w:r>
               <w:rPr>
                 <w:rFonts w:eastAsia="Times New Roman"/>
               </w:rPr>
-              <w:t xml:space="preserve">.” 11th Annual Conference of the IAAE (2024).</w:t>
-            </w:r>
-          </w:p>
-          <w:p>
-            <w:pPr>
-              <w:pStyle w:val="CVItem"/>
-            </w:pPr>
-            <w:r>
-              <w:t xml:space="preserve">9.</w:t>
+              <w:t>.” 11th Annual Conference of the IAAE (2024).</w:t>
+            </w:r>
+          </w:p>
+          <w:p>
+            <w:pPr>
+              <w:pStyle w:val="CVNumberedItem"/>
+            </w:pPr>
+            <w:r>
+              <w:t>9.</w:t>
             </w:r>
             <w:r>
               <w:tab/>
@@ -2019,33 +2103,33 @@
                 <w:b/>
                 <w:bCs/>
               </w:rPr>
-              <w:t xml:space="preserve">Liou, Yu-You</w:t>
-            </w:r>
-            <w:r>
-              <w:rPr>
-                <w:rFonts w:eastAsia="Times New Roman"/>
-              </w:rPr>
-              <w:t xml:space="preserve">, and Hung-Hao Chang. 2024. “Superstition and Car Accidents – The Case Study of the Dajia Mazu Pilgrimage Event in Taiwan.” 19th EAEA International Convention (2024).</w:t>
-            </w:r>
-          </w:p>
-          <w:p>
-            <w:pPr>
-              <w:pStyle w:val="CVItemCont"/>
-            </w:pPr>
-            <w:r>
-              <w:rPr>
-                <w:i/>
-                <w:iCs/>
-              </w:rPr>
-              <w:t xml:space="preserve">Presented by Yu-You Liou.</w:t>
-            </w:r>
-          </w:p>
-          <w:p>
-            <w:pPr>
-              <w:pStyle w:val="CVItem"/>
-            </w:pPr>
-            <w:r>
-              <w:t xml:space="preserve">10.</w:t>
+              <w:t>Liou, Yu-You</w:t>
+            </w:r>
+            <w:r>
+              <w:rPr>
+                <w:rFonts w:eastAsia="Times New Roman"/>
+              </w:rPr>
+              <w:t>, and Hung-Hao Chang. 2024. “Superstition and Car Accidents – The Case Study of the Dajia Mazu Pilgrimage Event in Taiwan.” 19th EAEA International Convention (2024).</w:t>
+            </w:r>
+          </w:p>
+          <w:p>
+            <w:pPr>
+              <w:pStyle w:val="CVNumberedItemContinued"/>
+            </w:pPr>
+            <w:r>
+              <w:rPr>
+                <w:i/>
+                <w:iCs/>
+              </w:rPr>
+              <w:t>Presented by Yu-You Liou.</w:t>
+            </w:r>
+          </w:p>
+          <w:p>
+            <w:pPr>
+              <w:pStyle w:val="CVNumberedItem"/>
+            </w:pPr>
+            <w:r>
+              <w:t>10.</w:t>
             </w:r>
             <w:r>
               <w:tab/>
@@ -2055,21 +2139,21 @@
                 <w:b/>
                 <w:bCs/>
               </w:rPr>
-              <w:t xml:space="preserve">Liou, Yu-You</w:t>
-            </w:r>
-            <w:r>
-              <w:rPr>
-                <w:rFonts w:eastAsia="Times New Roman"/>
-              </w:rPr>
-              <w:t xml:space="preserve">, Hung-Hao Chang, and Jeffrey C. Begun. 2024. “Rooftop Solar Energy Adoption and Farm Revenue.” 19th EAEA International Convention (2024).</w:t>
-            </w:r>
-          </w:p>
-          <w:p>
-            <w:pPr>
-              <w:pStyle w:val="CVItem"/>
-            </w:pPr>
-            <w:r>
-              <w:t xml:space="preserve">11.</w:t>
+              <w:t>Liou, Yu-You</w:t>
+            </w:r>
+            <w:r>
+              <w:rPr>
+                <w:rFonts w:eastAsia="Times New Roman"/>
+              </w:rPr>
+              <w:t>, Hung-Hao Chang, and Jeffrey C. Begun. 2024. “Rooftop Solar Energy Adoption and Farm Revenue.” 19th EAEA International Convention (2024).</w:t>
+            </w:r>
+          </w:p>
+          <w:p>
+            <w:pPr>
+              <w:pStyle w:val="CVNumberedItem"/>
+            </w:pPr>
+            <w:r>
+              <w:t>11.</w:t>
             </w:r>
             <w:r>
               <w:tab/>
@@ -2079,69 +2163,69 @@
                 <w:b/>
                 <w:bCs/>
               </w:rPr>
-              <w:t xml:space="preserve">劉昱佑</w:t>
-            </w:r>
-            <w:r>
-              <w:t xml:space="preserve">、李成蔭（</w:t>
-            </w:r>
-            <w:r>
-              <w:t xml:space="preserve">2024</w:t>
-            </w:r>
-            <w:r>
-              <w:t xml:space="preserve">）。「從眾或課責？運用臺灣選舉調查資料探討 </w:t>
-            </w:r>
-            <w:r>
-              <w:t xml:space="preserve">2018 </w:t>
-            </w:r>
-            <w:r>
-              <w:t xml:space="preserve">年與 </w:t>
-            </w:r>
-            <w:r>
-              <w:t xml:space="preserve">2022 </w:t>
-            </w:r>
-            <w:r>
-              <w:t xml:space="preserve">年地方大選結果對於總統滿意度的影響」。第十六屆國會國際學術研討會，臺北。</w:t>
-            </w:r>
-          </w:p>
-          <w:p>
-            <w:pPr>
-              <w:pStyle w:val="CVItemCont"/>
-            </w:pPr>
-            <w:r>
-              <w:t xml:space="preserve">[</w:t>
+              <w:t>劉昱佑</w:t>
+            </w:r>
+            <w:r>
+              <w:t>、李成蔭（</w:t>
+            </w:r>
+            <w:r>
+              <w:t>2024</w:t>
+            </w:r>
+            <w:r>
+              <w:t>）。「從眾或課責？運用臺灣選舉調查資料探討</w:t>
+            </w:r>
+            <w:r>
+              <w:t xml:space="preserve"> 2018 </w:t>
+            </w:r>
+            <w:r>
+              <w:t>年與</w:t>
+            </w:r>
+            <w:r>
+              <w:t xml:space="preserve"> 2022 </w:t>
+            </w:r>
+            <w:r>
+              <w:t>年地方大選結果對於總統滿意度的影響」。第十六屆國會國際學術研討會，臺北。</w:t>
+            </w:r>
+          </w:p>
+          <w:p>
+            <w:pPr>
+              <w:pStyle w:val="CVNumberedItemContinued"/>
+            </w:pPr>
+            <w:r>
+              <w:t>[</w:t>
             </w:r>
             <w:r>
               <w:rPr>
                 <w:b/>
                 <w:bCs/>
               </w:rPr>
-              <w:t xml:space="preserve">Liou, Yu-You</w:t>
-            </w:r>
-            <w:r>
-              <w:rPr>
-                <w:rFonts w:eastAsia="Times New Roman"/>
-              </w:rPr>
-              <w:t xml:space="preserve">, and Cheng-Yin Lee. 2024. “Conformity or Accountability? An Analysis of Local Election Results on Presidential Satisfaction.” 16th International Conference on Parliamentary Studies, Taipei.]</w:t>
-            </w:r>
-          </w:p>
-          <w:p>
-            <w:pPr>
-              <w:pStyle w:val="CVItemCont"/>
-            </w:pPr>
-            <w:r>
-              <w:rPr>
-                <w:i/>
-                <w:iCs/>
-              </w:rPr>
-              <w:t xml:space="preserve">Presented by Yu-You Liou.</w:t>
-            </w:r>
-          </w:p>
-          <w:p>
-            <w:pPr>
-              <w:pStyle w:val="CVItem"/>
-            </w:pPr>
-            <w:r>
-              <w:t xml:space="preserve">12.</w:t>
+              <w:t>Liou, Yu-You</w:t>
+            </w:r>
+            <w:r>
+              <w:rPr>
+                <w:rFonts w:eastAsia="Times New Roman"/>
+              </w:rPr>
+              <w:t>, and Cheng-Yin Lee. 2024. “Conformity or Accountability? An Analysis of Local Election Results on Presidential Satisfaction.” 16th International Conference on Parliamentary Studies, Taipei.]</w:t>
+            </w:r>
+          </w:p>
+          <w:p>
+            <w:pPr>
+              <w:pStyle w:val="CVNumberedItemContinued"/>
+            </w:pPr>
+            <w:r>
+              <w:rPr>
+                <w:i/>
+                <w:iCs/>
+              </w:rPr>
+              <w:t>Presented by Yu-You Liou.</w:t>
+            </w:r>
+          </w:p>
+          <w:p>
+            <w:pPr>
+              <w:pStyle w:val="CVNumberedItem"/>
+            </w:pPr>
+            <w:r>
+              <w:t>12.</w:t>
             </w:r>
             <w:r>
               <w:tab/>
@@ -2151,33 +2235,33 @@
                 <w:b/>
                 <w:bCs/>
               </w:rPr>
-              <w:t xml:space="preserve">Liou, Yu-You</w:t>
-            </w:r>
-            <w:r>
-              <w:rPr>
-                <w:rFonts w:eastAsia="Times New Roman"/>
-              </w:rPr>
-              <w:t xml:space="preserve">, and Hung-Hao Chang. 2023. “The Long-term Effects of Early-life Malaria Exposure on Farm Households’ Resource Allocation.” International Conference on Agricultural and Environmental Economics (2023), Taipei.</w:t>
-            </w:r>
-          </w:p>
-          <w:p>
-            <w:pPr>
-              <w:pStyle w:val="CVItemCont"/>
-            </w:pPr>
-            <w:r>
-              <w:rPr>
-                <w:i/>
-                <w:iCs/>
-              </w:rPr>
-              <w:t xml:space="preserve">Presented by Yu-You Liou.</w:t>
-            </w:r>
-          </w:p>
-          <w:p>
-            <w:pPr>
-              <w:pStyle w:val="CVItem"/>
-            </w:pPr>
-            <w:r>
-              <w:t xml:space="preserve">13.</w:t>
+              <w:t>Liou, Yu-You</w:t>
+            </w:r>
+            <w:r>
+              <w:rPr>
+                <w:rFonts w:eastAsia="Times New Roman"/>
+              </w:rPr>
+              <w:t>, and Hung-Hao Chang. 2023. “The Long-term Effects of Early-life Malaria Exposure on Farm Households’ Resource Allocation.” International Conference on Agricultural and Environmental Economics (2023), Taipei.</w:t>
+            </w:r>
+          </w:p>
+          <w:p>
+            <w:pPr>
+              <w:pStyle w:val="CVNumberedItemContinued"/>
+            </w:pPr>
+            <w:r>
+              <w:rPr>
+                <w:i/>
+                <w:iCs/>
+              </w:rPr>
+              <w:t>Presented by Yu-You Liou.</w:t>
+            </w:r>
+          </w:p>
+          <w:p>
+            <w:pPr>
+              <w:pStyle w:val="CVNumberedItem"/>
+            </w:pPr>
+            <w:r>
+              <w:t>13.</w:t>
             </w:r>
             <w:r>
               <w:tab/>
@@ -2187,33 +2271,33 @@
                 <w:b/>
                 <w:bCs/>
               </w:rPr>
-              <w:t xml:space="preserve">Liou, Yu-You</w:t>
-            </w:r>
-            <w:r>
-              <w:rPr>
-                <w:rFonts w:eastAsia="Times New Roman"/>
-              </w:rPr>
-              <w:t xml:space="preserve">. 2023. “Adaptation Behavior of Public Mobility under Climate Change: Empirical Evidence on Taipei Metro.” International Conference on Business and Management for Graduate Students (2023), Taipei.</w:t>
-            </w:r>
-          </w:p>
-          <w:p>
-            <w:pPr>
-              <w:pStyle w:val="CVItemCont"/>
-            </w:pPr>
-            <w:r>
-              <w:rPr>
-                <w:i/>
-                <w:iCs/>
-              </w:rPr>
-              <w:t xml:space="preserve">Presented by Yu-You Liou.</w:t>
-            </w:r>
-          </w:p>
-          <w:p>
-            <w:pPr>
-              <w:pStyle w:val="CVItem"/>
-            </w:pPr>
-            <w:r>
-              <w:t xml:space="preserve">14.</w:t>
+              <w:t>Liou, Yu-You</w:t>
+            </w:r>
+            <w:r>
+              <w:rPr>
+                <w:rFonts w:eastAsia="Times New Roman"/>
+              </w:rPr>
+              <w:t>. 2023. “Adaptation Behavior of Public Mobility under Climate Change: Empirical Evidence on Taipei Metro.” International Conference on Business and Management for Graduate Students (2023), Taipei.</w:t>
+            </w:r>
+          </w:p>
+          <w:p>
+            <w:pPr>
+              <w:pStyle w:val="CVNumberedItemContinued"/>
+            </w:pPr>
+            <w:r>
+              <w:rPr>
+                <w:i/>
+                <w:iCs/>
+              </w:rPr>
+              <w:t>Presented by Yu-You Liou.</w:t>
+            </w:r>
+          </w:p>
+          <w:p>
+            <w:pPr>
+              <w:pStyle w:val="CVNumberedItem"/>
+            </w:pPr>
+            <w:r>
+              <w:t>14.</w:t>
             </w:r>
             <w:r>
               <w:tab/>
@@ -2223,96 +2307,96 @@
                 <w:b/>
                 <w:bCs/>
               </w:rPr>
-              <w:t xml:space="preserve">劉昱佑</w:t>
-            </w:r>
-            <w:r>
-              <w:t xml:space="preserve">（</w:t>
-            </w:r>
-            <w:r>
-              <w:t xml:space="preserve">2023</w:t>
-            </w:r>
-            <w:r>
-              <w:t xml:space="preserve">）。「選舉投票行為的時、空路徑依賴：</w:t>
+              <w:t>劉昱佑</w:t>
+            </w:r>
+            <w:r>
+              <w:t>（</w:t>
+            </w:r>
+            <w:r>
+              <w:t>2023</w:t>
+            </w:r>
+            <w:r>
+              <w:t>）。「選舉投票行為的時、空路徑依賴：</w:t>
             </w:r>
             <w:r>
               <w:t xml:space="preserve">2022 </w:t>
             </w:r>
             <w:r>
-              <w:t xml:space="preserve">年臺北市長選舉的實證分析」。第十五屆國會國際學術研討會，臺北。</w:t>
-            </w:r>
-          </w:p>
-          <w:p>
-            <w:pPr>
-              <w:pStyle w:val="CVItemCont"/>
-            </w:pPr>
-            <w:r>
-              <w:t xml:space="preserve">[</w:t>
+              <w:t>年臺北市長選舉的實證分析」。第十五屆國會國際學術研討會，臺北。</w:t>
+            </w:r>
+          </w:p>
+          <w:p>
+            <w:pPr>
+              <w:pStyle w:val="CVNumberedItemContinued"/>
+            </w:pPr>
+            <w:r>
+              <w:t>[</w:t>
             </w:r>
             <w:r>
               <w:rPr>
                 <w:b/>
                 <w:bCs/>
               </w:rPr>
-              <w:t xml:space="preserve">Liou, Yu-You</w:t>
-            </w:r>
-            <w:r>
-              <w:rPr>
-                <w:rFonts w:eastAsia="Times New Roman"/>
-              </w:rPr>
-              <w:t xml:space="preserve">. 2023. “Path Dependency of Spatiotemporal Voting Behavior: An Empirical Analysis of the 2022 Taipei Mayoral Election.” 15th International Conference on Parliamentary Studies, Taipei.]</w:t>
-            </w:r>
-          </w:p>
-          <w:p>
-            <w:pPr>
-              <w:pStyle w:val="CVItemCont"/>
-            </w:pPr>
-            <w:r>
-              <w:rPr>
-                <w:i/>
-                <w:iCs/>
-              </w:rPr>
-              <w:t xml:space="preserve">Presented by Yu-You Liou.</w:t>
-            </w:r>
-          </w:p>
-          <w:p>
-            <w:pPr>
-              <w:pStyle w:val="CVItem"/>
-            </w:pPr>
-            <w:r>
-              <w:t xml:space="preserve">15.</w:t>
-            </w:r>
-            <w:r>
-              <w:tab/>
-            </w:r>
-            <w:r>
-              <w:t xml:space="preserve">何驊哲、</w:t>
+              <w:t>Liou, Yu-You</w:t>
+            </w:r>
+            <w:r>
+              <w:rPr>
+                <w:rFonts w:eastAsia="Times New Roman"/>
+              </w:rPr>
+              <w:t>. 2023. “Path Dependency of Spatiotemporal Voting Behavior: An Empirical Analysis of the 2022 Taipei Mayoral Election.” 15th International Conference on Parliamentary Studies, Taipei.]</w:t>
+            </w:r>
+          </w:p>
+          <w:p>
+            <w:pPr>
+              <w:pStyle w:val="CVNumberedItemContinued"/>
+            </w:pPr>
+            <w:r>
+              <w:rPr>
+                <w:i/>
+                <w:iCs/>
+              </w:rPr>
+              <w:t>Presented by Yu-You Liou.</w:t>
+            </w:r>
+          </w:p>
+          <w:p>
+            <w:pPr>
+              <w:pStyle w:val="CVNumberedItem"/>
+            </w:pPr>
+            <w:r>
+              <w:t>15.</w:t>
+            </w:r>
+            <w:r>
+              <w:tab/>
+            </w:r>
+            <w:r>
+              <w:t>何驊哲、</w:t>
             </w:r>
             <w:r>
               <w:rPr>
                 <w:b/>
                 <w:bCs/>
               </w:rPr>
-              <w:t xml:space="preserve">劉昱佑</w:t>
-            </w:r>
-            <w:r>
-              <w:t xml:space="preserve">（</w:t>
-            </w:r>
-            <w:r>
-              <w:t xml:space="preserve">2023</w:t>
-            </w:r>
-            <w:r>
-              <w:t xml:space="preserve">）。「新人光環對於當選可能之影響：</w:t>
+              <w:t>劉昱佑</w:t>
+            </w:r>
+            <w:r>
+              <w:t>（</w:t>
+            </w:r>
+            <w:r>
+              <w:t>2023</w:t>
+            </w:r>
+            <w:r>
+              <w:t>）。「新人光環對於當選可能之影響：</w:t>
             </w:r>
             <w:r>
               <w:t xml:space="preserve">2009-2022 </w:t>
             </w:r>
             <w:r>
-              <w:t xml:space="preserve">年臺灣縣市議員選舉的實證研究」。第十五屆國會國際學術研討會，臺北。</w:t>
-            </w:r>
-          </w:p>
-          <w:p>
-            <w:pPr>
-              <w:pStyle w:val="CVItemCont"/>
+              <w:t>年臺灣縣市議員選舉的實證研究」。第十五屆國會國際學術研討會，臺北。</w:t>
+            </w:r>
+          </w:p>
+          <w:p>
+            <w:pPr>
+              <w:pStyle w:val="CVNumberedItemContinued"/>
             </w:pPr>
             <w:r>
               <w:t xml:space="preserve">[Ho, Hua-Che, and </w:t>
@@ -2322,21 +2406,21 @@
                 <w:b/>
                 <w:bCs/>
               </w:rPr>
-              <w:t xml:space="preserve">Yu-You Liou</w:t>
-            </w:r>
-            <w:r>
-              <w:rPr>
-                <w:rFonts w:eastAsia="Times New Roman"/>
-              </w:rPr>
-              <w:t xml:space="preserve">. 2023. “The Impact of ‘Newcomer Aura’ on Election Probability: An Empirical Study of Taiwan’s Councilor Elections (2009–2022).” 15th International Conference on Parliamentary Studies, Taipei.]</w:t>
-            </w:r>
-          </w:p>
-          <w:p>
-            <w:pPr>
-              <w:pStyle w:val="CVItem"/>
-            </w:pPr>
-            <w:r>
-              <w:t xml:space="preserve">16.</w:t>
+              <w:t>Yu-You Liou</w:t>
+            </w:r>
+            <w:r>
+              <w:rPr>
+                <w:rFonts w:eastAsia="Times New Roman"/>
+              </w:rPr>
+              <w:t>. 2023. “The Impact of ‘Newcomer Aura’ on Election Probability: An Empirical Study of Taiwan’s Councilor Elections (2009–2022).” 15th International Conference on Parliamentary Studies, Taipei.]</w:t>
+            </w:r>
+          </w:p>
+          <w:p>
+            <w:pPr>
+              <w:pStyle w:val="CVNumberedItem"/>
+            </w:pPr>
+            <w:r>
+              <w:t>16.</w:t>
             </w:r>
             <w:r>
               <w:tab/>
@@ -2346,66 +2430,67 @@
                 <w:b/>
                 <w:bCs/>
               </w:rPr>
-              <w:t xml:space="preserve">劉昱佑</w:t>
-            </w:r>
-            <w:r>
-              <w:t xml:space="preserve">、張宏浩（</w:t>
-            </w:r>
-            <w:r>
-              <w:t xml:space="preserve">2020</w:t>
+              <w:t>劉昱佑</w:t>
+            </w:r>
+            <w:r>
+              <w:t>、張宏浩（</w:t>
+            </w:r>
+            <w:r>
+              <w:t>2020</w:t>
             </w:r>
             <w:r>
               <w:rPr>
                 <w:rFonts w:hint="eastAsia"/>
               </w:rPr>
-              <w:t xml:space="preserve">）。「以非階層式群集分析研究農產品之消費行為——農產品銷售平台的實證分析」。</w:t>
+              <w:t>）。「以非階層式群集分析研究農產品之消費行為——農產品銷售平台的實證分析」。</w:t>
             </w:r>
             <w:r>
               <w:t xml:space="preserve">2020 </w:t>
             </w:r>
             <w:r>
-              <w:t xml:space="preserve">年臺灣農村經濟學會年會暨學術研討會，臺北。</w:t>
-            </w:r>
-          </w:p>
-          <w:p>
-            <w:pPr>
-              <w:pStyle w:val="CVItemCont"/>
-            </w:pPr>
-            <w:r>
-              <w:t xml:space="preserve">[</w:t>
+              <w:t>年臺灣農村經濟學會年會暨學術研討會，臺北。</w:t>
+            </w:r>
+          </w:p>
+          <w:p>
+            <w:pPr>
+              <w:pStyle w:val="CVNumberedItemContinued"/>
+            </w:pPr>
+            <w:r>
+              <w:lastRenderedPageBreak/>
+              <w:t>[</w:t>
             </w:r>
             <w:r>
               <w:rPr>
                 <w:b/>
                 <w:bCs/>
               </w:rPr>
-              <w:t xml:space="preserve">Liou, Yu-You</w:t>
-            </w:r>
-            <w:r>
-              <w:rPr>
-                <w:rFonts w:eastAsia="Times New Roman"/>
-              </w:rPr>
-              <w:t xml:space="preserve">, and Hung-Hao Chang. 2020. “A Non-hierarchical Clustering Analysis of Consumer Behavior in Agricultural Products.” 2020 Annual Conference of the Taiwan Rural Economics Society, Taipei.]</w:t>
-            </w:r>
-          </w:p>
-          <w:p>
-            <w:pPr>
-              <w:pStyle w:val="CVItemCont"/>
-            </w:pPr>
-            <w:r>
-              <w:rPr>
-                <w:i/>
-                <w:iCs/>
-              </w:rPr>
-              <w:t xml:space="preserve">Presented by Yu-You Liou.</w:t>
-            </w:r>
-          </w:p>
-          <w:p>
-            <w:pPr>
-              <w:pStyle w:val="CVItem"/>
-            </w:pPr>
-            <w:r>
-              <w:t xml:space="preserve">17.</w:t>
+              <w:t>Liou, Yu-You</w:t>
+            </w:r>
+            <w:r>
+              <w:rPr>
+                <w:rFonts w:eastAsia="Times New Roman"/>
+              </w:rPr>
+              <w:t>, and Hung-Hao Chang. 2020. “A Non-hierarchical Clustering Analysis of Consumer Behavior in Agricultural Products.” 2020 Annual Conference of the Taiwan Rural Economics Society, Taipei.]</w:t>
+            </w:r>
+          </w:p>
+          <w:p>
+            <w:pPr>
+              <w:pStyle w:val="CVNumberedItemContinued"/>
+            </w:pPr>
+            <w:r>
+              <w:rPr>
+                <w:i/>
+                <w:iCs/>
+              </w:rPr>
+              <w:t>Presented by Yu-You Liou.</w:t>
+            </w:r>
+          </w:p>
+          <w:p>
+            <w:pPr>
+              <w:pStyle w:val="CVNumberedItem"/>
+            </w:pPr>
+            <w:r>
+              <w:t>17.</w:t>
             </w:r>
             <w:r>
               <w:tab/>
@@ -2415,61 +2500,61 @@
                 <w:b/>
                 <w:bCs/>
               </w:rPr>
-              <w:t xml:space="preserve">劉昱佑</w:t>
-            </w:r>
-            <w:r>
-              <w:t xml:space="preserve">、陳林松（</w:t>
-            </w:r>
-            <w:r>
-              <w:t xml:space="preserve">2019</w:t>
-            </w:r>
-            <w:r>
-              <w:t xml:space="preserve">）。「生產力對於臺灣國內生產毛額的貢獻度（</w:t>
-            </w:r>
-            <w:r>
-              <w:t xml:space="preserve">1981-2018</w:t>
-            </w:r>
-            <w:r>
-              <w:t xml:space="preserve">）」。</w:t>
+              <w:t>劉昱佑</w:t>
+            </w:r>
+            <w:r>
+              <w:t>、陳林松（</w:t>
+            </w:r>
+            <w:r>
+              <w:t>2019</w:t>
+            </w:r>
+            <w:r>
+              <w:t>）。「生產力對於臺灣國內生產毛額的貢獻度（</w:t>
+            </w:r>
+            <w:r>
+              <w:t>1981-2018</w:t>
+            </w:r>
+            <w:r>
+              <w:t>）」。</w:t>
             </w:r>
             <w:r>
               <w:t xml:space="preserve">2019 </w:t>
             </w:r>
             <w:r>
-              <w:t xml:space="preserve">年生產力與效率學術研討會，臺北。</w:t>
-            </w:r>
-          </w:p>
-          <w:p>
-            <w:pPr>
-              <w:pStyle w:val="CVItemCont"/>
-            </w:pPr>
-            <w:r>
-              <w:t xml:space="preserve">[</w:t>
+              <w:t>年生產力與效率學術研討會，臺北。</w:t>
+            </w:r>
+          </w:p>
+          <w:p>
+            <w:pPr>
+              <w:pStyle w:val="CVNumberedItemContinued"/>
+            </w:pPr>
+            <w:r>
+              <w:t>[</w:t>
             </w:r>
             <w:r>
               <w:rPr>
                 <w:b/>
                 <w:bCs/>
               </w:rPr>
-              <w:t xml:space="preserve">Liou, Yu-You</w:t>
-            </w:r>
-            <w:r>
-              <w:rPr>
-                <w:rFonts w:eastAsia="Times New Roman"/>
-              </w:rPr>
-              <w:t xml:space="preserve">, and Linson Chen. 2019. “The Contribution of Productivity to Taiwan’s GDP Growth: An Empirical Analysis (1981–2018).” 2019 Taiwan Productivity and Efficiency Conference, Taipei.]</w:t>
-            </w:r>
-          </w:p>
-          <w:p>
-            <w:pPr>
-              <w:pStyle w:val="CVItemCont"/>
-            </w:pPr>
-            <w:r>
-              <w:rPr>
-                <w:i/>
-                <w:iCs/>
-              </w:rPr>
-              <w:t xml:space="preserve">Presented by Yu-You Liou.</w:t>
+              <w:t>Liou, Yu-You</w:t>
+            </w:r>
+            <w:r>
+              <w:rPr>
+                <w:rFonts w:eastAsia="Times New Roman"/>
+              </w:rPr>
+              <w:t>, and Linson Chen. 2019. “The Contribution of Productivity to Taiwan’s GDP Growth: An Empirical Analysis (1981–2018).” 2019 Taiwan Productivity and Efficiency Conference, Taipei.]</w:t>
+            </w:r>
+          </w:p>
+          <w:p>
+            <w:pPr>
+              <w:pStyle w:val="CVNumberedItemContinued"/>
+            </w:pPr>
+            <w:r>
+              <w:rPr>
+                <w:i/>
+                <w:iCs/>
+              </w:rPr>
+              <w:t>Presented by Yu-You Liou.</w:t>
             </w:r>
           </w:p>
         </w:tc>
@@ -2484,10 +2569,11 @@
           </w:tcPr>
           <w:p>
             <w:pPr>
-              <w:pStyle w:val="CVSection"/>
-            </w:pPr>
-            <w:r>
-              <w:t xml:space="preserve">Referee Activities</w:t>
+              <w:pStyle w:val="CVSectionTitle"/>
+            </w:pPr>
+            <w:r>
+              <w:lastRenderedPageBreak/>
+              <w:t>Referee Activities</w:t>
             </w:r>
           </w:p>
         </w:tc>
@@ -2501,105 +2587,105 @@
               <w:pStyle w:val="CVEntry"/>
               <w:spacing w:before="240"/>
             </w:pPr>
-            <w:hyperlink r:id="rIdLink28" w:history="1">
-              <w:r>
-                <w:rPr>
-                  <w:rStyle w:val="Hyperlink"/>
+            <w:hyperlink r:id="rId33" w:history="1">
+              <w:r>
+                <w:rPr>
+                  <w:rStyle w:val="a3"/>
                   <w:i/>
                   <w:iCs/>
                 </w:rPr>
-                <w:t xml:space="preserve">Agribusiness</w:t>
+                <w:t>Agribusiness</w:t>
               </w:r>
             </w:hyperlink>
             <w:r>
               <w:t xml:space="preserve"> (5); </w:t>
             </w:r>
-            <w:hyperlink r:id="rIdLink29" w:history="1">
-              <w:r>
-                <w:rPr>
-                  <w:rStyle w:val="Hyperlink"/>
+            <w:hyperlink r:id="rId34" w:history="1">
+              <w:r>
+                <w:rPr>
+                  <w:rStyle w:val="a3"/>
                   <w:i/>
                   <w:iCs/>
                 </w:rPr>
-                <w:t xml:space="preserve">Criminology &amp; Public Policy</w:t>
+                <w:t>Criminology &amp; Public Policy</w:t>
               </w:r>
             </w:hyperlink>
             <w:r>
               <w:t xml:space="preserve"> (1); </w:t>
             </w:r>
-            <w:hyperlink r:id="rIdLink30" w:history="1">
-              <w:r>
-                <w:rPr>
-                  <w:rStyle w:val="Hyperlink"/>
+            <w:hyperlink r:id="rId35" w:history="1">
+              <w:r>
+                <w:rPr>
+                  <w:rStyle w:val="a3"/>
                   <w:i/>
                   <w:iCs/>
                 </w:rPr>
-                <w:t xml:space="preserve">Food Policy</w:t>
+                <w:t>Food Policy</w:t>
               </w:r>
             </w:hyperlink>
             <w:r>
               <w:t xml:space="preserve"> (2); </w:t>
             </w:r>
-            <w:hyperlink r:id="rIdLink31" w:history="1">
-              <w:r>
-                <w:rPr>
-                  <w:rStyle w:val="Hyperlink"/>
+            <w:hyperlink r:id="rId36" w:history="1">
+              <w:r>
+                <w:rPr>
+                  <w:rStyle w:val="a3"/>
                   <w:i/>
                   <w:iCs/>
                 </w:rPr>
-                <w:t xml:space="preserve">Frontiers in Climate</w:t>
+                <w:t>Frontiers in Climate</w:t>
               </w:r>
             </w:hyperlink>
             <w:r>
               <w:t xml:space="preserve"> (2); </w:t>
             </w:r>
-            <w:hyperlink r:id="rIdLink32" w:history="1">
-              <w:r>
-                <w:rPr>
-                  <w:rStyle w:val="Hyperlink"/>
+            <w:hyperlink r:id="rId37" w:history="1">
+              <w:r>
+                <w:rPr>
+                  <w:rStyle w:val="a3"/>
                   <w:i/>
                   <w:iCs/>
                 </w:rPr>
-                <w:t xml:space="preserve">Frontiers in Environmental Economics</w:t>
+                <w:t>Frontiers in Environmental Economics</w:t>
               </w:r>
             </w:hyperlink>
             <w:r>
               <w:t xml:space="preserve"> (1); </w:t>
             </w:r>
-            <w:hyperlink r:id="rIdLink33" w:history="1">
-              <w:r>
-                <w:rPr>
-                  <w:rStyle w:val="Hyperlink"/>
+            <w:hyperlink r:id="rId38" w:history="1">
+              <w:r>
+                <w:rPr>
+                  <w:rStyle w:val="a3"/>
                   <w:i/>
                   <w:iCs/>
                 </w:rPr>
-                <w:t xml:space="preserve">Frontiers in Environmental Science</w:t>
+                <w:t>Frontiers in Environmental Science</w:t>
               </w:r>
             </w:hyperlink>
             <w:r>
               <w:t xml:space="preserve"> (1); </w:t>
             </w:r>
-            <w:hyperlink r:id="rIdLink34" w:history="1">
-              <w:r>
-                <w:rPr>
-                  <w:rStyle w:val="Hyperlink"/>
+            <w:hyperlink r:id="rId39" w:history="1">
+              <w:r>
+                <w:rPr>
+                  <w:rStyle w:val="a3"/>
                   <w:i/>
                   <w:iCs/>
                 </w:rPr>
-                <w:t xml:space="preserve">Managerial and Decision Economics</w:t>
+                <w:t>Managerial and Decision Economics</w:t>
               </w:r>
             </w:hyperlink>
             <w:r>
               <w:t xml:space="preserve"> (1); </w:t>
             </w:r>
-            <w:hyperlink r:id="rIdLink35" w:history="1">
-              <w:r>
-                <w:rPr>
-                  <w:rStyle w:val="Hyperlink"/>
+            <w:hyperlink r:id="rId40" w:history="1">
+              <w:r>
+                <w:rPr>
+                  <w:rStyle w:val="a3"/>
                   <w:i/>
                   <w:iCs/>
                 </w:rPr>
-                <w:t xml:space="preserve">Traffic Injury Prevention</w:t>
+                <w:t>Traffic Injury Prevention</w:t>
               </w:r>
             </w:hyperlink>
             <w:r>
@@ -2618,10 +2704,10 @@
           </w:tcPr>
           <w:p>
             <w:pPr>
-              <w:pStyle w:val="CVSection"/>
-            </w:pPr>
-            <w:r>
-              <w:t xml:space="preserve">Grants and Awards</w:t>
+              <w:pStyle w:val="CVSectionTitle"/>
+            </w:pPr>
+            <w:r>
+              <w:t>Grants and Awards</w:t>
             </w:r>
           </w:p>
         </w:tc>
@@ -2636,16 +2722,16 @@
               <w:spacing w:before="240"/>
             </w:pPr>
             <w:r>
-              <w:t xml:space="preserve">Graduate Research Fellowship, National Science and Technology Council</w:t>
-            </w:r>
-            <w:r>
-              <w:tab/>
-            </w:r>
-            <w:r>
-              <w:rPr>
-                <w:rFonts w:eastAsia="Times New Roman"/>
-              </w:rPr>
-              <w:t xml:space="preserve">2022–2026</w:t>
+              <w:t>Graduate Research Fellowship, National Science and Technology Council</w:t>
+            </w:r>
+            <w:r>
+              <w:tab/>
+            </w:r>
+            <w:r>
+              <w:rPr>
+                <w:rFonts w:eastAsia="Times New Roman"/>
+              </w:rPr>
+              <w:t>2022–2026</w:t>
             </w:r>
           </w:p>
           <w:p>
@@ -2653,13 +2739,11 @@
               <w:pStyle w:val="CVEntry"/>
             </w:pPr>
             <w:r>
-              <w:t xml:space="preserve">2025 Student Academic Paper Award, College of Bioresources and Agriculture, National Taiwan University</w:t>
-            </w:r>
-            <w:r>
-              <w:tab/>
-            </w:r>
-            <w:r>
-              <w:t xml:space="preserve">2026</w:t>
+              <w:t>2025 Student Academic Paper Award, College of Bioresources and Agriculture, National Taiwan University</w:t>
+            </w:r>
+            <w:r>
+              <w:tab/>
+              <w:t>2026</w:t>
             </w:r>
           </w:p>
           <w:p>
@@ -2667,13 +2751,11 @@
               <w:pStyle w:val="CVEntry"/>
             </w:pPr>
             <w:r>
-              <w:t xml:space="preserve">2025 CMC Outstanding Student Research Award, College of Bioresources and Agriculture, National Taiwan University</w:t>
-            </w:r>
-            <w:r>
-              <w:tab/>
-            </w:r>
-            <w:r>
-              <w:t xml:space="preserve">2026</w:t>
+              <w:t>2025 CMC Outstanding Student Research Award, College of Bioresources and Agriculture, National Taiwan University</w:t>
+            </w:r>
+            <w:r>
+              <w:tab/>
+              <w:t>2026</w:t>
             </w:r>
           </w:p>
           <w:p>
@@ -2681,13 +2763,11 @@
               <w:pStyle w:val="CVEntry"/>
             </w:pPr>
             <w:r>
-              <w:t xml:space="preserve">English-Medium Instruction (EMI) Teaching Grant, Shih Chien University</w:t>
-            </w:r>
-            <w:r>
-              <w:tab/>
-            </w:r>
-            <w:r>
-              <w:t xml:space="preserve">2025</w:t>
+              <w:t>English-Medium Instruction (EMI) Teaching Grant, Shih Chien University</w:t>
+            </w:r>
+            <w:r>
+              <w:tab/>
+              <w:t>2025</w:t>
             </w:r>
           </w:p>
           <w:p>
@@ -2695,13 +2775,11 @@
               <w:pStyle w:val="CVEntry"/>
             </w:pPr>
             <w:r>
-              <w:t xml:space="preserve">Conference Travel Grant, National Science and Technology Council</w:t>
-            </w:r>
-            <w:r>
-              <w:tab/>
-            </w:r>
-            <w:r>
-              <w:t xml:space="preserve">2025</w:t>
+              <w:t>Conference Travel Grant, National Science and Technology Council</w:t>
+            </w:r>
+            <w:r>
+              <w:tab/>
+              <w:t>2025</w:t>
             </w:r>
           </w:p>
           <w:p>
@@ -2709,13 +2787,11 @@
               <w:pStyle w:val="CVEntry"/>
             </w:pPr>
             <w:r>
-              <w:t xml:space="preserve">Conference Travel Scholarship, National Alumni Association of the Department of Agricultural Economics, National Taiwan University</w:t>
-            </w:r>
-            <w:r>
-              <w:tab/>
-            </w:r>
-            <w:r>
-              <w:t xml:space="preserve">2025</w:t>
+              <w:t>Conference Travel Scholarship, National Alumni Association of the Department of Agricultural Economics, National Taiwan University</w:t>
+            </w:r>
+            <w:r>
+              <w:tab/>
+              <w:t>2025</w:t>
             </w:r>
           </w:p>
           <w:p>
@@ -2723,13 +2799,11 @@
               <w:pStyle w:val="CVEntry"/>
             </w:pPr>
             <w:r>
-              <w:t xml:space="preserve">Sun Yun-Suan Memorial Fellowship, National Policy Foundation</w:t>
-            </w:r>
-            <w:r>
-              <w:tab/>
-            </w:r>
-            <w:r>
-              <w:t xml:space="preserve">2023</w:t>
+              <w:t>Sun Yun-Suan Memorial Fellowship, National Policy Foundation</w:t>
+            </w:r>
+            <w:r>
+              <w:tab/>
+              <w:t>2023</w:t>
             </w:r>
           </w:p>
           <w:p>
@@ -2737,13 +2811,11 @@
               <w:pStyle w:val="CVEntry"/>
             </w:pPr>
             <w:r>
-              <w:t xml:space="preserve">Outstanding Veteran, Penghu Defense Command, Republic of China Army</w:t>
-            </w:r>
-            <w:r>
-              <w:tab/>
-            </w:r>
-            <w:r>
-              <w:t xml:space="preserve">2022</w:t>
+              <w:t>Outstanding Veteran, Penghu Defense Command, Republic of China Army</w:t>
+            </w:r>
+            <w:r>
+              <w:tab/>
+              <w:t>2022</w:t>
             </w:r>
           </w:p>
           <w:p>
@@ -2751,13 +2823,11 @@
               <w:pStyle w:val="CVEntry"/>
             </w:pPr>
             <w:r>
-              <w:t xml:space="preserve">Altruistic Award, National Taiwan University</w:t>
-            </w:r>
-            <w:r>
-              <w:tab/>
-            </w:r>
-            <w:r>
-              <w:t xml:space="preserve">2019</w:t>
+              <w:t>Altruistic Award, National Taiwan University</w:t>
+            </w:r>
+            <w:r>
+              <w:tab/>
+              <w:t>2019</w:t>
             </w:r>
           </w:p>
         </w:tc>
@@ -2772,10 +2842,10 @@
           </w:tcPr>
           <w:p>
             <w:pPr>
-              <w:pStyle w:val="CVSection"/>
-            </w:pPr>
-            <w:r>
-              <w:t xml:space="preserve">Teaching</w:t>
+              <w:pStyle w:val="CVSectionTitle"/>
+            </w:pPr>
+            <w:r>
+              <w:t>Teaching</w:t>
             </w:r>
           </w:p>
         </w:tc>
@@ -2794,7 +2864,7 @@
                 <w:i/>
                 <w:iCs/>
               </w:rPr>
-              <w:t xml:space="preserve">Shih Chien University</w:t>
+              <w:t>Shih Chien University</w:t>
             </w:r>
             <w:r>
               <w:rPr>
@@ -2807,63 +2877,63 @@
             <w:pPr>
               <w:pStyle w:val="CVEntry"/>
             </w:pPr>
-            <w:hyperlink r:id="rIdLink36" w:history="1">
-              <w:r>
-                <w:rPr>
-                  <w:rStyle w:val="Hyperlink"/>
-                </w:rPr>
-                <w:t xml:space="preserve">Statistics I &amp; II</w:t>
+            <w:hyperlink r:id="rId41" w:history="1">
+              <w:r>
+                <w:rPr>
+                  <w:rStyle w:val="a3"/>
+                </w:rPr>
+                <w:t>Statistics I &amp; II</w:t>
               </w:r>
             </w:hyperlink>
           </w:p>
           <w:p>
             <w:pPr>
-              <w:pStyle w:val="CVEntryCont"/>
-            </w:pPr>
-            <w:r>
-              <w:t xml:space="preserve">Teaching evaluations: Fall 2024 (4.40/5), Spring 2025 (4.62/5), Fall 2025 (4.57/5), Spring 2026 (4.64/5), Fall 2026 (pending)</w:t>
+              <w:pStyle w:val="CVEntryContinued"/>
+            </w:pPr>
+            <w:r>
+              <w:t>Teaching evaluations: Fall 2024 (4.40/5), Spring 2025 (4.62/5), Fall 2025 (4.57/5), Spring 2026 (4.64/5), Fall 2026 (pending)</w:t>
             </w:r>
           </w:p>
           <w:p>
             <w:pPr>
               <w:pStyle w:val="CVEntry"/>
             </w:pPr>
-            <w:hyperlink r:id="rIdLink37" w:history="1">
-              <w:r>
-                <w:rPr>
-                  <w:rStyle w:val="Hyperlink"/>
-                </w:rPr>
-                <w:t xml:space="preserve">Data Analysis</w:t>
+            <w:hyperlink r:id="rId42" w:history="1">
+              <w:r>
+                <w:rPr>
+                  <w:rStyle w:val="a3"/>
+                </w:rPr>
+                <w:t>Data Analysis</w:t>
               </w:r>
             </w:hyperlink>
           </w:p>
           <w:p>
             <w:pPr>
-              <w:pStyle w:val="CVEntryCont"/>
-            </w:pPr>
-            <w:r>
-              <w:t xml:space="preserve">Teaching evaluations: Fall 2024 (4.52/5), Fall 2025 (4.58/5), Fall 2026 (pending)</w:t>
+              <w:pStyle w:val="CVEntryContinued"/>
+            </w:pPr>
+            <w:r>
+              <w:t>Teaching evaluations: Fall 2024 (4.52/5), Fall 2025 (4.58/5), Fall 2026 (pending)</w:t>
             </w:r>
           </w:p>
           <w:p>
             <w:pPr>
               <w:pStyle w:val="CVEntry"/>
             </w:pPr>
-            <w:hyperlink r:id="rIdLink38" w:history="1">
-              <w:r>
-                <w:rPr>
-                  <w:rStyle w:val="Hyperlink"/>
-                </w:rPr>
-                <w:t xml:space="preserve">Programming for Applications</w:t>
+            <w:hyperlink r:id="rId43" w:history="1">
+              <w:r>
+                <w:rPr>
+                  <w:rStyle w:val="a3"/>
+                </w:rPr>
+                <w:t>Programming for Applications</w:t>
               </w:r>
             </w:hyperlink>
           </w:p>
           <w:p>
             <w:pPr>
-              <w:pStyle w:val="CVEntryCont"/>
-            </w:pPr>
-            <w:r>
-              <w:t xml:space="preserve">Teaching evaluations: Spring 2024 (4.47/5), Spring 2025 (4.67/5), Spring 2026 (4.52/5)</w:t>
+              <w:pStyle w:val="CVEntryContinued"/>
+            </w:pPr>
+            <w:r>
+              <w:t>Teaching evaluations: Spring 2024 (4.47/5), Spring 2025 (4.67/5), Spring 2026 (4.52/5)</w:t>
             </w:r>
           </w:p>
           <w:p>
@@ -2875,7 +2945,7 @@
                 <w:i/>
                 <w:iCs/>
               </w:rPr>
-              <w:t xml:space="preserve">National Taiwan University</w:t>
+              <w:t>National Taiwan University</w:t>
             </w:r>
             <w:r>
               <w:rPr>
@@ -2889,13 +2959,11 @@
               <w:pStyle w:val="CVEntry"/>
             </w:pPr>
             <w:r>
-              <w:t xml:space="preserve">Agricultural Policy and Performance Evaluation (Prof. Chang)</w:t>
-            </w:r>
-            <w:r>
-              <w:tab/>
-            </w:r>
-            <w:r>
-              <w:t xml:space="preserve">Spring 2024, Fall 2026</w:t>
+              <w:t>Agricultural Policy and Performance Evaluation (Prof. Chang)</w:t>
+            </w:r>
+            <w:r>
+              <w:tab/>
+              <w:t>Spring 2024, Fall 2026</w:t>
             </w:r>
           </w:p>
           <w:p>
@@ -2903,13 +2971,11 @@
               <w:pStyle w:val="CVEntry"/>
             </w:pPr>
             <w:r>
-              <w:t xml:space="preserve">Agricultural Regulations (A) (Prof. Chen)</w:t>
-            </w:r>
-            <w:r>
-              <w:tab/>
-            </w:r>
-            <w:r>
-              <w:t xml:space="preserve">Spring 2022</w:t>
+              <w:t>Agricultural Regulations (A) (Prof. Chen)</w:t>
+            </w:r>
+            <w:r>
+              <w:tab/>
+              <w:t>Spring 2022</w:t>
             </w:r>
           </w:p>
           <w:p>
@@ -2917,13 +2983,11 @@
               <w:pStyle w:val="CVEntry"/>
             </w:pPr>
             <w:r>
-              <w:t xml:space="preserve">Quantitative Method (Prof. Chang; English-medium instruction)</w:t>
-            </w:r>
-            <w:r>
-              <w:tab/>
-            </w:r>
-            <w:r>
-              <w:t xml:space="preserve">Spring 2020</w:t>
+              <w:t>Quantitative Method (Prof. Chang; English-medium instruction)</w:t>
+            </w:r>
+            <w:r>
+              <w:tab/>
+              <w:t>Spring 2020</w:t>
             </w:r>
           </w:p>
         </w:tc>
@@ -2938,10 +3002,10 @@
           </w:tcPr>
           <w:p>
             <w:pPr>
-              <w:pStyle w:val="CVSection"/>
-            </w:pPr>
-            <w:r>
-              <w:t xml:space="preserve">Research Projects</w:t>
+              <w:pStyle w:val="CVSectionTitle"/>
+            </w:pPr>
+            <w:r>
+              <w:t>Research Projects</w:t>
             </w:r>
           </w:p>
         </w:tc>
@@ -2956,7 +3020,7 @@
               <w:spacing w:before="240"/>
             </w:pPr>
             <w:r>
-              <w:t xml:space="preserve">Research Assistant to Prof. Hung-Hao Chang, Department of Agricultural Economics, National Taiwan University.</w:t>
+              <w:t>Research Assistant to Prof. Hung-Hao Chang, Department of Agricultural Economics, National Taiwan University.</w:t>
             </w:r>
           </w:p>
         </w:tc>
@@ -2988,7 +3052,7 @@
               <w:spacing w:before="80"/>
             </w:pPr>
             <w:r>
-              <w:t xml:space="preserve">1.</w:t>
+              <w:t>1.</w:t>
             </w:r>
           </w:p>
         </w:tc>
@@ -3005,7 +3069,7 @@
               <w:rPr>
                 <w:rFonts w:eastAsia="Times New Roman"/>
               </w:rPr>
-              <w:t xml:space="preserve">Strategies for Promoting the Net-Zero Transition of Organic Agriculture in the Hualien–Taitung Region, Agriculture and Food Agency, Ministry of Agriculture</w:t>
+              <w:t>Strategies for Promoting the Net-Zero Transition of Organic Agriculture in the Hualien–Taitung Region, Agriculture and Food Agency, Ministry of Agriculture</w:t>
             </w:r>
           </w:p>
         </w:tc>
@@ -3019,7 +3083,7 @@
               <w:spacing w:before="80"/>
             </w:pPr>
             <w:r>
-              <w:t xml:space="preserve">2026</w:t>
+              <w:t>2026</w:t>
             </w:r>
           </w:p>
         </w:tc>
@@ -3050,7 +3114,7 @@
               <w:pStyle w:val="CVProjectNumber"/>
             </w:pPr>
             <w:r>
-              <w:t xml:space="preserve">2.</w:t>
+              <w:t>2.</w:t>
             </w:r>
           </w:p>
         </w:tc>
@@ -3068,12 +3132,12 @@
               </w:rPr>
               <w:t xml:space="preserve">Market Competition and Regulation of Professional Services — A Retrospective and Prospective Analysis of Lawyers, Accountants, Architects, and Engineers, Fair Trade Commission, </w:t>
             </w:r>
-            <w:hyperlink r:id="rIdLink39" w:history="1">
-              <w:r>
-                <w:rPr>
-                  <w:rStyle w:val="Hyperlink"/>
-                </w:rPr>
-                <w:t xml:space="preserve">FTC-115-G01</w:t>
+            <w:hyperlink r:id="rId44" w:history="1">
+              <w:r>
+                <w:rPr>
+                  <w:rStyle w:val="a3"/>
+                </w:rPr>
+                <w:t>FTC-115-G01</w:t>
               </w:r>
             </w:hyperlink>
           </w:p>
@@ -3087,7 +3151,7 @@
               <w:pStyle w:val="CVProjectYear"/>
             </w:pPr>
             <w:r>
-              <w:t xml:space="preserve">2026</w:t>
+              <w:t>2026</w:t>
             </w:r>
           </w:p>
         </w:tc>
@@ -3118,7 +3182,7 @@
               <w:pStyle w:val="CVProjectNumber"/>
             </w:pPr>
             <w:r>
-              <w:t xml:space="preserve">3.</w:t>
+              <w:t>3.</w:t>
             </w:r>
           </w:p>
         </w:tc>
@@ -3131,7 +3195,7 @@
               <w:pStyle w:val="CVProjectTitle"/>
             </w:pPr>
             <w:r>
-              <w:t xml:space="preserve">Enhancement of the Greenhouse Gas Voluntary Reduction System and Capacity Building for Natural Carbon Sinks, Climate Change Administration, Ministry of Environment</w:t>
+              <w:t>Enhancement of the Greenhouse Gas Voluntary Reduction System and Capacity Building for Natural Carbon Sinks, Climate Change Administration, Ministry of Environment</w:t>
             </w:r>
           </w:p>
         </w:tc>
@@ -3144,7 +3208,7 @@
               <w:pStyle w:val="CVProjectYear"/>
             </w:pPr>
             <w:r>
-              <w:t xml:space="preserve">2026</w:t>
+              <w:t>2026</w:t>
             </w:r>
           </w:p>
         </w:tc>
@@ -3175,7 +3239,7 @@
               <w:pStyle w:val="CVProjectNumber"/>
             </w:pPr>
             <w:r>
-              <w:t xml:space="preserve">4.</w:t>
+              <w:t>4.</w:t>
             </w:r>
           </w:p>
         </w:tc>
@@ -3190,12 +3254,12 @@
             <w:r>
               <w:t xml:space="preserve">Adaptation of Food and Agricultural System to Net Zero Policies (III), National Science and Technology Council, </w:t>
             </w:r>
-            <w:hyperlink r:id="rIdLink40" w:history="1">
-              <w:r>
-                <w:rPr>
-                  <w:rStyle w:val="Hyperlink"/>
-                </w:rPr>
-                <w:t xml:space="preserve">NSTC114-2119-M002-014</w:t>
+            <w:hyperlink r:id="rId45" w:history="1">
+              <w:r>
+                <w:rPr>
+                  <w:rStyle w:val="a3"/>
+                </w:rPr>
+                <w:t>NSTC114-2119-M002-014</w:t>
               </w:r>
             </w:hyperlink>
           </w:p>
@@ -3209,7 +3273,7 @@
               <w:pStyle w:val="CVProjectYear"/>
             </w:pPr>
             <w:r>
-              <w:t xml:space="preserve">2026</w:t>
+              <w:t>2026</w:t>
             </w:r>
           </w:p>
         </w:tc>
@@ -3240,7 +3304,7 @@
               <w:pStyle w:val="CVProjectNumber"/>
             </w:pPr>
             <w:r>
-              <w:t xml:space="preserve">5.</w:t>
+              <w:t>5.</w:t>
             </w:r>
           </w:p>
         </w:tc>
@@ -3256,14 +3320,28 @@
               <w:rPr>
                 <w:rFonts w:eastAsia="Times New Roman"/>
               </w:rPr>
-              <w:t xml:space="preserve">The Impact of Aquavoltaics Policy on Farmland Price — the Case of Taiwan, National Science and Technology Council, </w:t>
-            </w:r>
-            <w:hyperlink r:id="rIdLink41" w:history="1">
-              <w:r>
-                <w:rPr>
-                  <w:rStyle w:val="Hyperlink"/>
-                </w:rPr>
-                <w:t xml:space="preserve">NSTC114-2410-H002-244</w:t>
+              <w:t xml:space="preserve">The Impact of </w:t>
+            </w:r>
+            <w:proofErr w:type="spellStart"/>
+            <w:r>
+              <w:rPr>
+                <w:rFonts w:eastAsia="Times New Roman"/>
+              </w:rPr>
+              <w:t>Aquavoltaics</w:t>
+            </w:r>
+            <w:proofErr w:type="spellEnd"/>
+            <w:r>
+              <w:rPr>
+                <w:rFonts w:eastAsia="Times New Roman"/>
+              </w:rPr>
+              <w:t xml:space="preserve"> Policy on Farmland Price — the Case of Taiwan, National Science and Technology Council, </w:t>
+            </w:r>
+            <w:hyperlink r:id="rId46" w:history="1">
+              <w:r>
+                <w:rPr>
+                  <w:rStyle w:val="a3"/>
+                </w:rPr>
+                <w:t>NSTC114-2410-H002-244</w:t>
               </w:r>
             </w:hyperlink>
           </w:p>
@@ -3277,7 +3355,7 @@
               <w:pStyle w:val="CVProjectYear"/>
             </w:pPr>
             <w:r>
-              <w:t xml:space="preserve">2026</w:t>
+              <w:t>2026</w:t>
             </w:r>
           </w:p>
         </w:tc>
@@ -3308,7 +3386,7 @@
               <w:pStyle w:val="CVProjectNumber"/>
             </w:pPr>
             <w:r>
-              <w:t xml:space="preserve">6.</w:t>
+              <w:t>6.</w:t>
             </w:r>
           </w:p>
         </w:tc>
@@ -3323,36 +3401,36 @@
             <w:r>
               <w:t xml:space="preserve">Policy Cost-Benefit Analysis and Strategic Recommendations for Enhancing Carbon Sink Capacity in Taiwan: A Case Study on Soil-Optimized Agricultural Production Models, Ministry of Agriculture, </w:t>
             </w:r>
-            <w:hyperlink r:id="rIdLink42" w:history="1">
-              <w:r>
-                <w:rPr>
-                  <w:rStyle w:val="Hyperlink"/>
-                </w:rPr>
-                <w:t xml:space="preserve">114</w:t>
-              </w:r>
-              <w:r>
-                <w:rPr>
-                  <w:rStyle w:val="Hyperlink"/>
-                </w:rPr>
-                <w:t xml:space="preserve">農科</w:t>
-              </w:r>
-              <w:r>
-                <w:rPr>
-                  <w:rStyle w:val="Hyperlink"/>
-                </w:rPr>
-                <w:t xml:space="preserve">-13.1.1-</w:t>
-              </w:r>
-              <w:r>
-                <w:rPr>
-                  <w:rStyle w:val="Hyperlink"/>
-                </w:rPr>
-                <w:t xml:space="preserve">永</w:t>
-              </w:r>
-              <w:r>
-                <w:rPr>
-                  <w:rStyle w:val="Hyperlink"/>
-                </w:rPr>
-                <w:t xml:space="preserve">-04</w:t>
+            <w:hyperlink r:id="rId47" w:history="1">
+              <w:r>
+                <w:rPr>
+                  <w:rStyle w:val="a3"/>
+                </w:rPr>
+                <w:t>114</w:t>
+              </w:r>
+              <w:r>
+                <w:rPr>
+                  <w:rStyle w:val="a3"/>
+                </w:rPr>
+                <w:t>農科</w:t>
+              </w:r>
+              <w:r>
+                <w:rPr>
+                  <w:rStyle w:val="a3"/>
+                </w:rPr>
+                <w:t>-13.1.1-</w:t>
+              </w:r>
+              <w:r>
+                <w:rPr>
+                  <w:rStyle w:val="a3"/>
+                </w:rPr>
+                <w:t>永</w:t>
+              </w:r>
+              <w:r>
+                <w:rPr>
+                  <w:rStyle w:val="a3"/>
+                </w:rPr>
+                <w:t>-04</w:t>
               </w:r>
             </w:hyperlink>
           </w:p>
@@ -3366,7 +3444,7 @@
               <w:pStyle w:val="CVProjectYear"/>
             </w:pPr>
             <w:r>
-              <w:t xml:space="preserve">2025</w:t>
+              <w:t>2025</w:t>
             </w:r>
           </w:p>
         </w:tc>
@@ -3397,7 +3475,7 @@
               <w:pStyle w:val="CVProjectNumber"/>
             </w:pPr>
             <w:r>
-              <w:t xml:space="preserve">7.</w:t>
+              <w:t>7.</w:t>
             </w:r>
           </w:p>
         </w:tc>
@@ -3410,19 +3488,19 @@
               <w:pStyle w:val="CVProjectTitle"/>
             </w:pPr>
             <w:r>
-              <w:t xml:space="preserve">Applied Analysis of the Farmland Price Index in Response to the National Land Planning Policy, Ministry of Agriculture, 113</w:t>
-            </w:r>
-            <w:r>
-              <w:t xml:space="preserve">農基金</w:t>
-            </w:r>
-            <w:r>
-              <w:t xml:space="preserve">-</w:t>
-            </w:r>
-            <w:r>
-              <w:t xml:space="preserve">永續</w:t>
-            </w:r>
-            <w:r>
-              <w:t xml:space="preserve">-11</w:t>
+              <w:t>Applied Analysis of the Farmland Price Index in Response to the National Land Planning Policy, Ministry of Agriculture, 113</w:t>
+            </w:r>
+            <w:r>
+              <w:t>農基金</w:t>
+            </w:r>
+            <w:r>
+              <w:t>-</w:t>
+            </w:r>
+            <w:r>
+              <w:t>永續</w:t>
+            </w:r>
+            <w:r>
+              <w:t>-11</w:t>
             </w:r>
           </w:p>
         </w:tc>
@@ -3435,7 +3513,7 @@
               <w:pStyle w:val="CVProjectYear"/>
             </w:pPr>
             <w:r>
-              <w:t xml:space="preserve">2025</w:t>
+              <w:t>2025</w:t>
             </w:r>
           </w:p>
         </w:tc>
@@ -3466,7 +3544,7 @@
               <w:pStyle w:val="CVProjectNumber"/>
             </w:pPr>
             <w:r>
-              <w:t xml:space="preserve">8.</w:t>
+              <w:t>8.</w:t>
             </w:r>
           </w:p>
         </w:tc>
@@ -3481,12 +3559,12 @@
             <w:r>
               <w:t xml:space="preserve">Adaptation of Food and Agricultural System to Net Zero Policies (II), National Science and Technology Council, </w:t>
             </w:r>
-            <w:hyperlink r:id="rIdLink43" w:history="1">
-              <w:r>
-                <w:rPr>
-                  <w:rStyle w:val="Hyperlink"/>
-                </w:rPr>
-                <w:t xml:space="preserve">NSTC113-2119-M002-027</w:t>
+            <w:hyperlink r:id="rId48" w:history="1">
+              <w:r>
+                <w:rPr>
+                  <w:rStyle w:val="a3"/>
+                </w:rPr>
+                <w:t>NSTC113-2119-M002-027</w:t>
               </w:r>
             </w:hyperlink>
           </w:p>
@@ -3500,7 +3578,7 @@
               <w:pStyle w:val="CVProjectYear"/>
             </w:pPr>
             <w:r>
-              <w:t xml:space="preserve">2025</w:t>
+              <w:t>2025</w:t>
             </w:r>
           </w:p>
         </w:tc>
@@ -3531,7 +3609,7 @@
               <w:pStyle w:val="CVProjectNumber"/>
             </w:pPr>
             <w:r>
-              <w:t xml:space="preserve">9.</w:t>
+              <w:t>9.</w:t>
             </w:r>
           </w:p>
         </w:tc>
@@ -3549,12 +3627,12 @@
               </w:rPr>
               <w:t xml:space="preserve">Farm Labor Supply in Online Job-Matching Platforms — the Case of Taiwan, National Science and Technology Council, </w:t>
             </w:r>
-            <w:hyperlink r:id="rIdLink44" w:history="1">
-              <w:r>
-                <w:rPr>
-                  <w:rStyle w:val="Hyperlink"/>
-                </w:rPr>
-                <w:t xml:space="preserve">NSTC113-2410-H002-244</w:t>
+            <w:hyperlink r:id="rId49" w:history="1">
+              <w:r>
+                <w:rPr>
+                  <w:rStyle w:val="a3"/>
+                </w:rPr>
+                <w:t>NSTC113-2410-H002-244</w:t>
               </w:r>
             </w:hyperlink>
           </w:p>
@@ -3571,7 +3649,7 @@
               <w:rPr>
                 <w:rFonts w:eastAsia="Times New Roman"/>
               </w:rPr>
-              <w:t xml:space="preserve">2024–2025</w:t>
+              <w:t>2024–2025</w:t>
             </w:r>
           </w:p>
         </w:tc>
@@ -3602,7 +3680,7 @@
               <w:pStyle w:val="CVProjectNumber"/>
             </w:pPr>
             <w:r>
-              <w:t xml:space="preserve">10.</w:t>
+              <w:t>10.</w:t>
             </w:r>
           </w:p>
         </w:tc>
@@ -3615,19 +3693,19 @@
               <w:pStyle w:val="CVProjectTitle"/>
             </w:pPr>
             <w:r>
-              <w:t xml:space="preserve">Establishing a Framework for Ecosystem Services in Organic Agriculture: Value Investigation and Quantification Model for Vegetables and Rice, Ministry of Agriculture, 113</w:t>
-            </w:r>
-            <w:r>
-              <w:t xml:space="preserve">農再</w:t>
-            </w:r>
-            <w:r>
-              <w:t xml:space="preserve">-2.2.2-1.5-</w:t>
-            </w:r>
-            <w:r>
-              <w:t xml:space="preserve">糧</w:t>
-            </w:r>
-            <w:r>
-              <w:t xml:space="preserve">-004</w:t>
+              <w:t>Establishing a Framework for Ecosystem Services in Organic Agriculture: Value Investigation and Quantification Model for Vegetables and Rice, Ministry of Agriculture, 113</w:t>
+            </w:r>
+            <w:r>
+              <w:t>農再</w:t>
+            </w:r>
+            <w:r>
+              <w:t>-2.2.2-1.5-</w:t>
+            </w:r>
+            <w:r>
+              <w:t>糧</w:t>
+            </w:r>
+            <w:r>
+              <w:t>-004</w:t>
             </w:r>
           </w:p>
         </w:tc>
@@ -3640,7 +3718,7 @@
               <w:pStyle w:val="CVProjectYear"/>
             </w:pPr>
             <w:r>
-              <w:t xml:space="preserve">2024</w:t>
+              <w:t>2024</w:t>
             </w:r>
           </w:p>
         </w:tc>
@@ -3671,7 +3749,7 @@
               <w:pStyle w:val="CVProjectNumber"/>
             </w:pPr>
             <w:r>
-              <w:t xml:space="preserve">11.</w:t>
+              <w:t>11.</w:t>
             </w:r>
           </w:p>
         </w:tc>
@@ -3686,36 +3764,36 @@
             <w:r>
               <w:t xml:space="preserve">Cost Assessments and Policy Suggestions for Carbon-Sink-Increasing Strategies in Taiwan, Ministry of Agriculture, </w:t>
             </w:r>
-            <w:hyperlink r:id="rIdLink45" w:history="1">
-              <w:r>
-                <w:rPr>
-                  <w:rStyle w:val="Hyperlink"/>
-                </w:rPr>
-                <w:t xml:space="preserve">113</w:t>
-              </w:r>
-              <w:r>
-                <w:rPr>
-                  <w:rStyle w:val="Hyperlink"/>
-                </w:rPr>
-                <w:t xml:space="preserve">前瞻</w:t>
-              </w:r>
-              <w:r>
-                <w:rPr>
-                  <w:rStyle w:val="Hyperlink"/>
-                </w:rPr>
-                <w:t xml:space="preserve">-18.4.1-</w:t>
-              </w:r>
-              <w:r>
-                <w:rPr>
-                  <w:rStyle w:val="Hyperlink"/>
-                </w:rPr>
-                <w:t xml:space="preserve">永</w:t>
-              </w:r>
-              <w:r>
-                <w:rPr>
-                  <w:rStyle w:val="Hyperlink"/>
-                </w:rPr>
-                <w:t xml:space="preserve">-04</w:t>
+            <w:hyperlink r:id="rId50" w:history="1">
+              <w:r>
+                <w:rPr>
+                  <w:rStyle w:val="a3"/>
+                </w:rPr>
+                <w:t>113</w:t>
+              </w:r>
+              <w:r>
+                <w:rPr>
+                  <w:rStyle w:val="a3"/>
+                </w:rPr>
+                <w:t>前瞻</w:t>
+              </w:r>
+              <w:r>
+                <w:rPr>
+                  <w:rStyle w:val="a3"/>
+                </w:rPr>
+                <w:t>-18.4.1-</w:t>
+              </w:r>
+              <w:r>
+                <w:rPr>
+                  <w:rStyle w:val="a3"/>
+                </w:rPr>
+                <w:t>永</w:t>
+              </w:r>
+              <w:r>
+                <w:rPr>
+                  <w:rStyle w:val="a3"/>
+                </w:rPr>
+                <w:t>-04</w:t>
               </w:r>
             </w:hyperlink>
           </w:p>
@@ -3729,7 +3807,7 @@
               <w:pStyle w:val="CVProjectYear"/>
             </w:pPr>
             <w:r>
-              <w:t xml:space="preserve">2024</w:t>
+              <w:t>2024</w:t>
             </w:r>
           </w:p>
         </w:tc>
@@ -3760,7 +3838,7 @@
               <w:pStyle w:val="CVProjectNumber"/>
             </w:pPr>
             <w:r>
-              <w:t xml:space="preserve">12.</w:t>
+              <w:t>12.</w:t>
             </w:r>
           </w:p>
         </w:tc>
@@ -3775,12 +3853,12 @@
             <w:r>
               <w:t xml:space="preserve">Research on Electric Vehicle Industry Policies and Competition Law Regulations, Fair Trade Commission, </w:t>
             </w:r>
-            <w:hyperlink r:id="rIdLink46" w:history="1">
-              <w:r>
-                <w:rPr>
-                  <w:rStyle w:val="Hyperlink"/>
-                </w:rPr>
-                <w:t xml:space="preserve">FTC-113-G02</w:t>
+            <w:hyperlink r:id="rId51" w:history="1">
+              <w:r>
+                <w:rPr>
+                  <w:rStyle w:val="a3"/>
+                </w:rPr>
+                <w:t>FTC-113-G02</w:t>
               </w:r>
             </w:hyperlink>
           </w:p>
@@ -3794,7 +3872,7 @@
               <w:pStyle w:val="CVProjectYear"/>
             </w:pPr>
             <w:r>
-              <w:t xml:space="preserve">2024</w:t>
+              <w:t>2024</w:t>
             </w:r>
           </w:p>
         </w:tc>
@@ -3825,7 +3903,7 @@
               <w:pStyle w:val="CVProjectNumber"/>
             </w:pPr>
             <w:r>
-              <w:t xml:space="preserve">13.</w:t>
+              <w:t>13.</w:t>
             </w:r>
           </w:p>
         </w:tc>
@@ -3840,12 +3918,12 @@
             <w:r>
               <w:t xml:space="preserve">Economic Evaluation of Circular Economy Using Agricultural By-Products, Ministry of Science and Technology, </w:t>
             </w:r>
-            <w:hyperlink r:id="rIdLink47" w:history="1">
-              <w:r>
-                <w:rPr>
-                  <w:rStyle w:val="Hyperlink"/>
-                </w:rPr>
-                <w:t xml:space="preserve">MOST110-2621-M002-018-MY3</w:t>
+            <w:hyperlink r:id="rId52" w:history="1">
+              <w:r>
+                <w:rPr>
+                  <w:rStyle w:val="a3"/>
+                </w:rPr>
+                <w:t>MOST110-2621-M002-018-MY3</w:t>
               </w:r>
             </w:hyperlink>
           </w:p>
@@ -3859,7 +3937,7 @@
               <w:pStyle w:val="CVProjectYear"/>
             </w:pPr>
             <w:r>
-              <w:t xml:space="preserve">2024</w:t>
+              <w:t>2024</w:t>
             </w:r>
           </w:p>
         </w:tc>
@@ -3890,7 +3968,7 @@
               <w:pStyle w:val="CVProjectNumber"/>
             </w:pPr>
             <w:r>
-              <w:t xml:space="preserve">14.</w:t>
+              <w:t>14.</w:t>
             </w:r>
           </w:p>
         </w:tc>
@@ -3905,12 +3983,12 @@
             <w:r>
               <w:t xml:space="preserve">Adaptation of Food and Agricultural System to Net Zero Policies (I), National Science and Technology Council, </w:t>
             </w:r>
-            <w:hyperlink r:id="rIdLink48" w:history="1">
-              <w:r>
-                <w:rPr>
-                  <w:rStyle w:val="Hyperlink"/>
-                </w:rPr>
-                <w:t xml:space="preserve">NSTC112-2119-M002-025</w:t>
+            <w:hyperlink r:id="rId53" w:history="1">
+              <w:r>
+                <w:rPr>
+                  <w:rStyle w:val="a3"/>
+                </w:rPr>
+                <w:t>NSTC112-2119-M002-025</w:t>
               </w:r>
             </w:hyperlink>
           </w:p>
@@ -3924,7 +4002,7 @@
               <w:pStyle w:val="CVProjectYear"/>
             </w:pPr>
             <w:r>
-              <w:t xml:space="preserve">2024</w:t>
+              <w:t>2024</w:t>
             </w:r>
           </w:p>
         </w:tc>
@@ -3955,7 +4033,7 @@
               <w:pStyle w:val="CVProjectNumber"/>
             </w:pPr>
             <w:r>
-              <w:t xml:space="preserve">15.</w:t>
+              <w:t>15.</w:t>
             </w:r>
           </w:p>
         </w:tc>
@@ -3970,36 +4048,36 @@
             <w:r>
               <w:t xml:space="preserve">Cost Assessments and Policy Suggestions for Carbon-Sink-Increasing Strategies in Taiwan, Council of Agriculture, Executive Yuan, </w:t>
             </w:r>
-            <w:hyperlink r:id="rIdLink49" w:history="1">
-              <w:r>
-                <w:rPr>
-                  <w:rStyle w:val="Hyperlink"/>
-                </w:rPr>
-                <w:t xml:space="preserve">112</w:t>
-              </w:r>
-              <w:r>
-                <w:rPr>
-                  <w:rStyle w:val="Hyperlink"/>
-                </w:rPr>
-                <w:t xml:space="preserve">前瞻</w:t>
-              </w:r>
-              <w:r>
-                <w:rPr>
-                  <w:rStyle w:val="Hyperlink"/>
-                </w:rPr>
-                <w:t xml:space="preserve">-18.4.1-</w:t>
-              </w:r>
-              <w:r>
-                <w:rPr>
-                  <w:rStyle w:val="Hyperlink"/>
-                </w:rPr>
-                <w:t xml:space="preserve">氣</w:t>
-              </w:r>
-              <w:r>
-                <w:rPr>
-                  <w:rStyle w:val="Hyperlink"/>
-                </w:rPr>
-                <w:t xml:space="preserve">-n4</w:t>
+            <w:hyperlink r:id="rId54" w:history="1">
+              <w:r>
+                <w:rPr>
+                  <w:rStyle w:val="a3"/>
+                </w:rPr>
+                <w:t>112</w:t>
+              </w:r>
+              <w:r>
+                <w:rPr>
+                  <w:rStyle w:val="a3"/>
+                </w:rPr>
+                <w:t>前瞻</w:t>
+              </w:r>
+              <w:r>
+                <w:rPr>
+                  <w:rStyle w:val="a3"/>
+                </w:rPr>
+                <w:t>-18.4.1-</w:t>
+              </w:r>
+              <w:r>
+                <w:rPr>
+                  <w:rStyle w:val="a3"/>
+                </w:rPr>
+                <w:t>氣</w:t>
+              </w:r>
+              <w:r>
+                <w:rPr>
+                  <w:rStyle w:val="a3"/>
+                </w:rPr>
+                <w:t>-n4</w:t>
               </w:r>
             </w:hyperlink>
           </w:p>
@@ -4013,7 +4091,7 @@
               <w:pStyle w:val="CVProjectYear"/>
             </w:pPr>
             <w:r>
-              <w:t xml:space="preserve">2023</w:t>
+              <w:t>2023</w:t>
             </w:r>
           </w:p>
         </w:tc>
@@ -4044,7 +4122,7 @@
               <w:pStyle w:val="CVProjectNumber"/>
             </w:pPr>
             <w:r>
-              <w:t xml:space="preserve">16.</w:t>
+              <w:t>16.</w:t>
             </w:r>
           </w:p>
         </w:tc>
@@ -4057,19 +4135,19 @@
               <w:pStyle w:val="CVProjectTitle"/>
             </w:pPr>
             <w:r>
-              <w:t xml:space="preserve">Evaluation and Establishment of Farmland Price Indices for Decision-making on Sustainable Farmland Use, Council of Agriculture, Executive Yuan, 112</w:t>
-            </w:r>
-            <w:r>
-              <w:t xml:space="preserve">農基金</w:t>
-            </w:r>
-            <w:r>
-              <w:t xml:space="preserve">-1.1-</w:t>
-            </w:r>
-            <w:r>
-              <w:t xml:space="preserve">企</w:t>
-            </w:r>
-            <w:r>
-              <w:t xml:space="preserve">-10-(2)</w:t>
+              <w:t>Evaluation and Establishment of Farmland Price Indices for Decision-making on Sustainable Farmland Use, Council of Agriculture, Executive Yuan, 112</w:t>
+            </w:r>
+            <w:r>
+              <w:t>農基金</w:t>
+            </w:r>
+            <w:r>
+              <w:t>-1.1-</w:t>
+            </w:r>
+            <w:r>
+              <w:t>企</w:t>
+            </w:r>
+            <w:r>
+              <w:t>-10-(2)</w:t>
             </w:r>
           </w:p>
         </w:tc>
@@ -4082,7 +4160,7 @@
               <w:pStyle w:val="CVProjectYear"/>
             </w:pPr>
             <w:r>
-              <w:t xml:space="preserve">2023</w:t>
+              <w:t>2023</w:t>
             </w:r>
           </w:p>
         </w:tc>
@@ -4113,7 +4191,7 @@
               <w:pStyle w:val="CVProjectNumber"/>
             </w:pPr>
             <w:r>
-              <w:t xml:space="preserve">17.</w:t>
+              <w:t>17.</w:t>
             </w:r>
           </w:p>
         </w:tc>
@@ -4129,7 +4207,7 @@
               <w:rPr>
                 <w:rFonts w:eastAsia="Times New Roman"/>
               </w:rPr>
-              <w:t xml:space="preserve">University Social Responsibility Program: “Partnership with Yunlin — Deepening Industrial Linkages in Key Agricultural Areas”, Ministry of Education, 112L5A001B</w:t>
+              <w:t>University Social Responsibility Program: “Partnership with Yunlin — Deepening Industrial Linkages in Key Agricultural Areas”, Ministry of Education, 112L5A001B</w:t>
             </w:r>
           </w:p>
         </w:tc>
@@ -4142,7 +4220,7 @@
               <w:pStyle w:val="CVProjectYear"/>
             </w:pPr>
             <w:r>
-              <w:t xml:space="preserve">2023</w:t>
+              <w:t>2023</w:t>
             </w:r>
           </w:p>
         </w:tc>
@@ -4173,7 +4251,7 @@
               <w:pStyle w:val="CVProjectNumber"/>
             </w:pPr>
             <w:r>
-              <w:t xml:space="preserve">18.</w:t>
+              <w:t>18.</w:t>
             </w:r>
           </w:p>
         </w:tc>
@@ -4191,12 +4269,12 @@
               </w:rPr>
               <w:t xml:space="preserve">Economic Analysis of Farm Succession — a Case Study of Taiwan, Ministry of Science and Technology, </w:t>
             </w:r>
-            <w:hyperlink r:id="rIdLink50" w:history="1">
-              <w:r>
-                <w:rPr>
-                  <w:rStyle w:val="Hyperlink"/>
-                </w:rPr>
-                <w:t xml:space="preserve">MOST111-2410-H002-230</w:t>
+            <w:hyperlink r:id="rId55" w:history="1">
+              <w:r>
+                <w:rPr>
+                  <w:rStyle w:val="a3"/>
+                </w:rPr>
+                <w:t>MOST111-2410-H002-230</w:t>
               </w:r>
             </w:hyperlink>
           </w:p>
@@ -4210,7 +4288,7 @@
               <w:pStyle w:val="CVProjectYear"/>
             </w:pPr>
             <w:r>
-              <w:t xml:space="preserve">2023</w:t>
+              <w:t>2023</w:t>
             </w:r>
           </w:p>
         </w:tc>
@@ -4241,7 +4319,7 @@
               <w:pStyle w:val="CVProjectNumber"/>
             </w:pPr>
             <w:r>
-              <w:t xml:space="preserve">19.</w:t>
+              <w:t>19.</w:t>
             </w:r>
           </w:p>
         </w:tc>
@@ -4256,36 +4334,36 @@
             <w:r>
               <w:t xml:space="preserve">Decision Evaluation of Farmland Resources and Sustainable Uses, Council of Agriculture, Executive Yuan, </w:t>
             </w:r>
-            <w:hyperlink r:id="rIdLink51" w:history="1">
-              <w:r>
-                <w:rPr>
-                  <w:rStyle w:val="Hyperlink"/>
-                </w:rPr>
-                <w:t xml:space="preserve">111</w:t>
-              </w:r>
-              <w:r>
-                <w:rPr>
-                  <w:rStyle w:val="Hyperlink"/>
-                </w:rPr>
-                <w:t xml:space="preserve">農科</w:t>
-              </w:r>
-              <w:r>
-                <w:rPr>
-                  <w:rStyle w:val="Hyperlink"/>
-                </w:rPr>
-                <w:t xml:space="preserve">-3.1.3-</w:t>
-              </w:r>
-              <w:r>
-                <w:rPr>
-                  <w:rStyle w:val="Hyperlink"/>
-                </w:rPr>
-                <w:t xml:space="preserve">企</w:t>
-              </w:r>
-              <w:r>
-                <w:rPr>
-                  <w:rStyle w:val="Hyperlink"/>
-                </w:rPr>
-                <w:t xml:space="preserve">-Q2(Z)</w:t>
+            <w:hyperlink r:id="rId56" w:history="1">
+              <w:r>
+                <w:rPr>
+                  <w:rStyle w:val="a3"/>
+                </w:rPr>
+                <w:t>111</w:t>
+              </w:r>
+              <w:r>
+                <w:rPr>
+                  <w:rStyle w:val="a3"/>
+                </w:rPr>
+                <w:t>農科</w:t>
+              </w:r>
+              <w:r>
+                <w:rPr>
+                  <w:rStyle w:val="a3"/>
+                </w:rPr>
+                <w:t>-3.1.3-</w:t>
+              </w:r>
+              <w:r>
+                <w:rPr>
+                  <w:rStyle w:val="a3"/>
+                </w:rPr>
+                <w:t>企</w:t>
+              </w:r>
+              <w:r>
+                <w:rPr>
+                  <w:rStyle w:val="a3"/>
+                </w:rPr>
+                <w:t>-Q2(Z)</w:t>
               </w:r>
             </w:hyperlink>
           </w:p>
@@ -4299,7 +4377,7 @@
               <w:pStyle w:val="CVProjectYear"/>
             </w:pPr>
             <w:r>
-              <w:t xml:space="preserve">2022</w:t>
+              <w:t>2022</w:t>
             </w:r>
           </w:p>
         </w:tc>
@@ -4330,7 +4408,7 @@
               <w:pStyle w:val="CVProjectNumber"/>
             </w:pPr>
             <w:r>
-              <w:t xml:space="preserve">20.</w:t>
+              <w:t>20.</w:t>
             </w:r>
           </w:p>
         </w:tc>
@@ -4348,12 +4426,12 @@
               </w:rPr>
               <w:t xml:space="preserve">Food Accessibility, Market Competition and Housing Prices — Empirical Evidence of Convenience Stores in Taiwan, Ministry of Science and Technology, </w:t>
             </w:r>
-            <w:hyperlink r:id="rIdLink52" w:history="1">
-              <w:r>
-                <w:rPr>
-                  <w:rStyle w:val="Hyperlink"/>
-                </w:rPr>
-                <w:t xml:space="preserve">MOST110-2410-H002-219</w:t>
+            <w:hyperlink r:id="rId57" w:history="1">
+              <w:r>
+                <w:rPr>
+                  <w:rStyle w:val="a3"/>
+                </w:rPr>
+                <w:t>MOST110-2410-H002-219</w:t>
               </w:r>
             </w:hyperlink>
           </w:p>
@@ -4367,7 +4445,7 @@
               <w:pStyle w:val="CVProjectYear"/>
             </w:pPr>
             <w:r>
-              <w:t xml:space="preserve">2022</w:t>
+              <w:t>2022</w:t>
             </w:r>
           </w:p>
         </w:tc>
@@ -4398,7 +4476,7 @@
               <w:pStyle w:val="CVProjectNumber"/>
             </w:pPr>
             <w:r>
-              <w:t xml:space="preserve">21.</w:t>
+              <w:t>21.</w:t>
             </w:r>
           </w:p>
         </w:tc>
@@ -4413,12 +4491,12 @@
             <w:r>
               <w:t xml:space="preserve">Economic Analysis of Farmer Occupational Injury Insurance Program in Taiwan, Ministry of Science and Technology, </w:t>
             </w:r>
-            <w:hyperlink r:id="rIdLink53" w:history="1">
-              <w:r>
-                <w:rPr>
-                  <w:rStyle w:val="Hyperlink"/>
-                </w:rPr>
-                <w:t xml:space="preserve">MOST109-2410-H002-128</w:t>
+            <w:hyperlink r:id="rId58" w:history="1">
+              <w:r>
+                <w:rPr>
+                  <w:rStyle w:val="a3"/>
+                </w:rPr>
+                <w:t>MOST109-2410-H002-128</w:t>
               </w:r>
             </w:hyperlink>
           </w:p>
@@ -4432,7 +4510,7 @@
               <w:pStyle w:val="CVProjectYear"/>
             </w:pPr>
             <w:r>
-              <w:t xml:space="preserve">2021</w:t>
+              <w:t>2021</w:t>
             </w:r>
           </w:p>
         </w:tc>
@@ -4463,7 +4541,7 @@
               <w:pStyle w:val="CVProjectNumber"/>
             </w:pPr>
             <w:r>
-              <w:t xml:space="preserve">22.</w:t>
+              <w:t>22.</w:t>
             </w:r>
           </w:p>
         </w:tc>
@@ -4476,19 +4554,19 @@
               <w:pStyle w:val="CVProjectTitle"/>
             </w:pPr>
             <w:r>
-              <w:t xml:space="preserve">Impact of Rural Regeneration Programs on Farm Labor and Leisure Agriculture Participation, Council of Agriculture, Executive Yuan, 109</w:t>
-            </w:r>
-            <w:r>
-              <w:t xml:space="preserve">農再</w:t>
-            </w:r>
-            <w:r>
-              <w:t xml:space="preserve">-2.1.3-1.3-</w:t>
-            </w:r>
-            <w:r>
-              <w:t xml:space="preserve">企</w:t>
-            </w:r>
-            <w:r>
-              <w:t xml:space="preserve">-015</w:t>
+              <w:t>Impact of Rural Regeneration Programs on Farm Labor and Leisure Agriculture Participation, Council of Agriculture, Executive Yuan, 109</w:t>
+            </w:r>
+            <w:r>
+              <w:t>農再</w:t>
+            </w:r>
+            <w:r>
+              <w:t>-2.1.3-1.3-</w:t>
+            </w:r>
+            <w:r>
+              <w:t>企</w:t>
+            </w:r>
+            <w:r>
+              <w:t>-015</w:t>
             </w:r>
           </w:p>
         </w:tc>
@@ -4501,7 +4579,7 @@
               <w:pStyle w:val="CVProjectYear"/>
             </w:pPr>
             <w:r>
-              <w:t xml:space="preserve">2020</w:t>
+              <w:t>2020</w:t>
             </w:r>
           </w:p>
         </w:tc>
@@ -4532,7 +4610,7 @@
               <w:pStyle w:val="CVProjectNumber"/>
             </w:pPr>
             <w:r>
-              <w:t xml:space="preserve">23.</w:t>
+              <w:t>23.</w:t>
             </w:r>
           </w:p>
         </w:tc>
@@ -4547,12 +4625,12 @@
             <w:r>
               <w:t xml:space="preserve">Impact of Sharing Economy on Farmland Price in Taiwan, Ministry of Science and Technology, </w:t>
             </w:r>
-            <w:hyperlink r:id="rIdLink54" w:history="1">
-              <w:r>
-                <w:rPr>
-                  <w:rStyle w:val="Hyperlink"/>
-                </w:rPr>
-                <w:t xml:space="preserve">MOST108-2410-H002-053</w:t>
+            <w:hyperlink r:id="rId59" w:history="1">
+              <w:r>
+                <w:rPr>
+                  <w:rStyle w:val="a3"/>
+                </w:rPr>
+                <w:t>MOST108-2410-H002-053</w:t>
               </w:r>
             </w:hyperlink>
           </w:p>
@@ -4566,7 +4644,7 @@
               <w:pStyle w:val="CVProjectYear"/>
             </w:pPr>
             <w:r>
-              <w:t xml:space="preserve">2020</w:t>
+              <w:t>2020</w:t>
             </w:r>
           </w:p>
         </w:tc>
@@ -4581,10 +4659,10 @@
           </w:tcPr>
           <w:p>
             <w:pPr>
-              <w:pStyle w:val="CVSection"/>
-            </w:pPr>
-            <w:r>
-              <w:t xml:space="preserve">Skills</w:t>
+              <w:pStyle w:val="CVSectionTitle"/>
+            </w:pPr>
+            <w:r>
+              <w:t>Skills</w:t>
             </w:r>
           </w:p>
         </w:tc>
@@ -4603,10 +4681,18 @@
                 <w:b/>
                 <w:bCs/>
               </w:rPr>
-              <w:t xml:space="preserve">Languages</w:t>
-            </w:r>
-            <w:r>
-              <w:t xml:space="preserve">: English (Professional Working Proficiency), Mandarin (Native), Hokkien (Intermediate).</w:t>
+              <w:t>Languages</w:t>
+            </w:r>
+            <w:r>
+              <w:t xml:space="preserve">: English (Professional Working Proficiency), Mandarin (Native), </w:t>
+            </w:r>
+            <w:proofErr w:type="spellStart"/>
+            <w:r>
+              <w:t>Hokkien</w:t>
+            </w:r>
+            <w:proofErr w:type="spellEnd"/>
+            <w:r>
+              <w:t xml:space="preserve"> (Intermediate).</w:t>
             </w:r>
           </w:p>
           <w:p>
@@ -4618,10 +4704,10 @@
                 <w:b/>
                 <w:bCs/>
               </w:rPr>
-              <w:t xml:space="preserve">Software</w:t>
-            </w:r>
-            <w:r>
-              <w:t xml:space="preserve">: R, Stata, LaTeX.</w:t>
+              <w:t>Software</w:t>
+            </w:r>
+            <w:r>
+              <w:t>: R, Stata, LaTeX.</w:t>
             </w:r>
           </w:p>
         </w:tc>
@@ -4633,7 +4719,7 @@
       </w:pPr>
     </w:p>
     <w:sectPr>
-      <w:footerReference w:type="default" r:id="rIdFooter1"/>
+      <w:footerReference w:type="default" r:id="rId60"/>
       <w:pgSz w:w="12240" w:h="15840"/>
       <w:pgMar w:top="1296" w:right="1296" w:bottom="1296" w:left="1296" w:header="720" w:footer="652" w:gutter="0"/>
       <w:cols w:space="720"/>
@@ -4643,11 +4729,36 @@
 </w:document>
 </file>
 
+<file path=word/endnotes.xml><?xml version="1.0" encoding="utf-8"?>
+<w:endnotes xmlns:wpc="http://schemas.microsoft.com/office/word/2010/wordprocessingCanvas" xmlns:cx="http://schemas.microsoft.com/office/drawing/2014/chartex" xmlns:cx1="http://schemas.microsoft.com/office/drawing/2015/9/8/chartex" xmlns:cx2="http://schemas.microsoft.com/office/drawing/2015/10/21/chartex" xmlns:cx3="http://schemas.microsoft.com/office/drawing/2016/5/9/chartex" xmlns:cx4="http://schemas.microsoft.com/office/drawing/2016/5/10/chartex" xmlns:cx5="http://schemas.microsoft.com/office/drawing/2016/5/11/chartex" xmlns:cx6="http://schemas.microsoft.com/office/drawing/2016/5/12/chartex" xmlns:cx7="http://schemas.microsoft.com/office/drawing/2016/5/13/chartex" xmlns:cx8="http://schemas.microsoft.com/office/drawing/2016/5/14/chartex" xmlns:mc="http://schemas.openxmlformats.org/markup-compatibility/2006" xmlns:m="http://schemas.openxmlformats.org/officeDocument/2006/math" xmlns:aink="http://schemas.microsoft.com/office/drawing/2016/ink" xmlns:am3d="http://schemas.microsoft.com/office/drawing/2017/model3d" xmlns:oel="http://schemas.microsoft.com/office/2019/extlst" xmlns:r="http://schemas.openxmlformats.org/officeDocument/2006/relationships" xmlns:wp14="http://schemas.microsoft.com/office/word/2010/wordprocessingDrawing" xmlns:wp="http://schemas.openxmlformats.org/drawingml/2006/wordprocessingDrawing" xmlns:wpg="http://schemas.microsoft.com/office/word/2010/wordprocessingGroup" xmlns:wpi="http://schemas.microsoft.com/office/word/2010/wordprocessingInk" xmlns:wps="http://schemas.microsoft.com/office/word/2010/wordprocessingShape" xmlns:o="urn:schemas-microsoft-com:office:office" xmlns:v="urn:schemas-microsoft-com:vml" xmlns:w10="urn:schemas-microsoft-com:office:word" xmlns:w="http://schemas.openxmlformats.org/wordprocessingml/2006/main" xmlns:w14="http://schemas.microsoft.com/office/word/2010/wordml" xmlns:w15="http://schemas.microsoft.com/office/word/2012/wordml" xmlns:w16cex="http://schemas.microsoft.com/office/word/2018/wordml/cex" xmlns:w16cid="http://schemas.microsoft.com/office/word/2016/wordml/cid" xmlns:w16="http://schemas.microsoft.com/office/word/2018/wordml" xmlns:w16sdtdh="http://schemas.microsoft.com/office/word/2020/wordml/sdtdatahash" xmlns:w16sdtfl="http://schemas.microsoft.com/office/word/2024/wordml/sdtformatlock" xmlns:w16se="http://schemas.microsoft.com/office/word/2015/wordml/symex" xmlns:w16du="http://schemas.microsoft.com/office/word/2023/wordml/word16du" xmlns:wne="http://schemas.microsoft.com/office/word/2006/wordml" mc:Ignorable="w14 w15 w16se w16cid w16 w16cex w16sdtdh w16sdtfl w16du wp14">
+  <w:endnote w:type="separator" w:id="-1">
+    <w:p>
+      <w:pPr>
+        <w:spacing w:line="240" w:lineRule="auto"/>
+      </w:pPr>
+      <w:r>
+        <w:separator/>
+      </w:r>
+    </w:p>
+  </w:endnote>
+  <w:endnote w:type="continuationSeparator" w:id="0">
+    <w:p>
+      <w:pPr>
+        <w:spacing w:line="240" w:lineRule="auto"/>
+      </w:pPr>
+      <w:r>
+        <w:continuationSeparator/>
+      </w:r>
+    </w:p>
+  </w:endnote>
+</w:endnotes>
+</file>
+
 <file path=word/footer1.xml><?xml version="1.0" encoding="utf-8"?>
-<w:ftr xmlns:w="http://schemas.openxmlformats.org/wordprocessingml/2006/main" xmlns:r="http://schemas.openxmlformats.org/officeDocument/2006/relationships">
+<w:ftr xmlns:wpc="http://schemas.microsoft.com/office/word/2010/wordprocessingCanvas" xmlns:cx="http://schemas.microsoft.com/office/drawing/2014/chartex" xmlns:cx1="http://schemas.microsoft.com/office/drawing/2015/9/8/chartex" xmlns:cx2="http://schemas.microsoft.com/office/drawing/2015/10/21/chartex" xmlns:cx3="http://schemas.microsoft.com/office/drawing/2016/5/9/chartex" xmlns:cx4="http://schemas.microsoft.com/office/drawing/2016/5/10/chartex" xmlns:cx5="http://schemas.microsoft.com/office/drawing/2016/5/11/chartex" xmlns:cx6="http://schemas.microsoft.com/office/drawing/2016/5/12/chartex" xmlns:cx7="http://schemas.microsoft.com/office/drawing/2016/5/13/chartex" xmlns:cx8="http://schemas.microsoft.com/office/drawing/2016/5/14/chartex" xmlns:mc="http://schemas.openxmlformats.org/markup-compatibility/2006" xmlns:m="http://schemas.openxmlformats.org/officeDocument/2006/math" xmlns:aink="http://schemas.microsoft.com/office/drawing/2016/ink" xmlns:am3d="http://schemas.microsoft.com/office/drawing/2017/model3d" xmlns:oel="http://schemas.microsoft.com/office/2019/extlst" xmlns:r="http://schemas.openxmlformats.org/officeDocument/2006/relationships" xmlns:wp14="http://schemas.microsoft.com/office/word/2010/wordprocessingDrawing" xmlns:wp="http://schemas.openxmlformats.org/drawingml/2006/wordprocessingDrawing" xmlns:wpg="http://schemas.microsoft.com/office/word/2010/wordprocessingGroup" xmlns:wpi="http://schemas.microsoft.com/office/word/2010/wordprocessingInk" xmlns:wps="http://schemas.microsoft.com/office/word/2010/wordprocessingShape" xmlns:o="urn:schemas-microsoft-com:office:office" xmlns:v="urn:schemas-microsoft-com:vml" xmlns:w10="urn:schemas-microsoft-com:office:word" xmlns:w="http://schemas.openxmlformats.org/wordprocessingml/2006/main" xmlns:w14="http://schemas.microsoft.com/office/word/2010/wordml" xmlns:w15="http://schemas.microsoft.com/office/word/2012/wordml" xmlns:w16cex="http://schemas.microsoft.com/office/word/2018/wordml/cex" xmlns:w16cid="http://schemas.microsoft.com/office/word/2016/wordml/cid" xmlns:w16="http://schemas.microsoft.com/office/word/2018/wordml" xmlns:w16sdtdh="http://schemas.microsoft.com/office/word/2020/wordml/sdtdatahash" xmlns:w16sdtfl="http://schemas.microsoft.com/office/word/2024/wordml/sdtformatlock" xmlns:w16se="http://schemas.microsoft.com/office/word/2015/wordml/symex" xmlns:w16du="http://schemas.microsoft.com/office/word/2023/wordml/word16du" xmlns:wne="http://schemas.microsoft.com/office/word/2006/wordml" mc:Ignorable="w14 w15 w16se w16cid w16 w16cex w16sdtdh w16sdtfl w16du wp14">
   <w:p>
     <w:pPr>
-      <w:pStyle w:val="Footer"/>
+      <w:pStyle w:val="a4"/>
     </w:pPr>
     <w:r>
       <w:fldChar w:fldCharType="begin"/>
@@ -4667,27 +4778,42 @@
     <w:r>
       <w:t xml:space="preserve"> of </w:t>
     </w:r>
-    <w:r>
-      <w:fldChar w:fldCharType="begin"/>
-    </w:r>
-    <w:r>
-      <w:instrText xml:space="preserve"> NUMPAGES </w:instrText>
-    </w:r>
-    <w:r>
-      <w:fldChar w:fldCharType="separate"/>
-    </w:r>
-    <w:r>
-      <w:t>1</w:t>
-    </w:r>
-    <w:r>
-      <w:fldChar w:fldCharType="end"/>
-    </w:r>
+    <w:fldSimple w:instr=" NUMPAGES ">
+      <w:r>
+        <w:t>1</w:t>
+      </w:r>
+    </w:fldSimple>
   </w:p>
 </w:ftr>
 </file>
 
+<file path=word/footnotes.xml><?xml version="1.0" encoding="utf-8"?>
+<w:footnotes xmlns:wpc="http://schemas.microsoft.com/office/word/2010/wordprocessingCanvas" xmlns:cx="http://schemas.microsoft.com/office/drawing/2014/chartex" xmlns:cx1="http://schemas.microsoft.com/office/drawing/2015/9/8/chartex" xmlns:cx2="http://schemas.microsoft.com/office/drawing/2015/10/21/chartex" xmlns:cx3="http://schemas.microsoft.com/office/drawing/2016/5/9/chartex" xmlns:cx4="http://schemas.microsoft.com/office/drawing/2016/5/10/chartex" xmlns:cx5="http://schemas.microsoft.com/office/drawing/2016/5/11/chartex" xmlns:cx6="http://schemas.microsoft.com/office/drawing/2016/5/12/chartex" xmlns:cx7="http://schemas.microsoft.com/office/drawing/2016/5/13/chartex" xmlns:cx8="http://schemas.microsoft.com/office/drawing/2016/5/14/chartex" xmlns:mc="http://schemas.openxmlformats.org/markup-compatibility/2006" xmlns:m="http://schemas.openxmlformats.org/officeDocument/2006/math" xmlns:aink="http://schemas.microsoft.com/office/drawing/2016/ink" xmlns:am3d="http://schemas.microsoft.com/office/drawing/2017/model3d" xmlns:oel="http://schemas.microsoft.com/office/2019/extlst" xmlns:r="http://schemas.openxmlformats.org/officeDocument/2006/relationships" xmlns:wp14="http://schemas.microsoft.com/office/word/2010/wordprocessingDrawing" xmlns:wp="http://schemas.openxmlformats.org/drawingml/2006/wordprocessingDrawing" xmlns:wpg="http://schemas.microsoft.com/office/word/2010/wordprocessingGroup" xmlns:wpi="http://schemas.microsoft.com/office/word/2010/wordprocessingInk" xmlns:wps="http://schemas.microsoft.com/office/word/2010/wordprocessingShape" xmlns:o="urn:schemas-microsoft-com:office:office" xmlns:v="urn:schemas-microsoft-com:vml" xmlns:w10="urn:schemas-microsoft-com:office:word" xmlns:w="http://schemas.openxmlformats.org/wordprocessingml/2006/main" xmlns:w14="http://schemas.microsoft.com/office/word/2010/wordml" xmlns:w15="http://schemas.microsoft.com/office/word/2012/wordml" xmlns:w16cex="http://schemas.microsoft.com/office/word/2018/wordml/cex" xmlns:w16cid="http://schemas.microsoft.com/office/word/2016/wordml/cid" xmlns:w16="http://schemas.microsoft.com/office/word/2018/wordml" xmlns:w16sdtdh="http://schemas.microsoft.com/office/word/2020/wordml/sdtdatahash" xmlns:w16sdtfl="http://schemas.microsoft.com/office/word/2024/wordml/sdtformatlock" xmlns:w16se="http://schemas.microsoft.com/office/word/2015/wordml/symex" xmlns:w16du="http://schemas.microsoft.com/office/word/2023/wordml/word16du" xmlns:wne="http://schemas.microsoft.com/office/word/2006/wordml" mc:Ignorable="w14 w15 w16se w16cid w16 w16cex w16sdtdh w16sdtfl w16du wp14">
+  <w:footnote w:type="separator" w:id="-1">
+    <w:p>
+      <w:pPr>
+        <w:spacing w:line="240" w:lineRule="auto"/>
+      </w:pPr>
+      <w:r>
+        <w:separator/>
+      </w:r>
+    </w:p>
+  </w:footnote>
+  <w:footnote w:type="continuationSeparator" w:id="0">
+    <w:p>
+      <w:pPr>
+        <w:spacing w:line="240" w:lineRule="auto"/>
+      </w:pPr>
+      <w:r>
+        <w:continuationSeparator/>
+      </w:r>
+    </w:p>
+  </w:footnote>
+</w:footnotes>
+</file>
+
 <file path=word/styles.xml><?xml version="1.0" encoding="utf-8"?>
-<w:styles xmlns:w="http://schemas.openxmlformats.org/wordprocessingml/2006/main">
+<w:styles xmlns:mc="http://schemas.openxmlformats.org/markup-compatibility/2006" xmlns:r="http://schemas.openxmlformats.org/officeDocument/2006/relationships" xmlns:w="http://schemas.openxmlformats.org/wordprocessingml/2006/main" xmlns:w14="http://schemas.microsoft.com/office/word/2010/wordml" xmlns:w15="http://schemas.microsoft.com/office/word/2012/wordml" xmlns:w16cex="http://schemas.microsoft.com/office/word/2018/wordml/cex" xmlns:w16cid="http://schemas.microsoft.com/office/word/2016/wordml/cid" xmlns:w16="http://schemas.microsoft.com/office/word/2018/wordml" xmlns:w16sdtdh="http://schemas.microsoft.com/office/word/2020/wordml/sdtdatahash" xmlns:w16sdtfl="http://schemas.microsoft.com/office/word/2024/wordml/sdtformatlock" xmlns:w16se="http://schemas.microsoft.com/office/word/2015/wordml/symex" xmlns:w16du="http://schemas.microsoft.com/office/word/2023/wordml/word16du" mc:Ignorable="w14 w15 w16se w16cid w16 w16cex w16sdtdh w16sdtfl w16du">
   <w:docDefaults>
     <w:rPrDefault>
       <w:rPr>
@@ -4697,30 +4823,403 @@
         <w:lang w:val="en-US" w:eastAsia="zh-TW" w:bidi="ar-SA"/>
       </w:rPr>
     </w:rPrDefault>
-    <w:pPrDefault>
-      <w:pPr>
-        <w:spacing w:after="0" w:line="240" w:lineRule="auto"/>
-      </w:pPr>
-    </w:pPrDefault>
+    <w:pPrDefault/>
   </w:docDefaults>
-  <w:style w:type="paragraph" w:default="1" w:styleId="Normal">
+  <w:latentStyles w:defLockedState="0" w:defUIPriority="99" w:defSemiHidden="0" w:defUnhideWhenUsed="0" w:defQFormat="0" w:count="376">
+    <w:lsdException w:name="Normal" w:uiPriority="0" w:qFormat="1"/>
+    <w:lsdException w:name="heading 1" w:uiPriority="9" w:qFormat="1"/>
+    <w:lsdException w:name="heading 2" w:semiHidden="1" w:uiPriority="9" w:unhideWhenUsed="1" w:qFormat="1"/>
+    <w:lsdException w:name="heading 3" w:semiHidden="1" w:uiPriority="9" w:unhideWhenUsed="1" w:qFormat="1"/>
+    <w:lsdException w:name="heading 4" w:semiHidden="1" w:uiPriority="9" w:unhideWhenUsed="1" w:qFormat="1"/>
+    <w:lsdException w:name="heading 5" w:semiHidden="1" w:uiPriority="9" w:unhideWhenUsed="1" w:qFormat="1"/>
+    <w:lsdException w:name="heading 6" w:semiHidden="1" w:uiPriority="9" w:unhideWhenUsed="1" w:qFormat="1"/>
+    <w:lsdException w:name="heading 7" w:semiHidden="1" w:uiPriority="9" w:unhideWhenUsed="1" w:qFormat="1"/>
+    <w:lsdException w:name="heading 8" w:semiHidden="1" w:uiPriority="9" w:unhideWhenUsed="1" w:qFormat="1"/>
+    <w:lsdException w:name="heading 9" w:semiHidden="1" w:uiPriority="9" w:unhideWhenUsed="1" w:qFormat="1"/>
+    <w:lsdException w:name="index 1" w:semiHidden="1" w:unhideWhenUsed="1"/>
+    <w:lsdException w:name="index 2" w:semiHidden="1" w:unhideWhenUsed="1"/>
+    <w:lsdException w:name="index 3" w:semiHidden="1" w:unhideWhenUsed="1"/>
+    <w:lsdException w:name="index 4" w:semiHidden="1" w:unhideWhenUsed="1"/>
+    <w:lsdException w:name="index 5" w:semiHidden="1" w:unhideWhenUsed="1"/>
+    <w:lsdException w:name="index 6" w:semiHidden="1" w:unhideWhenUsed="1"/>
+    <w:lsdException w:name="index 7" w:semiHidden="1" w:unhideWhenUsed="1"/>
+    <w:lsdException w:name="index 8" w:semiHidden="1" w:unhideWhenUsed="1"/>
+    <w:lsdException w:name="index 9" w:semiHidden="1" w:unhideWhenUsed="1"/>
+    <w:lsdException w:name="toc 1" w:semiHidden="1" w:uiPriority="39" w:unhideWhenUsed="1"/>
+    <w:lsdException w:name="toc 2" w:semiHidden="1" w:uiPriority="39" w:unhideWhenUsed="1"/>
+    <w:lsdException w:name="toc 3" w:semiHidden="1" w:uiPriority="39" w:unhideWhenUsed="1"/>
+    <w:lsdException w:name="toc 4" w:semiHidden="1" w:uiPriority="39" w:unhideWhenUsed="1"/>
+    <w:lsdException w:name="toc 5" w:semiHidden="1" w:uiPriority="39" w:unhideWhenUsed="1"/>
+    <w:lsdException w:name="toc 6" w:semiHidden="1" w:uiPriority="39" w:unhideWhenUsed="1"/>
+    <w:lsdException w:name="toc 7" w:semiHidden="1" w:uiPriority="39" w:unhideWhenUsed="1"/>
+    <w:lsdException w:name="toc 8" w:semiHidden="1" w:uiPriority="39" w:unhideWhenUsed="1"/>
+    <w:lsdException w:name="toc 9" w:semiHidden="1" w:uiPriority="39" w:unhideWhenUsed="1"/>
+    <w:lsdException w:name="Normal Indent" w:semiHidden="1" w:unhideWhenUsed="1"/>
+    <w:lsdException w:name="footnote text" w:semiHidden="1" w:unhideWhenUsed="1"/>
+    <w:lsdException w:name="annotation text" w:semiHidden="1" w:unhideWhenUsed="1"/>
+    <w:lsdException w:name="header" w:semiHidden="1" w:unhideWhenUsed="1"/>
+    <w:lsdException w:name="footer" w:semiHidden="1" w:unhideWhenUsed="1"/>
+    <w:lsdException w:name="index heading" w:semiHidden="1" w:unhideWhenUsed="1"/>
+    <w:lsdException w:name="caption" w:semiHidden="1" w:uiPriority="35" w:unhideWhenUsed="1" w:qFormat="1"/>
+    <w:lsdException w:name="table of figures" w:semiHidden="1" w:unhideWhenUsed="1"/>
+    <w:lsdException w:name="envelope address" w:semiHidden="1" w:unhideWhenUsed="1"/>
+    <w:lsdException w:name="envelope return" w:semiHidden="1" w:unhideWhenUsed="1"/>
+    <w:lsdException w:name="footnote reference" w:semiHidden="1" w:unhideWhenUsed="1"/>
+    <w:lsdException w:name="annotation reference" w:semiHidden="1" w:unhideWhenUsed="1"/>
+    <w:lsdException w:name="line number" w:semiHidden="1" w:unhideWhenUsed="1"/>
+    <w:lsdException w:name="page number" w:semiHidden="1" w:unhideWhenUsed="1"/>
+    <w:lsdException w:name="endnote reference" w:semiHidden="1" w:unhideWhenUsed="1"/>
+    <w:lsdException w:name="endnote text" w:semiHidden="1" w:unhideWhenUsed="1"/>
+    <w:lsdException w:name="table of authorities" w:semiHidden="1" w:unhideWhenUsed="1"/>
+    <w:lsdException w:name="macro" w:semiHidden="1" w:unhideWhenUsed="1"/>
+    <w:lsdException w:name="toa heading" w:semiHidden="1" w:unhideWhenUsed="1"/>
+    <w:lsdException w:name="List" w:semiHidden="1" w:unhideWhenUsed="1"/>
+    <w:lsdException w:name="List Bullet" w:semiHidden="1" w:unhideWhenUsed="1"/>
+    <w:lsdException w:name="List Number" w:semiHidden="1" w:unhideWhenUsed="1"/>
+    <w:lsdException w:name="List 2" w:semiHidden="1" w:unhideWhenUsed="1"/>
+    <w:lsdException w:name="List 3" w:semiHidden="1" w:unhideWhenUsed="1"/>
+    <w:lsdException w:name="List 4" w:semiHidden="1" w:unhideWhenUsed="1"/>
+    <w:lsdException w:name="List 5" w:semiHidden="1" w:unhideWhenUsed="1"/>
+    <w:lsdException w:name="List Bullet 2" w:semiHidden="1" w:unhideWhenUsed="1"/>
+    <w:lsdException w:name="List Bullet 3" w:semiHidden="1" w:unhideWhenUsed="1"/>
+    <w:lsdException w:name="List Bullet 4" w:semiHidden="1" w:unhideWhenUsed="1"/>
+    <w:lsdException w:name="List Bullet 5" w:semiHidden="1" w:unhideWhenUsed="1"/>
+    <w:lsdException w:name="List Number 2" w:semiHidden="1" w:unhideWhenUsed="1"/>
+    <w:lsdException w:name="List Number 3" w:semiHidden="1" w:unhideWhenUsed="1"/>
+    <w:lsdException w:name="List Number 4" w:semiHidden="1" w:unhideWhenUsed="1"/>
+    <w:lsdException w:name="List Number 5" w:semiHidden="1" w:unhideWhenUsed="1"/>
+    <w:lsdException w:name="Title" w:uiPriority="10" w:qFormat="1"/>
+    <w:lsdException w:name="Closing" w:semiHidden="1" w:unhideWhenUsed="1"/>
+    <w:lsdException w:name="Signature" w:semiHidden="1" w:unhideWhenUsed="1"/>
+    <w:lsdException w:name="Default Paragraph Font" w:semiHidden="1" w:uiPriority="1" w:unhideWhenUsed="1"/>
+    <w:lsdException w:name="Body Text" w:semiHidden="1" w:unhideWhenUsed="1"/>
+    <w:lsdException w:name="Body Text Indent" w:semiHidden="1" w:unhideWhenUsed="1"/>
+    <w:lsdException w:name="List Continue" w:semiHidden="1" w:unhideWhenUsed="1"/>
+    <w:lsdException w:name="List Continue 2" w:semiHidden="1" w:unhideWhenUsed="1"/>
+    <w:lsdException w:name="List Continue 3" w:semiHidden="1" w:unhideWhenUsed="1"/>
+    <w:lsdException w:name="List Continue 4" w:semiHidden="1" w:unhideWhenUsed="1"/>
+    <w:lsdException w:name="List Continue 5" w:semiHidden="1" w:unhideWhenUsed="1"/>
+    <w:lsdException w:name="Message Header" w:semiHidden="1" w:unhideWhenUsed="1"/>
+    <w:lsdException w:name="Subtitle" w:uiPriority="11" w:qFormat="1"/>
+    <w:lsdException w:name="Salutation" w:semiHidden="1" w:unhideWhenUsed="1"/>
+    <w:lsdException w:name="Date" w:semiHidden="1" w:unhideWhenUsed="1"/>
+    <w:lsdException w:name="Body Text First Indent" w:semiHidden="1" w:unhideWhenUsed="1"/>
+    <w:lsdException w:name="Body Text First Indent 2" w:semiHidden="1" w:unhideWhenUsed="1"/>
+    <w:lsdException w:name="Note Heading" w:semiHidden="1" w:unhideWhenUsed="1"/>
+    <w:lsdException w:name="Body Text 2" w:semiHidden="1" w:unhideWhenUsed="1"/>
+    <w:lsdException w:name="Body Text 3" w:semiHidden="1" w:unhideWhenUsed="1"/>
+    <w:lsdException w:name="Body Text Indent 2" w:semiHidden="1" w:unhideWhenUsed="1"/>
+    <w:lsdException w:name="Body Text Indent 3" w:semiHidden="1" w:unhideWhenUsed="1"/>
+    <w:lsdException w:name="Block Text" w:semiHidden="1" w:unhideWhenUsed="1"/>
+    <w:lsdException w:name="Hyperlink" w:semiHidden="1" w:unhideWhenUsed="1"/>
+    <w:lsdException w:name="FollowedHyperlink" w:semiHidden="1" w:unhideWhenUsed="1"/>
+    <w:lsdException w:name="Strong" w:uiPriority="22" w:qFormat="1"/>
+    <w:lsdException w:name="Emphasis" w:uiPriority="20" w:qFormat="1"/>
+    <w:lsdException w:name="Document Map" w:semiHidden="1" w:unhideWhenUsed="1"/>
+    <w:lsdException w:name="Plain Text" w:semiHidden="1" w:unhideWhenUsed="1"/>
+    <w:lsdException w:name="E-mail Signature" w:semiHidden="1" w:unhideWhenUsed="1"/>
+    <w:lsdException w:name="HTML Top of Form" w:semiHidden="1" w:unhideWhenUsed="1"/>
+    <w:lsdException w:name="HTML Bottom of Form" w:semiHidden="1" w:unhideWhenUsed="1"/>
+    <w:lsdException w:name="Normal (Web)" w:semiHidden="1" w:unhideWhenUsed="1"/>
+    <w:lsdException w:name="HTML Acronym" w:semiHidden="1" w:unhideWhenUsed="1"/>
+    <w:lsdException w:name="HTML Address" w:semiHidden="1" w:unhideWhenUsed="1"/>
+    <w:lsdException w:name="HTML Cite" w:semiHidden="1" w:unhideWhenUsed="1"/>
+    <w:lsdException w:name="HTML Code" w:semiHidden="1" w:unhideWhenUsed="1"/>
+    <w:lsdException w:name="HTML Definition" w:semiHidden="1" w:unhideWhenUsed="1"/>
+    <w:lsdException w:name="HTML Keyboard" w:semiHidden="1" w:unhideWhenUsed="1"/>
+    <w:lsdException w:name="HTML Preformatted" w:semiHidden="1" w:unhideWhenUsed="1"/>
+    <w:lsdException w:name="HTML Sample" w:semiHidden="1" w:unhideWhenUsed="1"/>
+    <w:lsdException w:name="HTML Typewriter" w:semiHidden="1" w:unhideWhenUsed="1"/>
+    <w:lsdException w:name="HTML Variable" w:semiHidden="1" w:unhideWhenUsed="1"/>
+    <w:lsdException w:name="Normal Table" w:semiHidden="1" w:unhideWhenUsed="1"/>
+    <w:lsdException w:name="annotation subject" w:semiHidden="1" w:unhideWhenUsed="1"/>
+    <w:lsdException w:name="No List" w:semiHidden="1" w:unhideWhenUsed="1"/>
+    <w:lsdException w:name="Outline List 1" w:semiHidden="1" w:unhideWhenUsed="1"/>
+    <w:lsdException w:name="Outline List 2" w:semiHidden="1" w:unhideWhenUsed="1"/>
+    <w:lsdException w:name="Outline List 3" w:semiHidden="1" w:unhideWhenUsed="1"/>
+    <w:lsdException w:name="Table Simple 1" w:semiHidden="1" w:unhideWhenUsed="1"/>
+    <w:lsdException w:name="Table Simple 2" w:semiHidden="1" w:unhideWhenUsed="1"/>
+    <w:lsdException w:name="Table Simple 3" w:semiHidden="1" w:unhideWhenUsed="1"/>
+    <w:lsdException w:name="Table Classic 1" w:semiHidden="1" w:unhideWhenUsed="1"/>
+    <w:lsdException w:name="Table Classic 2" w:semiHidden="1" w:unhideWhenUsed="1"/>
+    <w:lsdException w:name="Table Classic 3" w:semiHidden="1" w:unhideWhenUsed="1"/>
+    <w:lsdException w:name="Table Classic 4" w:semiHidden="1" w:unhideWhenUsed="1"/>
+    <w:lsdException w:name="Table Colorful 1" w:semiHidden="1" w:unhideWhenUsed="1"/>
+    <w:lsdException w:name="Table Colorful 2" w:semiHidden="1" w:unhideWhenUsed="1"/>
+    <w:lsdException w:name="Table Colorful 3" w:semiHidden="1" w:unhideWhenUsed="1"/>
+    <w:lsdException w:name="Table Columns 1" w:semiHidden="1" w:unhideWhenUsed="1"/>
+    <w:lsdException w:name="Table Columns 2" w:semiHidden="1" w:unhideWhenUsed="1"/>
+    <w:lsdException w:name="Table Columns 3" w:semiHidden="1" w:unhideWhenUsed="1"/>
+    <w:lsdException w:name="Table Columns 4" w:semiHidden="1" w:unhideWhenUsed="1"/>
+    <w:lsdException w:name="Table Columns 5" w:semiHidden="1" w:unhideWhenUsed="1"/>
+    <w:lsdException w:name="Table Grid 1" w:semiHidden="1" w:unhideWhenUsed="1"/>
+    <w:lsdException w:name="Table Grid 2" w:semiHidden="1" w:unhideWhenUsed="1"/>
+    <w:lsdException w:name="Table Grid 3" w:semiHidden="1" w:unhideWhenUsed="1"/>
+    <w:lsdException w:name="Table Grid 4" w:semiHidden="1" w:unhideWhenUsed="1"/>
+    <w:lsdException w:name="Table Grid 5" w:semiHidden="1" w:unhideWhenUsed="1"/>
+    <w:lsdException w:name="Table Grid 6" w:semiHidden="1" w:unhideWhenUsed="1"/>
+    <w:lsdException w:name="Table Grid 7" w:semiHidden="1" w:unhideWhenUsed="1"/>
+    <w:lsdException w:name="Table Grid 8" w:semiHidden="1" w:unhideWhenUsed="1"/>
+    <w:lsdException w:name="Table List 1" w:semiHidden="1" w:unhideWhenUsed="1"/>
+    <w:lsdException w:name="Table List 2" w:semiHidden="1" w:unhideWhenUsed="1"/>
+    <w:lsdException w:name="Table List 3" w:semiHidden="1" w:unhideWhenUsed="1"/>
+    <w:lsdException w:name="Table List 4" w:semiHidden="1" w:unhideWhenUsed="1"/>
+    <w:lsdException w:name="Table List 5" w:semiHidden="1" w:unhideWhenUsed="1"/>
+    <w:lsdException w:name="Table List 6" w:semiHidden="1" w:unhideWhenUsed="1"/>
+    <w:lsdException w:name="Table List 7" w:semiHidden="1" w:unhideWhenUsed="1"/>
+    <w:lsdException w:name="Table List 8" w:semiHidden="1" w:unhideWhenUsed="1"/>
+    <w:lsdException w:name="Table 3D effects 1" w:semiHidden="1" w:unhideWhenUsed="1"/>
+    <w:lsdException w:name="Table 3D effects 2" w:semiHidden="1" w:unhideWhenUsed="1"/>
+    <w:lsdException w:name="Table 3D effects 3" w:semiHidden="1" w:unhideWhenUsed="1"/>
+    <w:lsdException w:name="Table Contemporary" w:semiHidden="1" w:unhideWhenUsed="1"/>
+    <w:lsdException w:name="Table Elegant" w:semiHidden="1" w:unhideWhenUsed="1"/>
+    <w:lsdException w:name="Table Professional" w:semiHidden="1" w:unhideWhenUsed="1"/>
+    <w:lsdException w:name="Table Subtle 1" w:semiHidden="1" w:unhideWhenUsed="1"/>
+    <w:lsdException w:name="Table Subtle 2" w:semiHidden="1" w:unhideWhenUsed="1"/>
+    <w:lsdException w:name="Table Web 1" w:semiHidden="1" w:unhideWhenUsed="1"/>
+    <w:lsdException w:name="Table Web 2" w:semiHidden="1" w:unhideWhenUsed="1"/>
+    <w:lsdException w:name="Table Web 3" w:semiHidden="1" w:unhideWhenUsed="1"/>
+    <w:lsdException w:name="Balloon Text" w:semiHidden="1" w:unhideWhenUsed="1"/>
+    <w:lsdException w:name="Table Grid" w:uiPriority="39"/>
+    <w:lsdException w:name="Table Theme" w:semiHidden="1" w:unhideWhenUsed="1"/>
+    <w:lsdException w:name="Placeholder Text" w:semiHidden="1"/>
+    <w:lsdException w:name="No Spacing" w:uiPriority="1" w:qFormat="1"/>
+    <w:lsdException w:name="Light Shading" w:uiPriority="60"/>
+    <w:lsdException w:name="Light List" w:uiPriority="61"/>
+    <w:lsdException w:name="Light Grid" w:uiPriority="62"/>
+    <w:lsdException w:name="Medium Shading 1" w:uiPriority="63"/>
+    <w:lsdException w:name="Medium Shading 2" w:uiPriority="64"/>
+    <w:lsdException w:name="Medium List 1" w:uiPriority="65"/>
+    <w:lsdException w:name="Medium List 2" w:uiPriority="66"/>
+    <w:lsdException w:name="Medium Grid 1" w:uiPriority="67"/>
+    <w:lsdException w:name="Medium Grid 2" w:uiPriority="68"/>
+    <w:lsdException w:name="Medium Grid 3" w:uiPriority="69"/>
+    <w:lsdException w:name="Dark List" w:uiPriority="70"/>
+    <w:lsdException w:name="Colorful Shading" w:uiPriority="71"/>
+    <w:lsdException w:name="Colorful List" w:uiPriority="72"/>
+    <w:lsdException w:name="Colorful Grid" w:uiPriority="73"/>
+    <w:lsdException w:name="Light Shading Accent 1" w:uiPriority="60"/>
+    <w:lsdException w:name="Light List Accent 1" w:uiPriority="61"/>
+    <w:lsdException w:name="Light Grid Accent 1" w:uiPriority="62"/>
+    <w:lsdException w:name="Medium Shading 1 Accent 1" w:uiPriority="63"/>
+    <w:lsdException w:name="Medium Shading 2 Accent 1" w:uiPriority="64"/>
+    <w:lsdException w:name="Medium List 1 Accent 1" w:uiPriority="65"/>
+    <w:lsdException w:name="Revision" w:semiHidden="1"/>
+    <w:lsdException w:name="List Paragraph" w:uiPriority="34" w:qFormat="1"/>
+    <w:lsdException w:name="Quote" w:uiPriority="29" w:qFormat="1"/>
+    <w:lsdException w:name="Intense Quote" w:uiPriority="30" w:qFormat="1"/>
+    <w:lsdException w:name="Medium List 2 Accent 1" w:uiPriority="66"/>
+    <w:lsdException w:name="Medium Grid 1 Accent 1" w:uiPriority="67"/>
+    <w:lsdException w:name="Medium Grid 2 Accent 1" w:uiPriority="68"/>
+    <w:lsdException w:name="Medium Grid 3 Accent 1" w:uiPriority="69"/>
+    <w:lsdException w:name="Dark List Accent 1" w:uiPriority="70"/>
+    <w:lsdException w:name="Colorful Shading Accent 1" w:uiPriority="71"/>
+    <w:lsdException w:name="Colorful List Accent 1" w:uiPriority="72"/>
+    <w:lsdException w:name="Colorful Grid Accent 1" w:uiPriority="73"/>
+    <w:lsdException w:name="Light Shading Accent 2" w:uiPriority="60"/>
+    <w:lsdException w:name="Light List Accent 2" w:uiPriority="61"/>
+    <w:lsdException w:name="Light Grid Accent 2" w:uiPriority="62"/>
+    <w:lsdException w:name="Medium Shading 1 Accent 2" w:uiPriority="63"/>
+    <w:lsdException w:name="Medium Shading 2 Accent 2" w:uiPriority="64"/>
+    <w:lsdException w:name="Medium List 1 Accent 2" w:uiPriority="65"/>
+    <w:lsdException w:name="Medium List 2 Accent 2" w:uiPriority="66"/>
+    <w:lsdException w:name="Medium Grid 1 Accent 2" w:uiPriority="67"/>
+    <w:lsdException w:name="Medium Grid 2 Accent 2" w:uiPriority="68"/>
+    <w:lsdException w:name="Medium Grid 3 Accent 2" w:uiPriority="69"/>
+    <w:lsdException w:name="Dark List Accent 2" w:uiPriority="70"/>
+    <w:lsdException w:name="Colorful Shading Accent 2" w:uiPriority="71"/>
+    <w:lsdException w:name="Colorful List Accent 2" w:uiPriority="72"/>
+    <w:lsdException w:name="Colorful Grid Accent 2" w:uiPriority="73"/>
+    <w:lsdException w:name="Light Shading Accent 3" w:uiPriority="60"/>
+    <w:lsdException w:name="Light List Accent 3" w:uiPriority="61"/>
+    <w:lsdException w:name="Light Grid Accent 3" w:uiPriority="62"/>
+    <w:lsdException w:name="Medium Shading 1 Accent 3" w:uiPriority="63"/>
+    <w:lsdException w:name="Medium Shading 2 Accent 3" w:uiPriority="64"/>
+    <w:lsdException w:name="Medium List 1 Accent 3" w:uiPriority="65"/>
+    <w:lsdException w:name="Medium List 2 Accent 3" w:uiPriority="66"/>
+    <w:lsdException w:name="Medium Grid 1 Accent 3" w:uiPriority="67"/>
+    <w:lsdException w:name="Medium Grid 2 Accent 3" w:uiPriority="68"/>
+    <w:lsdException w:name="Medium Grid 3 Accent 3" w:uiPriority="69"/>
+    <w:lsdException w:name="Dark List Accent 3" w:uiPriority="70"/>
+    <w:lsdException w:name="Colorful Shading Accent 3" w:uiPriority="71"/>
+    <w:lsdException w:name="Colorful List Accent 3" w:uiPriority="72"/>
+    <w:lsdException w:name="Colorful Grid Accent 3" w:uiPriority="73"/>
+    <w:lsdException w:name="Light Shading Accent 4" w:uiPriority="60"/>
+    <w:lsdException w:name="Light List Accent 4" w:uiPriority="61"/>
+    <w:lsdException w:name="Light Grid Accent 4" w:uiPriority="62"/>
+    <w:lsdException w:name="Medium Shading 1 Accent 4" w:uiPriority="63"/>
+    <w:lsdException w:name="Medium Shading 2 Accent 4" w:uiPriority="64"/>
+    <w:lsdException w:name="Medium List 1 Accent 4" w:uiPriority="65"/>
+    <w:lsdException w:name="Medium List 2 Accent 4" w:uiPriority="66"/>
+    <w:lsdException w:name="Medium Grid 1 Accent 4" w:uiPriority="67"/>
+    <w:lsdException w:name="Medium Grid 2 Accent 4" w:uiPriority="68"/>
+    <w:lsdException w:name="Medium Grid 3 Accent 4" w:uiPriority="69"/>
+    <w:lsdException w:name="Dark List Accent 4" w:uiPriority="70"/>
+    <w:lsdException w:name="Colorful Shading Accent 4" w:uiPriority="71"/>
+    <w:lsdException w:name="Colorful List Accent 4" w:uiPriority="72"/>
+    <w:lsdException w:name="Colorful Grid Accent 4" w:uiPriority="73"/>
+    <w:lsdException w:name="Light Shading Accent 5" w:uiPriority="60"/>
+    <w:lsdException w:name="Light List Accent 5" w:uiPriority="61"/>
+    <w:lsdException w:name="Light Grid Accent 5" w:uiPriority="62"/>
+    <w:lsdException w:name="Medium Shading 1 Accent 5" w:uiPriority="63"/>
+    <w:lsdException w:name="Medium Shading 2 Accent 5" w:uiPriority="64"/>
+    <w:lsdException w:name="Medium List 1 Accent 5" w:uiPriority="65"/>
+    <w:lsdException w:name="Medium List 2 Accent 5" w:uiPriority="66"/>
+    <w:lsdException w:name="Medium Grid 1 Accent 5" w:uiPriority="67"/>
+    <w:lsdException w:name="Medium Grid 2 Accent 5" w:uiPriority="68"/>
+    <w:lsdException w:name="Medium Grid 3 Accent 5" w:uiPriority="69"/>
+    <w:lsdException w:name="Dark List Accent 5" w:uiPriority="70"/>
+    <w:lsdException w:name="Colorful Shading Accent 5" w:uiPriority="71"/>
+    <w:lsdException w:name="Colorful List Accent 5" w:uiPriority="72"/>
+    <w:lsdException w:name="Colorful Grid Accent 5" w:uiPriority="73"/>
+    <w:lsdException w:name="Light Shading Accent 6" w:uiPriority="60"/>
+    <w:lsdException w:name="Light List Accent 6" w:uiPriority="61"/>
+    <w:lsdException w:name="Light Grid Accent 6" w:uiPriority="62"/>
+    <w:lsdException w:name="Medium Shading 1 Accent 6" w:uiPriority="63"/>
+    <w:lsdException w:name="Medium Shading 2 Accent 6" w:uiPriority="64"/>
+    <w:lsdException w:name="Medium List 1 Accent 6" w:uiPriority="65"/>
+    <w:lsdException w:name="Medium List 2 Accent 6" w:uiPriority="66"/>
+    <w:lsdException w:name="Medium Grid 1 Accent 6" w:uiPriority="67"/>
+    <w:lsdException w:name="Medium Grid 2 Accent 6" w:uiPriority="68"/>
+    <w:lsdException w:name="Medium Grid 3 Accent 6" w:uiPriority="69"/>
+    <w:lsdException w:name="Dark List Accent 6" w:uiPriority="70"/>
+    <w:lsdException w:name="Colorful Shading Accent 6" w:uiPriority="71"/>
+    <w:lsdException w:name="Colorful List Accent 6" w:uiPriority="72"/>
+    <w:lsdException w:name="Colorful Grid Accent 6" w:uiPriority="73"/>
+    <w:lsdException w:name="Subtle Emphasis" w:uiPriority="19" w:qFormat="1"/>
+    <w:lsdException w:name="Intense Emphasis" w:uiPriority="21" w:qFormat="1"/>
+    <w:lsdException w:name="Subtle Reference" w:uiPriority="31" w:qFormat="1"/>
+    <w:lsdException w:name="Intense Reference" w:uiPriority="32" w:qFormat="1"/>
+    <w:lsdException w:name="Book Title" w:uiPriority="33" w:qFormat="1"/>
+    <w:lsdException w:name="Bibliography" w:semiHidden="1" w:uiPriority="37" w:unhideWhenUsed="1"/>
+    <w:lsdException w:name="TOC Heading" w:semiHidden="1" w:uiPriority="39" w:unhideWhenUsed="1" w:qFormat="1"/>
+    <w:lsdException w:name="Plain Table 1" w:uiPriority="41"/>
+    <w:lsdException w:name="Plain Table 2" w:uiPriority="42"/>
+    <w:lsdException w:name="Plain Table 3" w:uiPriority="43"/>
+    <w:lsdException w:name="Plain Table 4" w:uiPriority="44"/>
+    <w:lsdException w:name="Plain Table 5" w:uiPriority="45"/>
+    <w:lsdException w:name="Grid Table Light" w:uiPriority="40"/>
+    <w:lsdException w:name="Grid Table 1 Light" w:uiPriority="46"/>
+    <w:lsdException w:name="Grid Table 2" w:uiPriority="47"/>
+    <w:lsdException w:name="Grid Table 3" w:uiPriority="48"/>
+    <w:lsdException w:name="Grid Table 4" w:uiPriority="49"/>
+    <w:lsdException w:name="Grid Table 5 Dark" w:uiPriority="50"/>
+    <w:lsdException w:name="Grid Table 6 Colorful" w:uiPriority="51"/>
+    <w:lsdException w:name="Grid Table 7 Colorful" w:uiPriority="52"/>
+    <w:lsdException w:name="Grid Table 1 Light Accent 1" w:uiPriority="46"/>
+    <w:lsdException w:name="Grid Table 2 Accent 1" w:uiPriority="47"/>
+    <w:lsdException w:name="Grid Table 3 Accent 1" w:uiPriority="48"/>
+    <w:lsdException w:name="Grid Table 4 Accent 1" w:uiPriority="49"/>
+    <w:lsdException w:name="Grid Table 5 Dark Accent 1" w:uiPriority="50"/>
+    <w:lsdException w:name="Grid Table 6 Colorful Accent 1" w:uiPriority="51"/>
+    <w:lsdException w:name="Grid Table 7 Colorful Accent 1" w:uiPriority="52"/>
+    <w:lsdException w:name="Grid Table 1 Light Accent 2" w:uiPriority="46"/>
+    <w:lsdException w:name="Grid Table 2 Accent 2" w:uiPriority="47"/>
+    <w:lsdException w:name="Grid Table 3 Accent 2" w:uiPriority="48"/>
+    <w:lsdException w:name="Grid Table 4 Accent 2" w:uiPriority="49"/>
+    <w:lsdException w:name="Grid Table 5 Dark Accent 2" w:uiPriority="50"/>
+    <w:lsdException w:name="Grid Table 6 Colorful Accent 2" w:uiPriority="51"/>
+    <w:lsdException w:name="Grid Table 7 Colorful Accent 2" w:uiPriority="52"/>
+    <w:lsdException w:name="Grid Table 1 Light Accent 3" w:uiPriority="46"/>
+    <w:lsdException w:name="Grid Table 2 Accent 3" w:uiPriority="47"/>
+    <w:lsdException w:name="Grid Table 3 Accent 3" w:uiPriority="48"/>
+    <w:lsdException w:name="Grid Table 4 Accent 3" w:uiPriority="49"/>
+    <w:lsdException w:name="Grid Table 5 Dark Accent 3" w:uiPriority="50"/>
+    <w:lsdException w:name="Grid Table 6 Colorful Accent 3" w:uiPriority="51"/>
+    <w:lsdException w:name="Grid Table 7 Colorful Accent 3" w:uiPriority="52"/>
+    <w:lsdException w:name="Grid Table 1 Light Accent 4" w:uiPriority="46"/>
+    <w:lsdException w:name="Grid Table 2 Accent 4" w:uiPriority="47"/>
+    <w:lsdException w:name="Grid Table 3 Accent 4" w:uiPriority="48"/>
+    <w:lsdException w:name="Grid Table 4 Accent 4" w:uiPriority="49"/>
+    <w:lsdException w:name="Grid Table 5 Dark Accent 4" w:uiPriority="50"/>
+    <w:lsdException w:name="Grid Table 6 Colorful Accent 4" w:uiPriority="51"/>
+    <w:lsdException w:name="Grid Table 7 Colorful Accent 4" w:uiPriority="52"/>
+    <w:lsdException w:name="Grid Table 1 Light Accent 5" w:uiPriority="46"/>
+    <w:lsdException w:name="Grid Table 2 Accent 5" w:uiPriority="47"/>
+    <w:lsdException w:name="Grid Table 3 Accent 5" w:uiPriority="48"/>
+    <w:lsdException w:name="Grid Table 4 Accent 5" w:uiPriority="49"/>
+    <w:lsdException w:name="Grid Table 5 Dark Accent 5" w:uiPriority="50"/>
+    <w:lsdException w:name="Grid Table 6 Colorful Accent 5" w:uiPriority="51"/>
+    <w:lsdException w:name="Grid Table 7 Colorful Accent 5" w:uiPriority="52"/>
+    <w:lsdException w:name="Grid Table 1 Light Accent 6" w:uiPriority="46"/>
+    <w:lsdException w:name="Grid Table 2 Accent 6" w:uiPriority="47"/>
+    <w:lsdException w:name="Grid Table 3 Accent 6" w:uiPriority="48"/>
+    <w:lsdException w:name="Grid Table 4 Accent 6" w:uiPriority="49"/>
+    <w:lsdException w:name="Grid Table 5 Dark Accent 6" w:uiPriority="50"/>
+    <w:lsdException w:name="Grid Table 6 Colorful Accent 6" w:uiPriority="51"/>
+    <w:lsdException w:name="Grid Table 7 Colorful Accent 6" w:uiPriority="52"/>
+    <w:lsdException w:name="List Table 1 Light" w:uiPriority="46"/>
+    <w:lsdException w:name="List Table 2" w:uiPriority="47"/>
+    <w:lsdException w:name="List Table 3" w:uiPriority="48"/>
+    <w:lsdException w:name="List Table 4" w:uiPriority="49"/>
+    <w:lsdException w:name="List Table 5 Dark" w:uiPriority="50"/>
+    <w:lsdException w:name="List Table 6 Colorful" w:uiPriority="51"/>
+    <w:lsdException w:name="List Table 7 Colorful" w:uiPriority="52"/>
+    <w:lsdException w:name="List Table 1 Light Accent 1" w:uiPriority="46"/>
+    <w:lsdException w:name="List Table 2 Accent 1" w:uiPriority="47"/>
+    <w:lsdException w:name="List Table 3 Accent 1" w:uiPriority="48"/>
+    <w:lsdException w:name="List Table 4 Accent 1" w:uiPriority="49"/>
+    <w:lsdException w:name="List Table 5 Dark Accent 1" w:uiPriority="50"/>
+    <w:lsdException w:name="List Table 6 Colorful Accent 1" w:uiPriority="51"/>
+    <w:lsdException w:name="List Table 7 Colorful Accent 1" w:uiPriority="52"/>
+    <w:lsdException w:name="List Table 1 Light Accent 2" w:uiPriority="46"/>
+    <w:lsdException w:name="List Table 2 Accent 2" w:uiPriority="47"/>
+    <w:lsdException w:name="List Table 3 Accent 2" w:uiPriority="48"/>
+    <w:lsdException w:name="List Table 4 Accent 2" w:uiPriority="49"/>
+    <w:lsdException w:name="List Table 5 Dark Accent 2" w:uiPriority="50"/>
+    <w:lsdException w:name="List Table 6 Colorful Accent 2" w:uiPriority="51"/>
+    <w:lsdException w:name="List Table 7 Colorful Accent 2" w:uiPriority="52"/>
+    <w:lsdException w:name="List Table 1 Light Accent 3" w:uiPriority="46"/>
+    <w:lsdException w:name="List Table 2 Accent 3" w:uiPriority="47"/>
+    <w:lsdException w:name="List Table 3 Accent 3" w:uiPriority="48"/>
+    <w:lsdException w:name="List Table 4 Accent 3" w:uiPriority="49"/>
+    <w:lsdException w:name="List Table 5 Dark Accent 3" w:uiPriority="50"/>
+    <w:lsdException w:name="List Table 6 Colorful Accent 3" w:uiPriority="51"/>
+    <w:lsdException w:name="List Table 7 Colorful Accent 3" w:uiPriority="52"/>
+    <w:lsdException w:name="List Table 1 Light Accent 4" w:uiPriority="46"/>
+    <w:lsdException w:name="List Table 2 Accent 4" w:uiPriority="47"/>
+    <w:lsdException w:name="List Table 3 Accent 4" w:uiPriority="48"/>
+    <w:lsdException w:name="List Table 4 Accent 4" w:uiPriority="49"/>
+    <w:lsdException w:name="List Table 5 Dark Accent 4" w:uiPriority="50"/>
+    <w:lsdException w:name="List Table 6 Colorful Accent 4" w:uiPriority="51"/>
+    <w:lsdException w:name="List Table 7 Colorful Accent 4" w:uiPriority="52"/>
+    <w:lsdException w:name="List Table 1 Light Accent 5" w:uiPriority="46"/>
+    <w:lsdException w:name="List Table 2 Accent 5" w:uiPriority="47"/>
+    <w:lsdException w:name="List Table 3 Accent 5" w:uiPriority="48"/>
+    <w:lsdException w:name="List Table 4 Accent 5" w:uiPriority="49"/>
+    <w:lsdException w:name="List Table 5 Dark Accent 5" w:uiPriority="50"/>
+    <w:lsdException w:name="List Table 6 Colorful Accent 5" w:uiPriority="51"/>
+    <w:lsdException w:name="List Table 7 Colorful Accent 5" w:uiPriority="52"/>
+    <w:lsdException w:name="List Table 1 Light Accent 6" w:uiPriority="46"/>
+    <w:lsdException w:name="List Table 2 Accent 6" w:uiPriority="47"/>
+    <w:lsdException w:name="List Table 3 Accent 6" w:uiPriority="48"/>
+    <w:lsdException w:name="List Table 4 Accent 6" w:uiPriority="49"/>
+    <w:lsdException w:name="List Table 5 Dark Accent 6" w:uiPriority="50"/>
+    <w:lsdException w:name="List Table 6 Colorful Accent 6" w:uiPriority="51"/>
+    <w:lsdException w:name="List Table 7 Colorful Accent 6" w:uiPriority="52"/>
+    <w:lsdException w:name="Mention" w:semiHidden="1" w:unhideWhenUsed="1"/>
+    <w:lsdException w:name="Smart Hyperlink" w:semiHidden="1" w:unhideWhenUsed="1"/>
+    <w:lsdException w:name="Hashtag" w:semiHidden="1" w:unhideWhenUsed="1"/>
+    <w:lsdException w:name="Unresolved Mention" w:semiHidden="1" w:unhideWhenUsed="1"/>
+    <w:lsdException w:name="Smart Link" w:semiHidden="1" w:unhideWhenUsed="1"/>
+  </w:latentStyles>
+  <w:style w:type="paragraph" w:default="1" w:styleId="a">
     <w:name w:val="Normal"/>
     <w:qFormat/>
     <w:pPr>
-      <w:widowControl/>
       <w:topLinePunct/>
       <w:snapToGrid w:val="0"/>
-      <w:spacing w:before="0" w:after="0" w:line="272" w:lineRule="exact"/>
+      <w:spacing w:line="272" w:lineRule="exact"/>
       <w:jc w:val="both"/>
     </w:pPr>
   </w:style>
-  <w:style w:type="character" w:default="1" w:styleId="DefaultParagraphFont">
+  <w:style w:type="character" w:default="1" w:styleId="a0">
     <w:name w:val="Default Paragraph Font"/>
     <w:uiPriority w:val="1"/>
     <w:semiHidden/>
     <w:unhideWhenUsed/>
   </w:style>
-  <w:style w:type="table" w:default="1" w:styleId="TableNormal">
+  <w:style w:type="table" w:default="1" w:styleId="a1">
     <w:name w:val="Normal Table"/>
     <w:uiPriority w:val="99"/>
     <w:semiHidden/>
@@ -4735,28 +5234,28 @@
       </w:tblCellMar>
     </w:tblPr>
   </w:style>
-  <w:style w:type="numbering" w:default="1" w:styleId="NoList">
+  <w:style w:type="numbering" w:default="1" w:styleId="a2">
     <w:name w:val="No List"/>
     <w:uiPriority w:val="99"/>
     <w:semiHidden/>
     <w:unhideWhenUsed/>
   </w:style>
-  <w:style w:type="character" w:styleId="Hyperlink">
+  <w:style w:type="character" w:styleId="a3">
     <w:name w:val="Hyperlink"/>
-    <w:basedOn w:val="DefaultParagraphFont"/>
+    <w:basedOn w:val="a0"/>
     <w:uiPriority w:val="99"/>
     <w:unhideWhenUsed/>
     <w:rPr>
       <w:color w:val="2D3E54"/>
     </w:rPr>
   </w:style>
-  <w:style w:type="paragraph" w:styleId="Footer">
+  <w:style w:type="paragraph" w:styleId="a4">
     <w:name w:val="footer"/>
-    <w:basedOn w:val="Normal"/>
+    <w:basedOn w:val="a"/>
     <w:uiPriority w:val="99"/>
     <w:unhideWhenUsed/>
     <w:pPr>
-      <w:spacing w:before="0" w:after="0" w:line="190" w:lineRule="exact"/>
+      <w:spacing w:line="190" w:lineRule="exact"/>
       <w:jc w:val="center"/>
     </w:pPr>
     <w:rPr>
@@ -4766,24 +5265,22 @@
   </w:style>
   <w:style w:type="paragraph" w:customStyle="1" w:styleId="CVName">
     <w:name w:val="CV Name"/>
-    <w:basedOn w:val="Normal"/>
-    <w:next w:val="CVName"/>
+    <w:basedOn w:val="a"/>
     <w:qFormat/>
     <w:pPr>
-      <w:spacing w:before="0" w:after="0" w:line="280" w:lineRule="exact"/>
+      <w:spacing w:line="280" w:lineRule="exact"/>
       <w:jc w:val="left"/>
     </w:pPr>
   </w:style>
   <w:style w:type="paragraph" w:customStyle="1" w:styleId="CVAddress">
     <w:name w:val="CV Address"/>
-    <w:basedOn w:val="Normal"/>
-    <w:next w:val="CVAddress"/>
+    <w:basedOn w:val="a"/>
     <w:qFormat/>
     <w:pPr>
       <w:tabs>
         <w:tab w:val="right" w:pos="9648"/>
       </w:tabs>
-      <w:spacing w:before="0" w:after="0" w:line="240" w:lineRule="exact"/>
+      <w:spacing w:line="240" w:lineRule="exact"/>
       <w:ind w:left="1656"/>
       <w:jc w:val="left"/>
     </w:pPr>
@@ -4794,23 +5291,21 @@
   </w:style>
   <w:style w:type="paragraph" w:customStyle="1" w:styleId="CVRule">
     <w:name w:val="CV Rule"/>
-    <w:basedOn w:val="Normal"/>
-    <w:next w:val="CVRule"/>
+    <w:basedOn w:val="a"/>
     <w:qFormat/>
     <w:pPr>
       <w:pBdr>
         <w:bottom w:val="single" w:sz="5" w:space="0" w:color="000000"/>
       </w:pBdr>
-      <w:spacing w:before="0" w:after="0" w:line="214" w:lineRule="exact"/>
+      <w:spacing w:line="214" w:lineRule="exact"/>
     </w:pPr>
   </w:style>
-  <w:style w:type="paragraph" w:customStyle="1" w:styleId="CVTopLink">
+  <w:style w:type="paragraph" w:customStyle="1" w:styleId="CVLanguageLink">
     <w:name w:val="CV Language Link"/>
-    <w:basedOn w:val="Normal"/>
-    <w:next w:val="CVTopLink"/>
+    <w:basedOn w:val="a"/>
     <w:qFormat/>
     <w:pPr>
-      <w:spacing w:before="0" w:after="0" w:line="240" w:lineRule="exact"/>
+      <w:spacing w:line="240" w:lineRule="exact"/>
       <w:jc w:val="right"/>
     </w:pPr>
     <w:rPr>
@@ -4818,13 +5313,12 @@
       <w:szCs w:val="20"/>
     </w:rPr>
   </w:style>
-  <w:style w:type="paragraph" w:customStyle="1" w:styleId="CVSection">
+  <w:style w:type="paragraph" w:customStyle="1" w:styleId="CVSectionTitle">
     <w:name w:val="CV Section Title"/>
-    <w:basedOn w:val="Normal"/>
-    <w:next w:val="CVSection"/>
+    <w:basedOn w:val="a"/>
     <w:qFormat/>
     <w:pPr>
-      <w:spacing w:before="266" w:after="0" w:line="240" w:lineRule="exact"/>
+      <w:spacing w:before="266" w:line="240" w:lineRule="exact"/>
       <w:jc w:val="left"/>
     </w:pPr>
     <w:rPr>
@@ -4835,21 +5329,19 @@
   </w:style>
   <w:style w:type="paragraph" w:customStyle="1" w:styleId="CVSubsection">
     <w:name w:val="CV Subsection"/>
-    <w:basedOn w:val="Normal"/>
-    <w:next w:val="CVSubsection"/>
+    <w:basedOn w:val="a"/>
     <w:qFormat/>
     <w:pPr>
-      <w:spacing w:before="80" w:after="0" w:line="272" w:lineRule="exact"/>
+      <w:spacing w:before="80"/>
       <w:jc w:val="left"/>
     </w:pPr>
   </w:style>
   <w:style w:type="paragraph" w:customStyle="1" w:styleId="CVSubsubsection">
     <w:name w:val="CV Subsubsection"/>
-    <w:basedOn w:val="Normal"/>
-    <w:next w:val="CVSubsubsection"/>
+    <w:basedOn w:val="a"/>
     <w:qFormat/>
     <w:pPr>
-      <w:spacing w:before="70" w:after="0" w:line="240" w:lineRule="exact"/>
+      <w:spacing w:before="70" w:line="240" w:lineRule="exact"/>
       <w:jc w:val="left"/>
     </w:pPr>
     <w:rPr>
@@ -4859,95 +5351,84 @@
   </w:style>
   <w:style w:type="paragraph" w:customStyle="1" w:styleId="CVEntry">
     <w:name w:val="CV Entry"/>
-    <w:basedOn w:val="Normal"/>
-    <w:next w:val="CVEntry"/>
+    <w:basedOn w:val="a"/>
     <w:qFormat/>
     <w:pPr>
       <w:tabs>
         <w:tab w:val="right" w:pos="7992"/>
       </w:tabs>
-      <w:spacing w:before="80" w:after="0" w:line="272" w:lineRule="exact"/>
+      <w:spacing w:before="80"/>
     </w:pPr>
   </w:style>
-  <w:style w:type="paragraph" w:customStyle="1" w:styleId="CVEntryCont">
+  <w:style w:type="paragraph" w:customStyle="1" w:styleId="CVEntryContinued">
     <w:name w:val="CV Entry Continued"/>
     <w:basedOn w:val="CVEntry"/>
-    <w:next w:val="CVEntryCont"/>
     <w:qFormat/>
     <w:pPr>
-      <w:spacing w:before="0" w:after="0" w:line="272" w:lineRule="exact"/>
+      <w:spacing w:before="0"/>
     </w:pPr>
   </w:style>
-  <w:style w:type="paragraph" w:customStyle="1" w:styleId="CVEntryYear">
+  <w:style w:type="paragraph" w:customStyle="1" w:styleId="CVEntryYearonOwnLine">
     <w:name w:val="CV Entry Year on Own Line"/>
     <w:basedOn w:val="CVEntry"/>
-    <w:next w:val="CVEntryYear"/>
     <w:qFormat/>
     <w:pPr>
-      <w:spacing w:before="0" w:after="0" w:line="272" w:lineRule="exact"/>
+      <w:spacing w:before="0"/>
       <w:jc w:val="right"/>
     </w:pPr>
   </w:style>
-  <w:style w:type="paragraph" w:customStyle="1" w:styleId="CVItem">
+  <w:style w:type="paragraph" w:customStyle="1" w:styleId="CVNumberedItem">
     <w:name w:val="CV Numbered Item"/>
     <w:basedOn w:val="CVEntry"/>
-    <w:next w:val="CVItem"/>
     <w:qFormat/>
     <w:pPr>
       <w:tabs>
         <w:tab w:val="left" w:pos="438"/>
       </w:tabs>
-      <w:spacing w:before="80" w:after="0" w:line="272" w:lineRule="exact"/>
       <w:ind w:left="438" w:hanging="438"/>
     </w:pPr>
   </w:style>
-  <w:style w:type="paragraph" w:customStyle="1" w:styleId="CVItemCont">
+  <w:style w:type="paragraph" w:customStyle="1" w:styleId="CVNumberedItemContinued">
     <w:name w:val="CV Numbered Item Continued"/>
     <w:basedOn w:val="CVEntry"/>
-    <w:next w:val="CVItemCont"/>
     <w:qFormat/>
     <w:pPr>
-      <w:spacing w:before="0" w:after="0" w:line="272" w:lineRule="exact"/>
+      <w:spacing w:before="0"/>
       <w:ind w:left="438"/>
     </w:pPr>
   </w:style>
   <w:style w:type="paragraph" w:customStyle="1" w:styleId="CVProjectNumber">
     <w:name w:val="CV Project Number"/>
-    <w:basedOn w:val="Normal"/>
-    <w:next w:val="CVProjectNumber"/>
+    <w:basedOn w:val="a"/>
     <w:qFormat/>
     <w:pPr>
-      <w:spacing w:before="100" w:after="0" w:line="272" w:lineRule="exact"/>
+      <w:spacing w:before="100"/>
       <w:jc w:val="left"/>
     </w:pPr>
   </w:style>
   <w:style w:type="paragraph" w:customStyle="1" w:styleId="CVProjectTitle">
     <w:name w:val="CV Project Title"/>
-    <w:basedOn w:val="Normal"/>
-    <w:next w:val="CVProjectTitle"/>
+    <w:basedOn w:val="a"/>
     <w:qFormat/>
     <w:pPr>
-      <w:spacing w:before="100" w:after="0" w:line="272" w:lineRule="exact"/>
-      <w:jc w:val="both"/>
+      <w:spacing w:before="100"/>
     </w:pPr>
   </w:style>
   <w:style w:type="paragraph" w:customStyle="1" w:styleId="CVProjectYear">
     <w:name w:val="CV Project Year"/>
-    <w:basedOn w:val="Normal"/>
-    <w:next w:val="CVProjectYear"/>
+    <w:basedOn w:val="a"/>
     <w:qFormat/>
     <w:pPr>
-      <w:spacing w:before="100" w:after="0" w:line="272" w:lineRule="exact"/>
+      <w:spacing w:before="100"/>
       <w:jc w:val="right"/>
     </w:pPr>
   </w:style>
   <w:style w:type="paragraph" w:customStyle="1" w:styleId="CVSpacer">
     <w:name w:val="CV Spacer"/>
-    <w:basedOn w:val="Normal"/>
-    <w:next w:val="CVSpacer"/>
+    <w:basedOn w:val="a"/>
     <w:qFormat/>
     <w:pPr>
-      <w:spacing w:before="0" w:after="0" w:line="20" w:lineRule="exact"/>
+      <w:spacing w:line="20" w:lineRule="exact"/>
     </w:pPr>
     <w:rPr>
       <w:sz w:val="2"/>
@@ -4955,4 +5436,319 @@
     </w:rPr>
   </w:style>
 </w:styles>
+</file>
+
+<file path=word/theme/theme1.xml><?xml version="1.0" encoding="utf-8"?>
+<a:theme xmlns:a="http://schemas.openxmlformats.org/drawingml/2006/main" name="Office 佈景主題">
+  <a:themeElements>
+    <a:clrScheme name="Office">
+      <a:dk1>
+        <a:sysClr val="windowText" lastClr="000000"/>
+      </a:dk1>
+      <a:lt1>
+        <a:sysClr val="window" lastClr="FFFFFF"/>
+      </a:lt1>
+      <a:dk2>
+        <a:srgbClr val="0E2841"/>
+      </a:dk2>
+      <a:lt2>
+        <a:srgbClr val="E8E8E8"/>
+      </a:lt2>
+      <a:accent1>
+        <a:srgbClr val="156082"/>
+      </a:accent1>
+      <a:accent2>
+        <a:srgbClr val="E97132"/>
+      </a:accent2>
+      <a:accent3>
+        <a:srgbClr val="196B24"/>
+      </a:accent3>
+      <a:accent4>
+        <a:srgbClr val="0F9ED5"/>
+      </a:accent4>
+      <a:accent5>
+        <a:srgbClr val="A02B93"/>
+      </a:accent5>
+      <a:accent6>
+        <a:srgbClr val="4EA72E"/>
+      </a:accent6>
+      <a:hlink>
+        <a:srgbClr val="467886"/>
+      </a:hlink>
+      <a:folHlink>
+        <a:srgbClr val="96607D"/>
+      </a:folHlink>
+    </a:clrScheme>
+    <a:fontScheme name="Office">
+      <a:majorFont>
+        <a:latin typeface="Aptos Display" panose="02110004020202020204"/>
+        <a:ea typeface=""/>
+        <a:cs typeface=""/>
+        <a:font script="Jpan" typeface="游ゴシック Light"/>
+        <a:font script="Hang" typeface="맑은 고딕"/>
+        <a:font script="Hans" typeface="等线 Light"/>
+        <a:font script="Hant" typeface="新細明體"/>
+        <a:font script="Arab" typeface="Times New Roman"/>
+        <a:font script="Hebr" typeface="Times New Roman"/>
+        <a:font script="Thai" typeface="Angsana New"/>
+        <a:font script="Ethi" typeface="Nyala"/>
+        <a:font script="Beng" typeface="Vrinda"/>
+        <a:font script="Gujr" typeface="Shruti"/>
+        <a:font script="Khmr" typeface="MoolBoran"/>
+        <a:font script="Knda" typeface="Tunga"/>
+        <a:font script="Guru" typeface="Raavi"/>
+        <a:font script="Cans" typeface="Euphemia"/>
+        <a:font script="Cher" typeface="Plantagenet Cherokee"/>
+        <a:font script="Yiii" typeface="Microsoft Yi Baiti"/>
+        <a:font script="Tibt" typeface="Microsoft Himalaya"/>
+        <a:font script="Thaa" typeface="MV Boli"/>
+        <a:font script="Deva" typeface="Mangal"/>
+        <a:font script="Telu" typeface="Gautami"/>
+        <a:font script="Taml" typeface="Latha"/>
+        <a:font script="Syrc" typeface="Estrangelo Edessa"/>
+        <a:font script="Orya" typeface="Kalinga"/>
+        <a:font script="Mlym" typeface="Kartika"/>
+        <a:font script="Laoo" typeface="DokChampa"/>
+        <a:font script="Sinh" typeface="Iskoola Pota"/>
+        <a:font script="Mong" typeface="Mongolian Baiti"/>
+        <a:font script="Viet" typeface="Times New Roman"/>
+        <a:font script="Uigh" typeface="Microsoft Uighur"/>
+        <a:font script="Geor" typeface="Sylfaen"/>
+        <a:font script="Armn" typeface="Arial"/>
+        <a:font script="Bugi" typeface="Leelawadee UI"/>
+        <a:font script="Bopo" typeface="Microsoft JhengHei"/>
+        <a:font script="Java" typeface="Javanese Text"/>
+        <a:font script="Lisu" typeface="Segoe UI"/>
+        <a:font script="Mymr" typeface="Myanmar Text"/>
+        <a:font script="Nkoo" typeface="Ebrima"/>
+        <a:font script="Olck" typeface="Nirmala UI"/>
+        <a:font script="Osma" typeface="Ebrima"/>
+        <a:font script="Phag" typeface="Phagspa"/>
+        <a:font script="Syrn" typeface="Estrangelo Edessa"/>
+        <a:font script="Syrj" typeface="Estrangelo Edessa"/>
+        <a:font script="Syre" typeface="Estrangelo Edessa"/>
+        <a:font script="Sora" typeface="Nirmala UI"/>
+        <a:font script="Tale" typeface="Microsoft Tai Le"/>
+        <a:font script="Talu" typeface="Microsoft New Tai Lue"/>
+        <a:font script="Tfng" typeface="Ebrima"/>
+      </a:majorFont>
+      <a:minorFont>
+        <a:latin typeface="Aptos" panose="02110004020202020204"/>
+        <a:ea typeface=""/>
+        <a:cs typeface=""/>
+        <a:font script="Jpan" typeface="游明朝"/>
+        <a:font script="Hang" typeface="맑은 고딕"/>
+        <a:font script="Hans" typeface="等线"/>
+        <a:font script="Hant" typeface="新細明體"/>
+        <a:font script="Arab" typeface="Arial"/>
+        <a:font script="Hebr" typeface="Arial"/>
+        <a:font script="Thai" typeface="Cordia New"/>
+        <a:font script="Ethi" typeface="Nyala"/>
+        <a:font script="Beng" typeface="Vrinda"/>
+        <a:font script="Gujr" typeface="Shruti"/>
+        <a:font script="Khmr" typeface="DaunPenh"/>
+        <a:font script="Knda" typeface="Tunga"/>
+        <a:font script="Guru" typeface="Raavi"/>
+        <a:font script="Cans" typeface="Euphemia"/>
+        <a:font script="Cher" typeface="Plantagenet Cherokee"/>
+        <a:font script="Yiii" typeface="Microsoft Yi Baiti"/>
+        <a:font script="Tibt" typeface="Microsoft Himalaya"/>
+        <a:font script="Thaa" typeface="MV Boli"/>
+        <a:font script="Deva" typeface="Mangal"/>
+        <a:font script="Telu" typeface="Gautami"/>
+        <a:font script="Taml" typeface="Latha"/>
+        <a:font script="Syrc" typeface="Estrangelo Edessa"/>
+        <a:font script="Orya" typeface="Kalinga"/>
+        <a:font script="Mlym" typeface="Kartika"/>
+        <a:font script="Laoo" typeface="DokChampa"/>
+        <a:font script="Sinh" typeface="Iskoola Pota"/>
+        <a:font script="Mong" typeface="Mongolian Baiti"/>
+        <a:font script="Viet" typeface="Arial"/>
+        <a:font script="Uigh" typeface="Microsoft Uighur"/>
+        <a:font script="Geor" typeface="Sylfaen"/>
+        <a:font script="Armn" typeface="Arial"/>
+        <a:font script="Bugi" typeface="Leelawadee UI"/>
+        <a:font script="Bopo" typeface="Microsoft JhengHei"/>
+        <a:font script="Java" typeface="Javanese Text"/>
+        <a:font script="Lisu" typeface="Segoe UI"/>
+        <a:font script="Mymr" typeface="Myanmar Text"/>
+        <a:font script="Nkoo" typeface="Ebrima"/>
+        <a:font script="Olck" typeface="Nirmala UI"/>
+        <a:font script="Osma" typeface="Ebrima"/>
+        <a:font script="Phag" typeface="Phagspa"/>
+        <a:font script="Syrn" typeface="Estrangelo Edessa"/>
+        <a:font script="Syrj" typeface="Estrangelo Edessa"/>
+        <a:font script="Syre" typeface="Estrangelo Edessa"/>
+        <a:font script="Sora" typeface="Nirmala UI"/>
+        <a:font script="Tale" typeface="Microsoft Tai Le"/>
+        <a:font script="Talu" typeface="Microsoft New Tai Lue"/>
+        <a:font script="Tfng" typeface="Ebrima"/>
+      </a:minorFont>
+    </a:fontScheme>
+    <a:fmtScheme name="Office">
+      <a:fillStyleLst>
+        <a:solidFill>
+          <a:schemeClr val="phClr"/>
+        </a:solidFill>
+        <a:gradFill rotWithShape="1">
+          <a:gsLst>
+            <a:gs pos="0">
+              <a:schemeClr val="phClr">
+                <a:lumMod val="110000"/>
+                <a:satMod val="105000"/>
+                <a:tint val="67000"/>
+              </a:schemeClr>
+            </a:gs>
+            <a:gs pos="50000">
+              <a:schemeClr val="phClr">
+                <a:lumMod val="105000"/>
+                <a:satMod val="103000"/>
+                <a:tint val="73000"/>
+              </a:schemeClr>
+            </a:gs>
+            <a:gs pos="100000">
+              <a:schemeClr val="phClr">
+                <a:lumMod val="105000"/>
+                <a:satMod val="109000"/>
+                <a:tint val="81000"/>
+              </a:schemeClr>
+            </a:gs>
+          </a:gsLst>
+          <a:lin ang="5400000" scaled="0"/>
+        </a:gradFill>
+        <a:gradFill rotWithShape="1">
+          <a:gsLst>
+            <a:gs pos="0">
+              <a:schemeClr val="phClr">
+                <a:satMod val="103000"/>
+                <a:lumMod val="102000"/>
+                <a:tint val="94000"/>
+              </a:schemeClr>
+            </a:gs>
+            <a:gs pos="50000">
+              <a:schemeClr val="phClr">
+                <a:satMod val="110000"/>
+                <a:lumMod val="100000"/>
+                <a:shade val="100000"/>
+              </a:schemeClr>
+            </a:gs>
+            <a:gs pos="100000">
+              <a:schemeClr val="phClr">
+                <a:lumMod val="99000"/>
+                <a:satMod val="120000"/>
+                <a:shade val="78000"/>
+              </a:schemeClr>
+            </a:gs>
+          </a:gsLst>
+          <a:lin ang="5400000" scaled="0"/>
+        </a:gradFill>
+      </a:fillStyleLst>
+      <a:lnStyleLst>
+        <a:ln w="12700" cap="flat" cmpd="sng" algn="ctr">
+          <a:solidFill>
+            <a:schemeClr val="phClr"/>
+          </a:solidFill>
+          <a:prstDash val="solid"/>
+          <a:miter lim="800000"/>
+        </a:ln>
+        <a:ln w="19050" cap="flat" cmpd="sng" algn="ctr">
+          <a:solidFill>
+            <a:schemeClr val="phClr"/>
+          </a:solidFill>
+          <a:prstDash val="solid"/>
+          <a:miter lim="800000"/>
+        </a:ln>
+        <a:ln w="25400" cap="flat" cmpd="sng" algn="ctr">
+          <a:solidFill>
+            <a:schemeClr val="phClr"/>
+          </a:solidFill>
+          <a:prstDash val="solid"/>
+          <a:miter lim="800000"/>
+        </a:ln>
+      </a:lnStyleLst>
+      <a:effectStyleLst>
+        <a:effectStyle>
+          <a:effectLst/>
+        </a:effectStyle>
+        <a:effectStyle>
+          <a:effectLst/>
+        </a:effectStyle>
+        <a:effectStyle>
+          <a:effectLst>
+            <a:outerShdw blurRad="57150" dist="19050" dir="5400000" algn="ctr" rotWithShape="0">
+              <a:srgbClr val="000000">
+                <a:alpha val="63000"/>
+              </a:srgbClr>
+            </a:outerShdw>
+          </a:effectLst>
+        </a:effectStyle>
+      </a:effectStyleLst>
+      <a:bgFillStyleLst>
+        <a:solidFill>
+          <a:schemeClr val="phClr"/>
+        </a:solidFill>
+        <a:solidFill>
+          <a:schemeClr val="phClr">
+            <a:tint val="95000"/>
+            <a:satMod val="170000"/>
+          </a:schemeClr>
+        </a:solidFill>
+        <a:gradFill rotWithShape="1">
+          <a:gsLst>
+            <a:gs pos="0">
+              <a:schemeClr val="phClr">
+                <a:tint val="93000"/>
+                <a:satMod val="150000"/>
+                <a:shade val="98000"/>
+                <a:lumMod val="102000"/>
+              </a:schemeClr>
+            </a:gs>
+            <a:gs pos="50000">
+              <a:schemeClr val="phClr">
+                <a:tint val="98000"/>
+                <a:satMod val="130000"/>
+                <a:shade val="90000"/>
+                <a:lumMod val="103000"/>
+              </a:schemeClr>
+            </a:gs>
+            <a:gs pos="100000">
+              <a:schemeClr val="phClr">
+                <a:shade val="63000"/>
+                <a:satMod val="120000"/>
+              </a:schemeClr>
+            </a:gs>
+          </a:gsLst>
+          <a:lin ang="5400000" scaled="0"/>
+        </a:gradFill>
+      </a:bgFillStyleLst>
+    </a:fmtScheme>
+  </a:themeElements>
+  <a:objectDefaults>
+    <a:lnDef>
+      <a:spPr/>
+      <a:bodyPr/>
+      <a:lstStyle/>
+      <a:style>
+        <a:lnRef idx="2">
+          <a:schemeClr val="accent1"/>
+        </a:lnRef>
+        <a:fillRef idx="0">
+          <a:schemeClr val="accent1"/>
+        </a:fillRef>
+        <a:effectRef idx="1">
+          <a:schemeClr val="accent1"/>
+        </a:effectRef>
+        <a:fontRef idx="minor">
+          <a:schemeClr val="tx1"/>
+        </a:fontRef>
+      </a:style>
+    </a:lnDef>
+  </a:objectDefaults>
+  <a:extraClrSchemeLst/>
+  <a:extLst>
+    <a:ext uri="{05A4C25C-085E-4340-85A3-A5531E510DB2}">
+      <thm15:themeFamily xmlns:thm15="http://schemas.microsoft.com/office/thememl/2012/main" name="Office Theme" id="{2E142A2C-CD16-42D6-873A-C26D2A0506FA}" vid="{1BDDFF52-6CD6-40A5-AB3C-68EB2F1E4D0A}"/>
+    </a:ext>
+  </a:extLst>
+</a:theme>
 </file>